--- a/estimate_template.docx
+++ b/estimate_template.docx
@@ -1480,16 +1480,7 @@
                 <w:szCs w:val="16"/>
                 <w:lang w:val="en-US"/>
               </w:rPr>
-              <w:t>requests</w:t>
-            </w:r>
-            <w:r>
-              <w:rPr>
-                <w:rFonts w:ascii="Open Sans" w:eastAsia="Aptos" w:hAnsi="Open Sans" w:cs="Open Sans"/>
-                <w:sz w:val="16"/>
-                <w:szCs w:val="16"/>
-                <w:lang w:val="en-US"/>
-              </w:rPr>
-              <w:t xml:space="preserve"> </w:t>
+              <w:t xml:space="preserve">requests </w:t>
             </w:r>
             <w:r>
               <w:rPr>
@@ -1966,6 +1957,7 @@
                 <w:lang w:val="en-US"/>
               </w:rPr>
             </w:pPr>
+            <w:proofErr w:type="gramStart"/>
             <w:r>
               <w:rPr>
                 <w:rFonts w:ascii="Open Sans" w:eastAsia="Aptos" w:hAnsi="Open Sans" w:cs="Open Sans"/>
@@ -1984,7 +1976,17 @@
                 <w:szCs w:val="16"/>
                 <w:lang w:val="en-US"/>
               </w:rPr>
-              <w:t>:___________________________________</w:t>
+              <w:t>:_</w:t>
+            </w:r>
+            <w:proofErr w:type="gramEnd"/>
+            <w:r>
+              <w:rPr>
+                <w:rFonts w:ascii="Open Sans" w:eastAsia="Aptos" w:hAnsi="Open Sans" w:cs="Open Sans"/>
+                <w:sz w:val="16"/>
+                <w:szCs w:val="16"/>
+                <w:lang w:val="en-US"/>
+              </w:rPr>
+              <w:t>__________________________________</w:t>
             </w:r>
             <w:r>
               <w:rPr>
@@ -1995,7 +1997,31 @@
                 <w:szCs w:val="16"/>
                 <w:lang w:val="en-US"/>
               </w:rPr>
-              <w:t xml:space="preserve"> Name:____________________________________</w:t>
+              <w:t xml:space="preserve"> </w:t>
+            </w:r>
+            <w:proofErr w:type="gramStart"/>
+            <w:r>
+              <w:rPr>
+                <w:rFonts w:ascii="Open Sans" w:eastAsia="Aptos" w:hAnsi="Open Sans" w:cs="Open Sans"/>
+                <w:b/>
+                <w:bCs/>
+                <w:sz w:val="16"/>
+                <w:szCs w:val="16"/>
+                <w:lang w:val="en-US"/>
+              </w:rPr>
+              <w:t>Name:_</w:t>
+            </w:r>
+            <w:proofErr w:type="gramEnd"/>
+            <w:r>
+              <w:rPr>
+                <w:rFonts w:ascii="Open Sans" w:eastAsia="Aptos" w:hAnsi="Open Sans" w:cs="Open Sans"/>
+                <w:b/>
+                <w:bCs/>
+                <w:sz w:val="16"/>
+                <w:szCs w:val="16"/>
+                <w:lang w:val="en-US"/>
+              </w:rPr>
+              <w:t>___________________________________</w:t>
             </w:r>
           </w:p>
           <w:p>
@@ -2126,7 +2152,6 @@
                 <w:szCs w:val="16"/>
                 <w:lang w:val="en-US"/>
               </w:rPr>
-              <w:lastRenderedPageBreak/>
               <w:t>Foodesign Conceptual Events Policies</w:t>
             </w:r>
           </w:p>
@@ -2159,7 +2184,16 @@
                 <w:szCs w:val="16"/>
                 <w:lang w:val="en-US"/>
               </w:rPr>
-              <w:t>The fees and pricing quoted in this proposal are estimates based on the client’s guaranteed minimum guest count and guaranteed time duration. If more guests are served or the caterer’s services are needed for additional time not included in the client’s estimated duration, the caterer reserves the right to charge a fair price for the additional food, drink, labor and services required. If fewer guests attend or less time is needed, the caterer will still be paid according to the guaranteed minimum guest count and time duration.</w:t>
+              <w:t>The fees and pricing quoted in this proposal are estimates based on the client’s guaranteed minimum guest count and guaranteed time duration. If more guests are served or the caterer’s services are needed for additional time not included in the client’s estimated duration, the caterer reserves the right to charge a fair price for the additional food, drink, labor and services required. If fewer guests attend or less time is needed, the caterer will still be paid according to the guaranteed minimum guest cou</w:t>
+            </w:r>
+            <w:r>
+              <w:rPr>
+                <w:rFonts w:ascii="Open Sans" w:eastAsia="Aptos" w:hAnsi="Open Sans" w:cs="Open Sans"/>
+                <w:sz w:val="16"/>
+                <w:szCs w:val="16"/>
+                <w:lang w:val="en-US"/>
+              </w:rPr>
+              <w:t>nt and time duration.</w:t>
             </w:r>
           </w:p>
           <w:p>
@@ -2529,8 +2563,12 @@
       </w:pPr>
     </w:p>
     <w:sectPr>
-      <w:headerReference w:type="default" r:id="rId9"/>
-      <w:footerReference w:type="default" r:id="rId10"/>
+      <w:headerReference w:type="even" r:id="rId9"/>
+      <w:headerReference w:type="default" r:id="rId10"/>
+      <w:footerReference w:type="even" r:id="rId11"/>
+      <w:footerReference w:type="default" r:id="rId12"/>
+      <w:headerReference w:type="first" r:id="rId13"/>
+      <w:footerReference w:type="first" r:id="rId14"/>
       <w:pgSz w:w="12240" w:h="15840"/>
       <w:pgMar w:top="2880" w:right="2261" w:bottom="1123" w:left="2261" w:header="576" w:footer="706" w:gutter="0"/>
       <w:cols w:space="720"/>
@@ -2568,6 +2606,16 @@
 </file>
 
 <file path=word/footer1.xml><?xml version="1.0" encoding="utf-8"?>
+<w:ftr xmlns:wpc="http://schemas.microsoft.com/office/word/2010/wordprocessingCanvas" xmlns:cx="http://schemas.microsoft.com/office/drawing/2014/chartex" xmlns:cx1="http://schemas.microsoft.com/office/drawing/2015/9/8/chartex" xmlns:cx2="http://schemas.microsoft.com/office/drawing/2015/10/21/chartex" xmlns:cx3="http://schemas.microsoft.com/office/drawing/2016/5/9/chartex" xmlns:cx4="http://schemas.microsoft.com/office/drawing/2016/5/10/chartex" xmlns:cx5="http://schemas.microsoft.com/office/drawing/2016/5/11/chartex" xmlns:cx6="http://schemas.microsoft.com/office/drawing/2016/5/12/chartex" xmlns:cx7="http://schemas.microsoft.com/office/drawing/2016/5/13/chartex" xmlns:cx8="http://schemas.microsoft.com/office/drawing/2016/5/14/chartex" xmlns:mc="http://schemas.openxmlformats.org/markup-compatibility/2006" xmlns:aink="http://schemas.microsoft.com/office/drawing/2016/ink" xmlns:am3d="http://schemas.microsoft.com/office/drawing/2017/model3d" xmlns:o="urn:schemas-microsoft-com:office:office" xmlns:oel="http://schemas.microsoft.com/office/2019/extlst" xmlns:r="http://schemas.openxmlformats.org/officeDocument/2006/relationships" xmlns:m="http://schemas.openxmlformats.org/officeDocument/2006/math" xmlns:v="urn:schemas-microsoft-com:vml" xmlns:wp14="http://schemas.microsoft.com/office/word/2010/wordprocessingDrawing" xmlns:wp="http://schemas.openxmlformats.org/drawingml/2006/wordprocessingDrawing" xmlns:w10="urn:schemas-microsoft-com:office:word" xmlns:w="http://schemas.openxmlformats.org/wordprocessingml/2006/main" xmlns:w14="http://schemas.microsoft.com/office/word/2010/wordml" xmlns:w15="http://schemas.microsoft.com/office/word/2012/wordml" xmlns:w16cex="http://schemas.microsoft.com/office/word/2018/wordml/cex" xmlns:w16cid="http://schemas.microsoft.com/office/word/2016/wordml/cid" xmlns:w16="http://schemas.microsoft.com/office/word/2018/wordml" xmlns:w16du="http://schemas.microsoft.com/office/word/2023/wordml/word16du" xmlns:w16sdtdh="http://schemas.microsoft.com/office/word/2020/wordml/sdtdatahash" xmlns:w16sdtfl="http://schemas.microsoft.com/office/word/2024/wordml/sdtformatlock" xmlns:w16se="http://schemas.microsoft.com/office/word/2015/wordml/symex" xmlns:wpg="http://schemas.microsoft.com/office/word/2010/wordprocessingGroup" xmlns:wpi="http://schemas.microsoft.com/office/word/2010/wordprocessingInk" xmlns:wne="http://schemas.microsoft.com/office/word/2006/wordml" xmlns:wps="http://schemas.microsoft.com/office/word/2010/wordprocessingShape" mc:Ignorable="w14 w15 w16se w16cid w16 w16cex w16sdtdh w16sdtfl w16du wp14">
+  <w:p>
+    <w:pPr>
+      <w:pStyle w:val="Piedepgina"/>
+    </w:pPr>
+  </w:p>
+</w:ftr>
+</file>
+
+<file path=word/footer2.xml><?xml version="1.0" encoding="utf-8"?>
 <w:ftr xmlns:wpc="http://schemas.microsoft.com/office/word/2010/wordprocessingCanvas" xmlns:cx="http://schemas.microsoft.com/office/drawing/2014/chartex" xmlns:cx1="http://schemas.microsoft.com/office/drawing/2015/9/8/chartex" xmlns:cx2="http://schemas.microsoft.com/office/drawing/2015/10/21/chartex" xmlns:cx3="http://schemas.microsoft.com/office/drawing/2016/5/9/chartex" xmlns:cx4="http://schemas.microsoft.com/office/drawing/2016/5/10/chartex" xmlns:cx5="http://schemas.microsoft.com/office/drawing/2016/5/11/chartex" xmlns:cx6="http://schemas.microsoft.com/office/drawing/2016/5/12/chartex" xmlns:cx7="http://schemas.microsoft.com/office/drawing/2016/5/13/chartex" xmlns:cx8="http://schemas.microsoft.com/office/drawing/2016/5/14/chartex" xmlns:mc="http://schemas.openxmlformats.org/markup-compatibility/2006" xmlns:aink="http://schemas.microsoft.com/office/drawing/2016/ink" xmlns:am3d="http://schemas.microsoft.com/office/drawing/2017/model3d" xmlns:o="urn:schemas-microsoft-com:office:office" xmlns:oel="http://schemas.microsoft.com/office/2019/extlst" xmlns:r="http://schemas.openxmlformats.org/officeDocument/2006/relationships" xmlns:m="http://schemas.openxmlformats.org/officeDocument/2006/math" xmlns:v="urn:schemas-microsoft-com:vml" xmlns:wp14="http://schemas.microsoft.com/office/word/2010/wordprocessingDrawing" xmlns:wp="http://schemas.openxmlformats.org/drawingml/2006/wordprocessingDrawing" xmlns:w10="urn:schemas-microsoft-com:office:word" xmlns:w="http://schemas.openxmlformats.org/wordprocessingml/2006/main" xmlns:w14="http://schemas.microsoft.com/office/word/2010/wordml" xmlns:w15="http://schemas.microsoft.com/office/word/2012/wordml" xmlns:w16cex="http://schemas.microsoft.com/office/word/2018/wordml/cex" xmlns:w16cid="http://schemas.microsoft.com/office/word/2016/wordml/cid" xmlns:w16="http://schemas.microsoft.com/office/word/2018/wordml" xmlns:w16du="http://schemas.microsoft.com/office/word/2023/wordml/word16du" xmlns:w16sdtdh="http://schemas.microsoft.com/office/word/2020/wordml/sdtdatahash" xmlns:w16sdtfl="http://schemas.microsoft.com/office/word/2024/wordml/sdtformatlock" xmlns:w16se="http://schemas.microsoft.com/office/word/2015/wordml/symex" xmlns:wpg="http://schemas.microsoft.com/office/word/2010/wordprocessingGroup" xmlns:wpi="http://schemas.microsoft.com/office/word/2010/wordprocessingInk" xmlns:wne="http://schemas.microsoft.com/office/word/2006/wordml" xmlns:wps="http://schemas.microsoft.com/office/word/2010/wordprocessingShape" mc:Ignorable="w14 w15 w16se w16cid w16 w16cex w16sdtdh w16sdtfl w16du wp14">
   <w:p>
     <w:pPr>
@@ -2869,6 +2917,16 @@
 </w:ftr>
 </file>
 
+<file path=word/footer3.xml><?xml version="1.0" encoding="utf-8"?>
+<w:ftr xmlns:wpc="http://schemas.microsoft.com/office/word/2010/wordprocessingCanvas" xmlns:cx="http://schemas.microsoft.com/office/drawing/2014/chartex" xmlns:cx1="http://schemas.microsoft.com/office/drawing/2015/9/8/chartex" xmlns:cx2="http://schemas.microsoft.com/office/drawing/2015/10/21/chartex" xmlns:cx3="http://schemas.microsoft.com/office/drawing/2016/5/9/chartex" xmlns:cx4="http://schemas.microsoft.com/office/drawing/2016/5/10/chartex" xmlns:cx5="http://schemas.microsoft.com/office/drawing/2016/5/11/chartex" xmlns:cx6="http://schemas.microsoft.com/office/drawing/2016/5/12/chartex" xmlns:cx7="http://schemas.microsoft.com/office/drawing/2016/5/13/chartex" xmlns:cx8="http://schemas.microsoft.com/office/drawing/2016/5/14/chartex" xmlns:mc="http://schemas.openxmlformats.org/markup-compatibility/2006" xmlns:aink="http://schemas.microsoft.com/office/drawing/2016/ink" xmlns:am3d="http://schemas.microsoft.com/office/drawing/2017/model3d" xmlns:o="urn:schemas-microsoft-com:office:office" xmlns:oel="http://schemas.microsoft.com/office/2019/extlst" xmlns:r="http://schemas.openxmlformats.org/officeDocument/2006/relationships" xmlns:m="http://schemas.openxmlformats.org/officeDocument/2006/math" xmlns:v="urn:schemas-microsoft-com:vml" xmlns:wp14="http://schemas.microsoft.com/office/word/2010/wordprocessingDrawing" xmlns:wp="http://schemas.openxmlformats.org/drawingml/2006/wordprocessingDrawing" xmlns:w10="urn:schemas-microsoft-com:office:word" xmlns:w="http://schemas.openxmlformats.org/wordprocessingml/2006/main" xmlns:w14="http://schemas.microsoft.com/office/word/2010/wordml" xmlns:w15="http://schemas.microsoft.com/office/word/2012/wordml" xmlns:w16cex="http://schemas.microsoft.com/office/word/2018/wordml/cex" xmlns:w16cid="http://schemas.microsoft.com/office/word/2016/wordml/cid" xmlns:w16="http://schemas.microsoft.com/office/word/2018/wordml" xmlns:w16du="http://schemas.microsoft.com/office/word/2023/wordml/word16du" xmlns:w16sdtdh="http://schemas.microsoft.com/office/word/2020/wordml/sdtdatahash" xmlns:w16sdtfl="http://schemas.microsoft.com/office/word/2024/wordml/sdtformatlock" xmlns:w16se="http://schemas.microsoft.com/office/word/2015/wordml/symex" xmlns:wpg="http://schemas.microsoft.com/office/word/2010/wordprocessingGroup" xmlns:wpi="http://schemas.microsoft.com/office/word/2010/wordprocessingInk" xmlns:wne="http://schemas.microsoft.com/office/word/2006/wordml" xmlns:wps="http://schemas.microsoft.com/office/word/2010/wordprocessingShape" mc:Ignorable="w14 w15 w16se w16cid w16 w16cex w16sdtdh w16sdtfl w16du wp14">
+  <w:p>
+    <w:pPr>
+      <w:pStyle w:val="Piedepgina"/>
+    </w:pPr>
+  </w:p>
+</w:ftr>
+</file>
+
 <file path=word/footnotes.xml><?xml version="1.0" encoding="utf-8"?>
 <w:footnotes xmlns:wpc="http://schemas.microsoft.com/office/word/2010/wordprocessingCanvas" xmlns:cx="http://schemas.microsoft.com/office/drawing/2014/chartex" xmlns:cx1="http://schemas.microsoft.com/office/drawing/2015/9/8/chartex" xmlns:cx2="http://schemas.microsoft.com/office/drawing/2015/10/21/chartex" xmlns:cx3="http://schemas.microsoft.com/office/drawing/2016/5/9/chartex" xmlns:cx4="http://schemas.microsoft.com/office/drawing/2016/5/10/chartex" xmlns:cx5="http://schemas.microsoft.com/office/drawing/2016/5/11/chartex" xmlns:cx6="http://schemas.microsoft.com/office/drawing/2016/5/12/chartex" xmlns:cx7="http://schemas.microsoft.com/office/drawing/2016/5/13/chartex" xmlns:cx8="http://schemas.microsoft.com/office/drawing/2016/5/14/chartex" xmlns:mc="http://schemas.openxmlformats.org/markup-compatibility/2006" xmlns:aink="http://schemas.microsoft.com/office/drawing/2016/ink" xmlns:am3d="http://schemas.microsoft.com/office/drawing/2017/model3d" xmlns:o="urn:schemas-microsoft-com:office:office" xmlns:oel="http://schemas.microsoft.com/office/2019/extlst" xmlns:r="http://schemas.openxmlformats.org/officeDocument/2006/relationships" xmlns:m="http://schemas.openxmlformats.org/officeDocument/2006/math" xmlns:v="urn:schemas-microsoft-com:vml" xmlns:wp14="http://schemas.microsoft.com/office/word/2010/wordprocessingDrawing" xmlns:wp="http://schemas.openxmlformats.org/drawingml/2006/wordprocessingDrawing" xmlns:w10="urn:schemas-microsoft-com:office:word" xmlns:w="http://schemas.openxmlformats.org/wordprocessingml/2006/main" xmlns:w14="http://schemas.microsoft.com/office/word/2010/wordml" xmlns:w15="http://schemas.microsoft.com/office/word/2012/wordml" xmlns:w16cex="http://schemas.microsoft.com/office/word/2018/wordml/cex" xmlns:w16cid="http://schemas.microsoft.com/office/word/2016/wordml/cid" xmlns:w16="http://schemas.microsoft.com/office/word/2018/wordml" xmlns:w16du="http://schemas.microsoft.com/office/word/2023/wordml/word16du" xmlns:w16sdtdh="http://schemas.microsoft.com/office/word/2020/wordml/sdtdatahash" xmlns:w16sdtfl="http://schemas.microsoft.com/office/word/2024/wordml/sdtformatlock" xmlns:w16se="http://schemas.microsoft.com/office/word/2015/wordml/symex" xmlns:wpg="http://schemas.microsoft.com/office/word/2010/wordprocessingGroup" xmlns:wpi="http://schemas.microsoft.com/office/word/2010/wordprocessingInk" xmlns:wne="http://schemas.microsoft.com/office/word/2006/wordml" xmlns:wps="http://schemas.microsoft.com/office/word/2010/wordprocessingShape" mc:Ignorable="w14 w15 w16se w16cid w16 w16cex w16sdtdh w16sdtfl w16du wp14">
   <w:footnote w:type="separator" w:id="-1">
@@ -2896,6 +2954,16 @@
 
 <file path=word/header1.xml><?xml version="1.0" encoding="utf-8"?>
 <w:hdr xmlns:wpc="http://schemas.microsoft.com/office/word/2010/wordprocessingCanvas" xmlns:cx="http://schemas.microsoft.com/office/drawing/2014/chartex" xmlns:cx1="http://schemas.microsoft.com/office/drawing/2015/9/8/chartex" xmlns:cx2="http://schemas.microsoft.com/office/drawing/2015/10/21/chartex" xmlns:cx3="http://schemas.microsoft.com/office/drawing/2016/5/9/chartex" xmlns:cx4="http://schemas.microsoft.com/office/drawing/2016/5/10/chartex" xmlns:cx5="http://schemas.microsoft.com/office/drawing/2016/5/11/chartex" xmlns:cx6="http://schemas.microsoft.com/office/drawing/2016/5/12/chartex" xmlns:cx7="http://schemas.microsoft.com/office/drawing/2016/5/13/chartex" xmlns:cx8="http://schemas.microsoft.com/office/drawing/2016/5/14/chartex" xmlns:mc="http://schemas.openxmlformats.org/markup-compatibility/2006" xmlns:aink="http://schemas.microsoft.com/office/drawing/2016/ink" xmlns:am3d="http://schemas.microsoft.com/office/drawing/2017/model3d" xmlns:o="urn:schemas-microsoft-com:office:office" xmlns:oel="http://schemas.microsoft.com/office/2019/extlst" xmlns:r="http://schemas.openxmlformats.org/officeDocument/2006/relationships" xmlns:m="http://schemas.openxmlformats.org/officeDocument/2006/math" xmlns:v="urn:schemas-microsoft-com:vml" xmlns:wp14="http://schemas.microsoft.com/office/word/2010/wordprocessingDrawing" xmlns:wp="http://schemas.openxmlformats.org/drawingml/2006/wordprocessingDrawing" xmlns:w10="urn:schemas-microsoft-com:office:word" xmlns:w="http://schemas.openxmlformats.org/wordprocessingml/2006/main" xmlns:w14="http://schemas.microsoft.com/office/word/2010/wordml" xmlns:w15="http://schemas.microsoft.com/office/word/2012/wordml" xmlns:w16cex="http://schemas.microsoft.com/office/word/2018/wordml/cex" xmlns:w16cid="http://schemas.microsoft.com/office/word/2016/wordml/cid" xmlns:w16="http://schemas.microsoft.com/office/word/2018/wordml" xmlns:w16du="http://schemas.microsoft.com/office/word/2023/wordml/word16du" xmlns:w16sdtdh="http://schemas.microsoft.com/office/word/2020/wordml/sdtdatahash" xmlns:w16sdtfl="http://schemas.microsoft.com/office/word/2024/wordml/sdtformatlock" xmlns:w16se="http://schemas.microsoft.com/office/word/2015/wordml/symex" xmlns:wpg="http://schemas.microsoft.com/office/word/2010/wordprocessingGroup" xmlns:wpi="http://schemas.microsoft.com/office/word/2010/wordprocessingInk" xmlns:wne="http://schemas.microsoft.com/office/word/2006/wordml" xmlns:wps="http://schemas.microsoft.com/office/word/2010/wordprocessingShape" mc:Ignorable="w14 w15 w16se w16cid w16 w16cex w16sdtdh w16sdtfl w16du wp14">
+  <w:p>
+    <w:pPr>
+      <w:pStyle w:val="Encabezado"/>
+    </w:pPr>
+  </w:p>
+</w:hdr>
+</file>
+
+<file path=word/header2.xml><?xml version="1.0" encoding="utf-8"?>
+<w:hdr xmlns:wpc="http://schemas.microsoft.com/office/word/2010/wordprocessingCanvas" xmlns:cx="http://schemas.microsoft.com/office/drawing/2014/chartex" xmlns:cx1="http://schemas.microsoft.com/office/drawing/2015/9/8/chartex" xmlns:cx2="http://schemas.microsoft.com/office/drawing/2015/10/21/chartex" xmlns:cx3="http://schemas.microsoft.com/office/drawing/2016/5/9/chartex" xmlns:cx4="http://schemas.microsoft.com/office/drawing/2016/5/10/chartex" xmlns:cx5="http://schemas.microsoft.com/office/drawing/2016/5/11/chartex" xmlns:cx6="http://schemas.microsoft.com/office/drawing/2016/5/12/chartex" xmlns:cx7="http://schemas.microsoft.com/office/drawing/2016/5/13/chartex" xmlns:cx8="http://schemas.microsoft.com/office/drawing/2016/5/14/chartex" xmlns:mc="http://schemas.openxmlformats.org/markup-compatibility/2006" xmlns:aink="http://schemas.microsoft.com/office/drawing/2016/ink" xmlns:am3d="http://schemas.microsoft.com/office/drawing/2017/model3d" xmlns:o="urn:schemas-microsoft-com:office:office" xmlns:oel="http://schemas.microsoft.com/office/2019/extlst" xmlns:r="http://schemas.openxmlformats.org/officeDocument/2006/relationships" xmlns:m="http://schemas.openxmlformats.org/officeDocument/2006/math" xmlns:v="urn:schemas-microsoft-com:vml" xmlns:wp14="http://schemas.microsoft.com/office/word/2010/wordprocessingDrawing" xmlns:wp="http://schemas.openxmlformats.org/drawingml/2006/wordprocessingDrawing" xmlns:w10="urn:schemas-microsoft-com:office:word" xmlns:w="http://schemas.openxmlformats.org/wordprocessingml/2006/main" xmlns:w14="http://schemas.microsoft.com/office/word/2010/wordml" xmlns:w15="http://schemas.microsoft.com/office/word/2012/wordml" xmlns:w16cex="http://schemas.microsoft.com/office/word/2018/wordml/cex" xmlns:w16cid="http://schemas.microsoft.com/office/word/2016/wordml/cid" xmlns:w16="http://schemas.microsoft.com/office/word/2018/wordml" xmlns:w16du="http://schemas.microsoft.com/office/word/2023/wordml/word16du" xmlns:w16sdtdh="http://schemas.microsoft.com/office/word/2020/wordml/sdtdatahash" xmlns:w16sdtfl="http://schemas.microsoft.com/office/word/2024/wordml/sdtformatlock" xmlns:w16se="http://schemas.microsoft.com/office/word/2015/wordml/symex" xmlns:wpg="http://schemas.microsoft.com/office/word/2010/wordprocessingGroup" xmlns:wpi="http://schemas.microsoft.com/office/word/2010/wordprocessingInk" xmlns:wne="http://schemas.microsoft.com/office/word/2006/wordml" xmlns:wps="http://schemas.microsoft.com/office/word/2010/wordprocessingShape" mc:Ignorable="w14 w15 w16se w16cid w16 w16cex w16sdtdh w16sdtfl w16du wp14">
   <w:sdt>
     <w:sdtPr>
       <w:id w:val="-971666797"/>
@@ -2904,6 +2972,12 @@
         <w:docPartUnique/>
       </w:docPartObj>
     </w:sdtPr>
+    <w:sdtEndPr>
+      <w:rPr>
+        <w:sz w:val="20"/>
+        <w:szCs w:val="20"/>
+      </w:rPr>
+    </w:sdtEndPr>
     <w:sdtContent>
       <w:p>
         <w:pPr>
@@ -2915,14 +2989,16 @@
             <w:b/>
             <w:bCs/>
             <w:color w:val="auto"/>
-            <w:sz w:val="12"/>
-            <w:szCs w:val="12"/>
+            <w:sz w:val="20"/>
+            <w:szCs w:val="20"/>
             <w:lang w:val="en-US"/>
           </w:rPr>
         </w:pPr>
         <w:r>
           <w:rPr>
             <w:noProof/>
+            <w:sz w:val="20"/>
+            <w:szCs w:val="20"/>
           </w:rPr>
           <w:drawing>
             <wp:anchor distT="0" distB="5080" distL="0" distR="0" simplePos="0" relativeHeight="5" behindDoc="1" locked="0" layoutInCell="1" allowOverlap="1" wp14:anchorId="66026393" wp14:editId="2888FC45">
@@ -2971,12 +3047,18 @@
         </w:r>
         <w:r>
           <w:rPr>
+            <w:lang w:val="en-US"/>
+          </w:rPr>
+          <w:t xml:space="preserve">         </w:t>
+        </w:r>
+        <w:r>
+          <w:rPr>
             <w:rFonts w:asciiTheme="minorHAnsi" w:hAnsiTheme="minorHAnsi"/>
             <w:b/>
             <w:bCs/>
             <w:color w:val="auto"/>
-            <w:sz w:val="12"/>
-            <w:szCs w:val="12"/>
+            <w:sz w:val="20"/>
+            <w:szCs w:val="20"/>
             <w:lang w:val="en-US"/>
           </w:rPr>
           <w:t>{{CLIENT_NAME}}</w:t>
@@ -2988,31 +3070,11 @@
           <w:spacing w:before="0" w:after="0" w:line="240" w:lineRule="auto"/>
           <w:ind w:left="-630"/>
           <w:rPr>
+            <w:b/>
+            <w:bCs/>
             <w:color w:val="auto"/>
-            <w:sz w:val="12"/>
-            <w:szCs w:val="12"/>
-            <w:lang w:val="en-US"/>
-          </w:rPr>
-        </w:pPr>
-        <w:r>
-          <w:rPr>
-            <w:color w:val="auto"/>
-            <w:sz w:val="12"/>
-            <w:szCs w:val="12"/>
-            <w:lang w:val="en-US"/>
-          </w:rPr>
-          <w:t>{{CLIENT_ADDRESS}}</w:t>
-        </w:r>
-      </w:p>
-      <w:p>
-        <w:pPr>
-          <w:pStyle w:val="Ttulo1"/>
-          <w:spacing w:before="0" w:after="0" w:line="240" w:lineRule="auto"/>
-          <w:ind w:left="-630"/>
-          <w:rPr>
-            <w:color w:val="auto"/>
-            <w:sz w:val="12"/>
-            <w:szCs w:val="12"/>
+            <w:sz w:val="20"/>
+            <w:szCs w:val="20"/>
             <w:lang w:val="en-US"/>
           </w:rPr>
         </w:pPr>
@@ -3021,8 +3083,93 @@
             <w:b/>
             <w:bCs/>
             <w:color w:val="auto"/>
-            <w:sz w:val="12"/>
-            <w:szCs w:val="12"/>
+            <w:sz w:val="20"/>
+            <w:szCs w:val="20"/>
+            <w:lang w:val="en-US"/>
+          </w:rPr>
+          <w:t xml:space="preserve">                  Event Details</w:t>
+        </w:r>
+        <w:r>
+          <w:rPr>
+            <w:b/>
+            <w:bCs/>
+            <w:color w:val="auto"/>
+            <w:sz w:val="20"/>
+            <w:szCs w:val="20"/>
+            <w:lang w:val="en-US"/>
+          </w:rPr>
+          <w:br/>
+        </w:r>
+        <w:r>
+          <w:rPr>
+            <w:b/>
+            <w:bCs/>
+            <w:color w:val="auto"/>
+            <w:sz w:val="20"/>
+            <w:szCs w:val="20"/>
+            <w:lang w:val="en-US"/>
+          </w:rPr>
+          <w:tab/>
+        </w:r>
+        <w:r>
+          <w:rPr>
+            <w:color w:val="auto"/>
+            <w:sz w:val="20"/>
+            <w:szCs w:val="20"/>
+            <w:lang w:val="en-US"/>
+          </w:rPr>
+          <w:t xml:space="preserve"> {{EVENT_NAME}}</w:t>
+        </w:r>
+        <w:r>
+          <w:rPr>
+            <w:color w:val="auto"/>
+            <w:sz w:val="20"/>
+            <w:szCs w:val="20"/>
+            <w:lang w:val="en-US"/>
+          </w:rPr>
+          <w:br/>
+        </w:r>
+        <w:r>
+          <w:rPr>
+            <w:color w:val="auto"/>
+            <w:sz w:val="20"/>
+            <w:szCs w:val="20"/>
+            <w:lang w:val="en-US"/>
+          </w:rPr>
+          <w:tab/>
+          <w:t xml:space="preserve"> {{EVENT_ADDRESS}}</w:t>
+        </w:r>
+      </w:p>
+      <w:p>
+        <w:pPr>
+          <w:pStyle w:val="Ttulo1"/>
+          <w:spacing w:before="0" w:after="0" w:line="240" w:lineRule="auto"/>
+          <w:ind w:left="-630" w:firstLine="630"/>
+          <w:rPr>
+            <w:color w:val="auto"/>
+            <w:sz w:val="20"/>
+            <w:szCs w:val="20"/>
+            <w:lang w:val="en-US"/>
+          </w:rPr>
+        </w:pPr>
+        <w:r>
+          <w:rPr>
+            <w:b/>
+            <w:bCs/>
+            <w:color w:val="auto"/>
+            <w:sz w:val="20"/>
+            <w:szCs w:val="20"/>
+            <w:lang w:val="en-US"/>
+          </w:rPr>
+          <w:t xml:space="preserve"> </w:t>
+        </w:r>
+        <w:r>
+          <w:rPr>
+            <w:b/>
+            <w:bCs/>
+            <w:color w:val="auto"/>
+            <w:sz w:val="20"/>
+            <w:szCs w:val="20"/>
             <w:lang w:val="en-US"/>
           </w:rPr>
           <w:t xml:space="preserve">Client Representative: </w:t>
@@ -3030,8 +3177,8 @@
         <w:r>
           <w:rPr>
             <w:color w:val="auto"/>
-            <w:sz w:val="12"/>
-            <w:szCs w:val="12"/>
+            <w:sz w:val="20"/>
+            <w:szCs w:val="20"/>
             <w:lang w:val="en-US"/>
           </w:rPr>
           <w:t>{{REPRESENTATIVE_NAME}}</w:t>
@@ -3044,16 +3191,25 @@
           <w:ind w:left="-630"/>
           <w:rPr>
             <w:color w:val="auto"/>
-            <w:sz w:val="12"/>
-            <w:szCs w:val="12"/>
+            <w:sz w:val="20"/>
+            <w:szCs w:val="20"/>
             <w:lang w:val="en-US"/>
           </w:rPr>
         </w:pPr>
         <w:r>
           <w:rPr>
             <w:color w:val="auto"/>
-            <w:sz w:val="12"/>
-            <w:szCs w:val="12"/>
+            <w:sz w:val="20"/>
+            <w:szCs w:val="20"/>
+            <w:lang w:val="en-US"/>
+          </w:rPr>
+          <w:t xml:space="preserve">                  </w:t>
+        </w:r>
+        <w:r>
+          <w:rPr>
+            <w:color w:val="auto"/>
+            <w:sz w:val="20"/>
+            <w:szCs w:val="20"/>
             <w:lang w:val="en-US"/>
           </w:rPr>
           <w:t xml:space="preserve">{{REPRESENTATIVE_EMAIL}} </w:t>
@@ -3066,16 +3222,25 @@
           <w:ind w:left="-630"/>
           <w:rPr>
             <w:color w:val="auto"/>
-            <w:sz w:val="12"/>
-            <w:szCs w:val="12"/>
+            <w:sz w:val="20"/>
+            <w:szCs w:val="20"/>
             <w:lang w:val="en-US"/>
           </w:rPr>
         </w:pPr>
         <w:r>
           <w:rPr>
             <w:color w:val="auto"/>
-            <w:sz w:val="12"/>
-            <w:szCs w:val="12"/>
+            <w:sz w:val="20"/>
+            <w:szCs w:val="20"/>
+            <w:lang w:val="en-US"/>
+          </w:rPr>
+          <w:t xml:space="preserve">                  </w:t>
+        </w:r>
+        <w:r>
+          <w:rPr>
+            <w:color w:val="auto"/>
+            <w:sz w:val="20"/>
+            <w:szCs w:val="20"/>
             <w:lang w:val="en-US"/>
           </w:rPr>
           <w:t>Ph: {{REPRESENTATIVE_PHONE}}</w:t>
@@ -3088,8 +3253,8 @@
           <w:ind w:left="-630"/>
           <w:rPr>
             <w:color w:val="auto"/>
-            <w:sz w:val="12"/>
-            <w:szCs w:val="12"/>
+            <w:sz w:val="20"/>
+            <w:szCs w:val="20"/>
             <w:lang w:val="en-US"/>
           </w:rPr>
         </w:pPr>
@@ -3098,8 +3263,19 @@
             <w:b/>
             <w:bCs/>
             <w:color w:val="auto"/>
-            <w:sz w:val="12"/>
-            <w:szCs w:val="12"/>
+            <w:sz w:val="20"/>
+            <w:szCs w:val="20"/>
+            <w:lang w:val="en-US"/>
+          </w:rPr>
+          <w:t xml:space="preserve">                  </w:t>
+        </w:r>
+        <w:r>
+          <w:rPr>
+            <w:b/>
+            <w:bCs/>
+            <w:color w:val="auto"/>
+            <w:sz w:val="20"/>
+            <w:szCs w:val="20"/>
             <w:lang w:val="en-US"/>
           </w:rPr>
           <w:t>Start:</w:t>
@@ -3107,8 +3283,8 @@
         <w:r>
           <w:rPr>
             <w:color w:val="auto"/>
-            <w:sz w:val="12"/>
-            <w:szCs w:val="12"/>
+            <w:sz w:val="20"/>
+            <w:szCs w:val="20"/>
             <w:lang w:val="en-US"/>
           </w:rPr>
           <w:t xml:space="preserve"> {{EVENT_START}}</w:t>
@@ -3121,8 +3297,8 @@
           <w:ind w:left="-630"/>
           <w:rPr>
             <w:color w:val="auto"/>
-            <w:sz w:val="12"/>
-            <w:szCs w:val="12"/>
+            <w:sz w:val="20"/>
+            <w:szCs w:val="20"/>
             <w:lang w:val="en-US"/>
           </w:rPr>
         </w:pPr>
@@ -3131,8 +3307,19 @@
             <w:b/>
             <w:bCs/>
             <w:color w:val="auto"/>
-            <w:sz w:val="12"/>
-            <w:szCs w:val="12"/>
+            <w:sz w:val="20"/>
+            <w:szCs w:val="20"/>
+            <w:lang w:val="en-US"/>
+          </w:rPr>
+          <w:t xml:space="preserve">                  </w:t>
+        </w:r>
+        <w:r>
+          <w:rPr>
+            <w:b/>
+            <w:bCs/>
+            <w:color w:val="auto"/>
+            <w:sz w:val="20"/>
+            <w:szCs w:val="20"/>
             <w:lang w:val="en-US"/>
           </w:rPr>
           <w:t>End:</w:t>
@@ -3140,8 +3327,8 @@
         <w:r>
           <w:rPr>
             <w:color w:val="auto"/>
-            <w:sz w:val="12"/>
-            <w:szCs w:val="12"/>
+            <w:sz w:val="20"/>
+            <w:szCs w:val="20"/>
             <w:lang w:val="en-US"/>
           </w:rPr>
           <w:t xml:space="preserve"> {{EVENT_END}}</w:t>
@@ -3155,8 +3342,8 @@
           <w:rPr>
             <w:rFonts w:asciiTheme="minorHAnsi" w:hAnsiTheme="minorHAnsi"/>
             <w:color w:val="501549" w:themeColor="accent5" w:themeShade="80"/>
-            <w:sz w:val="18"/>
-            <w:szCs w:val="18"/>
+            <w:sz w:val="20"/>
+            <w:szCs w:val="20"/>
             <w:lang w:val="en-US"/>
           </w:rPr>
         </w:pPr>
@@ -3165,8 +3352,19 @@
             <w:b/>
             <w:bCs/>
             <w:color w:val="auto"/>
-            <w:sz w:val="12"/>
-            <w:szCs w:val="12"/>
+            <w:sz w:val="20"/>
+            <w:szCs w:val="20"/>
+            <w:lang w:val="en-US"/>
+          </w:rPr>
+          <w:t xml:space="preserve">                  </w:t>
+        </w:r>
+        <w:r>
+          <w:rPr>
+            <w:b/>
+            <w:bCs/>
+            <w:color w:val="auto"/>
+            <w:sz w:val="20"/>
+            <w:szCs w:val="20"/>
             <w:lang w:val="en-US"/>
           </w:rPr>
           <w:t>Guests</w:t>
@@ -3174,8 +3372,8 @@
         <w:r>
           <w:rPr>
             <w:color w:val="auto"/>
-            <w:sz w:val="12"/>
-            <w:szCs w:val="12"/>
+            <w:sz w:val="20"/>
+            <w:szCs w:val="20"/>
             <w:lang w:val="en-US"/>
           </w:rPr>
           <w:t>: {{EVENT_GUESTS}}</w:t>
@@ -3189,6 +3387,16 @@
       <w:rPr>
         <w:lang w:val="en-US"/>
       </w:rPr>
+    </w:pPr>
+  </w:p>
+</w:hdr>
+</file>
+
+<file path=word/header3.xml><?xml version="1.0" encoding="utf-8"?>
+<w:hdr xmlns:wpc="http://schemas.microsoft.com/office/word/2010/wordprocessingCanvas" xmlns:cx="http://schemas.microsoft.com/office/drawing/2014/chartex" xmlns:cx1="http://schemas.microsoft.com/office/drawing/2015/9/8/chartex" xmlns:cx2="http://schemas.microsoft.com/office/drawing/2015/10/21/chartex" xmlns:cx3="http://schemas.microsoft.com/office/drawing/2016/5/9/chartex" xmlns:cx4="http://schemas.microsoft.com/office/drawing/2016/5/10/chartex" xmlns:cx5="http://schemas.microsoft.com/office/drawing/2016/5/11/chartex" xmlns:cx6="http://schemas.microsoft.com/office/drawing/2016/5/12/chartex" xmlns:cx7="http://schemas.microsoft.com/office/drawing/2016/5/13/chartex" xmlns:cx8="http://schemas.microsoft.com/office/drawing/2016/5/14/chartex" xmlns:mc="http://schemas.openxmlformats.org/markup-compatibility/2006" xmlns:aink="http://schemas.microsoft.com/office/drawing/2016/ink" xmlns:am3d="http://schemas.microsoft.com/office/drawing/2017/model3d" xmlns:o="urn:schemas-microsoft-com:office:office" xmlns:oel="http://schemas.microsoft.com/office/2019/extlst" xmlns:r="http://schemas.openxmlformats.org/officeDocument/2006/relationships" xmlns:m="http://schemas.openxmlformats.org/officeDocument/2006/math" xmlns:v="urn:schemas-microsoft-com:vml" xmlns:wp14="http://schemas.microsoft.com/office/word/2010/wordprocessingDrawing" xmlns:wp="http://schemas.openxmlformats.org/drawingml/2006/wordprocessingDrawing" xmlns:w10="urn:schemas-microsoft-com:office:word" xmlns:w="http://schemas.openxmlformats.org/wordprocessingml/2006/main" xmlns:w14="http://schemas.microsoft.com/office/word/2010/wordml" xmlns:w15="http://schemas.microsoft.com/office/word/2012/wordml" xmlns:w16cex="http://schemas.microsoft.com/office/word/2018/wordml/cex" xmlns:w16cid="http://schemas.microsoft.com/office/word/2016/wordml/cid" xmlns:w16="http://schemas.microsoft.com/office/word/2018/wordml" xmlns:w16du="http://schemas.microsoft.com/office/word/2023/wordml/word16du" xmlns:w16sdtdh="http://schemas.microsoft.com/office/word/2020/wordml/sdtdatahash" xmlns:w16sdtfl="http://schemas.microsoft.com/office/word/2024/wordml/sdtformatlock" xmlns:w16se="http://schemas.microsoft.com/office/word/2015/wordml/symex" xmlns:wpg="http://schemas.microsoft.com/office/word/2010/wordprocessingGroup" xmlns:wpi="http://schemas.microsoft.com/office/word/2010/wordprocessingInk" xmlns:wne="http://schemas.microsoft.com/office/word/2006/wordml" xmlns:wps="http://schemas.microsoft.com/office/word/2010/wordprocessingShape" mc:Ignorable="w14 w15 w16se w16cid w16 w16cex w16sdtdh w16sdtfl w16du wp14">
+  <w:p>
+    <w:pPr>
+      <w:pStyle w:val="Encabezado"/>
     </w:pPr>
   </w:p>
 </w:hdr>

--- a/estimate_template.docx
+++ b/estimate_template.docx
@@ -737,17 +737,7 @@
                 <w:szCs w:val="18"/>
                 <w:lang w:val="en-US"/>
               </w:rPr>
-              <w:t>T</w:t>
-            </w:r>
-            <w:r>
-              <w:rPr>
-                <w:rFonts w:ascii="Open Sans" w:eastAsia="Aptos" w:hAnsi="Open Sans" w:cs="Open Sans"/>
-                <w:color w:val="323232"/>
-                <w:sz w:val="18"/>
-                <w:szCs w:val="18"/>
-                <w:lang w:val="en-US"/>
-              </w:rPr>
-              <w:t>hank you for the opportunity to provide our services for your events. We look forward to sharing our services with you and your guests. Booking staff, planning and directing an event can be stressful. Therefore, we promise to do everything we can to ease the burden on you.</w:t>
+              <w:t>Thank you for the opportunity to provide our services for your events. We look forward to sharing our services with you and your guests. Booking staff, planning and directing an event can be stressful. Therefore, we promise to do everything we can to ease the burden on you.</w:t>
             </w:r>
           </w:p>
           <w:p>
@@ -1957,7 +1947,6 @@
                 <w:lang w:val="en-US"/>
               </w:rPr>
             </w:pPr>
-            <w:proofErr w:type="gramStart"/>
             <w:r>
               <w:rPr>
                 <w:rFonts w:ascii="Open Sans" w:eastAsia="Aptos" w:hAnsi="Open Sans" w:cs="Open Sans"/>
@@ -1967,26 +1956,7 @@
                 <w:szCs w:val="16"/>
                 <w:lang w:val="en-US"/>
               </w:rPr>
-              <w:t>Signed</w:t>
-            </w:r>
-            <w:r>
-              <w:rPr>
-                <w:rFonts w:ascii="Open Sans" w:eastAsia="Aptos" w:hAnsi="Open Sans" w:cs="Open Sans"/>
-                <w:sz w:val="16"/>
-                <w:szCs w:val="16"/>
-                <w:lang w:val="en-US"/>
-              </w:rPr>
-              <w:t>:_</w:t>
-            </w:r>
-            <w:proofErr w:type="gramEnd"/>
-            <w:r>
-              <w:rPr>
-                <w:rFonts w:ascii="Open Sans" w:eastAsia="Aptos" w:hAnsi="Open Sans" w:cs="Open Sans"/>
-                <w:sz w:val="16"/>
-                <w:szCs w:val="16"/>
-                <w:lang w:val="en-US"/>
-              </w:rPr>
-              <w:t>__________________________________</w:t>
+              <w:t>Sig</w:t>
             </w:r>
             <w:r>
               <w:rPr>
@@ -1997,10 +1967,151 @@
                 <w:szCs w:val="16"/>
                 <w:lang w:val="en-US"/>
               </w:rPr>
+              <w:t>nature _____________________</w:t>
+            </w:r>
+            <w:r>
+              <w:rPr>
+                <w:rFonts w:ascii="Open Sans" w:eastAsia="Aptos" w:hAnsi="Open Sans" w:cs="Open Sans"/>
+                <w:sz w:val="16"/>
+                <w:szCs w:val="16"/>
+                <w:lang w:val="en-US"/>
+              </w:rPr>
+              <w:t>___________________________________</w:t>
+            </w:r>
+            <w:r>
+              <w:rPr>
+                <w:rFonts w:ascii="Open Sans" w:eastAsia="Aptos" w:hAnsi="Open Sans" w:cs="Open Sans"/>
+                <w:b/>
+                <w:bCs/>
+                <w:sz w:val="16"/>
+                <w:szCs w:val="16"/>
+                <w:lang w:val="en-US"/>
+              </w:rPr>
+              <w:t xml:space="preserve"> Name</w:t>
+            </w:r>
+            <w:r>
+              <w:rPr>
+                <w:rFonts w:ascii="Open Sans" w:eastAsia="Aptos" w:hAnsi="Open Sans" w:cs="Open Sans"/>
+                <w:b/>
+                <w:bCs/>
+                <w:sz w:val="16"/>
+                <w:szCs w:val="16"/>
+                <w:lang w:val="en-US"/>
+              </w:rPr>
+              <w:t xml:space="preserve">                _______________________</w:t>
+            </w:r>
+            <w:r>
+              <w:rPr>
+                <w:rFonts w:ascii="Open Sans" w:eastAsia="Aptos" w:hAnsi="Open Sans" w:cs="Open Sans"/>
+                <w:b/>
+                <w:bCs/>
+                <w:sz w:val="16"/>
+                <w:szCs w:val="16"/>
+                <w:lang w:val="en-US"/>
+              </w:rPr>
+              <w:t>____________________________________</w:t>
+            </w:r>
+          </w:p>
+          <w:p>
+            <w:pPr>
+              <w:spacing w:after="0" w:line="240" w:lineRule="auto"/>
+              <w:jc w:val="both"/>
+              <w:rPr>
+                <w:rFonts w:ascii="Open Sans" w:hAnsi="Open Sans" w:cs="Open Sans"/>
+                <w:sz w:val="16"/>
+                <w:szCs w:val="16"/>
+                <w:lang w:val="en-US"/>
+              </w:rPr>
+            </w:pPr>
+            <w:r>
+              <w:rPr>
+                <w:rFonts w:ascii="Open Sans" w:eastAsia="Aptos" w:hAnsi="Open Sans" w:cs="Open Sans"/>
+                <w:b/>
+                <w:bCs/>
+                <w:sz w:val="16"/>
+                <w:szCs w:val="16"/>
+                <w:lang w:val="en-US"/>
+              </w:rPr>
+              <w:t>Dat</w:t>
+            </w:r>
+            <w:r>
+              <w:rPr>
+                <w:rFonts w:ascii="Open Sans" w:eastAsia="Aptos" w:hAnsi="Open Sans" w:cs="Open Sans"/>
+                <w:b/>
+                <w:bCs/>
+                <w:sz w:val="16"/>
+                <w:szCs w:val="16"/>
+                <w:lang w:val="en-US"/>
+              </w:rPr>
+              <w:t>e</w:t>
+            </w:r>
+            <w:r>
+              <w:rPr>
+                <w:rFonts w:ascii="Open Sans" w:eastAsia="Aptos" w:hAnsi="Open Sans" w:cs="Open Sans"/>
+                <w:sz w:val="16"/>
+                <w:szCs w:val="16"/>
+                <w:lang w:val="en-US"/>
+              </w:rPr>
               <w:t xml:space="preserve"> </w:t>
             </w:r>
-            <w:proofErr w:type="gramStart"/>
-            <w:r>
+            <w:r>
+              <w:rPr>
+                <w:rFonts w:ascii="Open Sans" w:eastAsia="Aptos" w:hAnsi="Open Sans" w:cs="Open Sans"/>
+                <w:sz w:val="16"/>
+                <w:szCs w:val="16"/>
+                <w:lang w:val="en-US"/>
+              </w:rPr>
+              <w:t xml:space="preserve">                 _________________</w:t>
+            </w:r>
+            <w:r>
+              <w:rPr>
+                <w:rFonts w:ascii="Open Sans" w:eastAsia="Aptos" w:hAnsi="Open Sans" w:cs="Open Sans"/>
+                <w:sz w:val="16"/>
+                <w:szCs w:val="16"/>
+                <w:lang w:val="en-US"/>
+              </w:rPr>
+              <w:t>_____________________________________</w:t>
+            </w:r>
+          </w:p>
+          <w:p>
+            <w:pPr>
+              <w:spacing w:after="0" w:line="240" w:lineRule="auto"/>
+              <w:jc w:val="both"/>
+              <w:rPr>
+                <w:rFonts w:ascii="Open Sans" w:hAnsi="Open Sans" w:cs="Open Sans"/>
+                <w:sz w:val="16"/>
+                <w:szCs w:val="16"/>
+                <w:lang w:val="en-US"/>
+              </w:rPr>
+            </w:pPr>
+          </w:p>
+          <w:p>
+            <w:pPr>
+              <w:spacing w:after="0" w:line="240" w:lineRule="auto"/>
+              <w:jc w:val="both"/>
+              <w:rPr>
+                <w:rFonts w:ascii="Open Sans" w:hAnsi="Open Sans" w:cs="Open Sans"/>
+                <w:sz w:val="16"/>
+                <w:szCs w:val="16"/>
+                <w:lang w:val="en-US"/>
+              </w:rPr>
+            </w:pPr>
+          </w:p>
+          <w:p>
+            <w:pPr>
+              <w:spacing w:after="0" w:line="240" w:lineRule="auto"/>
+              <w:jc w:val="both"/>
+              <w:rPr>
+                <w:rFonts w:ascii="Open Sans" w:hAnsi="Open Sans" w:cs="Open Sans"/>
+                <w:sz w:val="16"/>
+                <w:szCs w:val="16"/>
+                <w:lang w:val="en-US"/>
+              </w:rPr>
+            </w:pPr>
+          </w:p>
+          <w:p>
+            <w:pPr>
+              <w:spacing w:after="0" w:line="240" w:lineRule="auto"/>
               <w:rPr>
                 <w:rFonts w:ascii="Open Sans" w:eastAsia="Aptos" w:hAnsi="Open Sans" w:cs="Open Sans"/>
                 <w:b/>
@@ -2009,10 +2120,11 @@
                 <w:szCs w:val="16"/>
                 <w:lang w:val="en-US"/>
               </w:rPr>
-              <w:t>Name:_</w:t>
-            </w:r>
-            <w:proofErr w:type="gramEnd"/>
-            <w:r>
+            </w:pPr>
+          </w:p>
+          <w:p>
+            <w:pPr>
+              <w:spacing w:after="0" w:line="240" w:lineRule="auto"/>
               <w:rPr>
                 <w:rFonts w:ascii="Open Sans" w:eastAsia="Aptos" w:hAnsi="Open Sans" w:cs="Open Sans"/>
                 <w:b/>
@@ -2021,8 +2133,42 @@
                 <w:szCs w:val="16"/>
                 <w:lang w:val="en-US"/>
               </w:rPr>
-              <w:t>___________________________________</w:t>
-            </w:r>
+            </w:pPr>
+          </w:p>
+          <w:p>
+            <w:pPr>
+              <w:spacing w:after="0" w:line="240" w:lineRule="auto"/>
+              <w:rPr>
+                <w:rFonts w:ascii="Open Sans" w:hAnsi="Open Sans" w:cs="Open Sans"/>
+                <w:b/>
+                <w:bCs/>
+                <w:sz w:val="16"/>
+                <w:szCs w:val="16"/>
+                <w:lang w:val="en-US"/>
+              </w:rPr>
+            </w:pPr>
+            <w:r>
+              <w:rPr>
+                <w:rFonts w:ascii="Open Sans" w:eastAsia="Aptos" w:hAnsi="Open Sans" w:cs="Open Sans"/>
+                <w:b/>
+                <w:bCs/>
+                <w:sz w:val="16"/>
+                <w:szCs w:val="16"/>
+                <w:lang w:val="en-US"/>
+              </w:rPr>
+              <w:t>Foodesign Conceptual Events Policies</w:t>
+            </w:r>
+          </w:p>
+          <w:p>
+            <w:pPr>
+              <w:spacing w:after="0" w:line="240" w:lineRule="auto"/>
+              <w:rPr>
+                <w:rFonts w:ascii="Open Sans" w:hAnsi="Open Sans" w:cs="Open Sans"/>
+                <w:sz w:val="16"/>
+                <w:szCs w:val="16"/>
+                <w:lang w:val="en-US"/>
+              </w:rPr>
+            </w:pPr>
           </w:p>
           <w:p>
             <w:pPr>
@@ -2038,162 +2184,11 @@
             <w:r>
               <w:rPr>
                 <w:rFonts w:ascii="Open Sans" w:eastAsia="Aptos" w:hAnsi="Open Sans" w:cs="Open Sans"/>
-                <w:b/>
-                <w:bCs/>
-                <w:sz w:val="16"/>
-                <w:szCs w:val="16"/>
-                <w:lang w:val="en-US"/>
-              </w:rPr>
-              <w:t>Data:</w:t>
-            </w:r>
-            <w:r>
-              <w:rPr>
-                <w:rFonts w:ascii="Open Sans" w:eastAsia="Aptos" w:hAnsi="Open Sans" w:cs="Open Sans"/>
-                <w:sz w:val="16"/>
-                <w:szCs w:val="16"/>
-                <w:lang w:val="en-US"/>
-              </w:rPr>
-              <w:t xml:space="preserve"> _____________________________________</w:t>
-            </w:r>
-          </w:p>
-          <w:p>
-            <w:pPr>
-              <w:spacing w:after="0" w:line="240" w:lineRule="auto"/>
-              <w:jc w:val="both"/>
-              <w:rPr>
-                <w:rFonts w:ascii="Open Sans" w:hAnsi="Open Sans" w:cs="Open Sans"/>
-                <w:sz w:val="16"/>
-                <w:szCs w:val="16"/>
-                <w:lang w:val="en-US"/>
-              </w:rPr>
-            </w:pPr>
-          </w:p>
-          <w:p>
-            <w:pPr>
-              <w:spacing w:after="0" w:line="240" w:lineRule="auto"/>
-              <w:jc w:val="both"/>
-              <w:rPr>
-                <w:rFonts w:ascii="Open Sans" w:hAnsi="Open Sans" w:cs="Open Sans"/>
-                <w:sz w:val="16"/>
-                <w:szCs w:val="16"/>
-                <w:lang w:val="en-US"/>
-              </w:rPr>
-            </w:pPr>
-          </w:p>
-          <w:p>
-            <w:pPr>
-              <w:spacing w:after="0" w:line="240" w:lineRule="auto"/>
-              <w:jc w:val="both"/>
-              <w:rPr>
-                <w:rFonts w:ascii="Open Sans" w:hAnsi="Open Sans" w:cs="Open Sans"/>
-                <w:sz w:val="16"/>
-                <w:szCs w:val="16"/>
-                <w:lang w:val="en-US"/>
-              </w:rPr>
-            </w:pPr>
-          </w:p>
-          <w:p>
-            <w:pPr>
-              <w:spacing w:after="0" w:line="240" w:lineRule="auto"/>
-              <w:rPr>
-                <w:rFonts w:ascii="Open Sans" w:eastAsia="Aptos" w:hAnsi="Open Sans" w:cs="Open Sans"/>
-                <w:b/>
-                <w:bCs/>
-                <w:sz w:val="16"/>
-                <w:szCs w:val="16"/>
-                <w:lang w:val="en-US"/>
-              </w:rPr>
-            </w:pPr>
-          </w:p>
-          <w:p>
-            <w:pPr>
-              <w:spacing w:after="0" w:line="240" w:lineRule="auto"/>
-              <w:rPr>
-                <w:rFonts w:ascii="Open Sans" w:eastAsia="Aptos" w:hAnsi="Open Sans" w:cs="Open Sans"/>
-                <w:b/>
-                <w:bCs/>
-                <w:sz w:val="16"/>
-                <w:szCs w:val="16"/>
-                <w:lang w:val="en-US"/>
-              </w:rPr>
-            </w:pPr>
-          </w:p>
-          <w:p>
-            <w:pPr>
-              <w:spacing w:after="0" w:line="240" w:lineRule="auto"/>
-              <w:rPr>
-                <w:rFonts w:ascii="Open Sans" w:eastAsia="Aptos" w:hAnsi="Open Sans" w:cs="Open Sans"/>
-                <w:b/>
-                <w:bCs/>
-                <w:sz w:val="16"/>
-                <w:szCs w:val="16"/>
-                <w:lang w:val="en-US"/>
-              </w:rPr>
-            </w:pPr>
-          </w:p>
-          <w:p>
-            <w:pPr>
-              <w:spacing w:after="0" w:line="240" w:lineRule="auto"/>
-              <w:rPr>
-                <w:rFonts w:ascii="Open Sans" w:hAnsi="Open Sans" w:cs="Open Sans"/>
-                <w:b/>
-                <w:bCs/>
-                <w:sz w:val="16"/>
-                <w:szCs w:val="16"/>
-                <w:lang w:val="en-US"/>
-              </w:rPr>
-            </w:pPr>
-            <w:r>
-              <w:rPr>
-                <w:rFonts w:ascii="Open Sans" w:eastAsia="Aptos" w:hAnsi="Open Sans" w:cs="Open Sans"/>
-                <w:b/>
-                <w:bCs/>
-                <w:sz w:val="16"/>
-                <w:szCs w:val="16"/>
-                <w:lang w:val="en-US"/>
-              </w:rPr>
-              <w:t>Foodesign Conceptual Events Policies</w:t>
-            </w:r>
-          </w:p>
-          <w:p>
-            <w:pPr>
-              <w:spacing w:after="0" w:line="240" w:lineRule="auto"/>
-              <w:rPr>
-                <w:rFonts w:ascii="Open Sans" w:hAnsi="Open Sans" w:cs="Open Sans"/>
-                <w:sz w:val="16"/>
-                <w:szCs w:val="16"/>
-                <w:lang w:val="en-US"/>
-              </w:rPr>
-            </w:pPr>
-          </w:p>
-          <w:p>
-            <w:pPr>
-              <w:spacing w:after="0" w:line="240" w:lineRule="auto"/>
-              <w:jc w:val="both"/>
-              <w:rPr>
-                <w:rFonts w:ascii="Open Sans" w:hAnsi="Open Sans" w:cs="Open Sans"/>
-                <w:sz w:val="16"/>
-                <w:szCs w:val="16"/>
-                <w:lang w:val="en-US"/>
-              </w:rPr>
-            </w:pPr>
-            <w:r>
-              <w:rPr>
-                <w:rFonts w:ascii="Open Sans" w:eastAsia="Aptos" w:hAnsi="Open Sans" w:cs="Open Sans"/>
-                <w:sz w:val="16"/>
-                <w:szCs w:val="16"/>
-                <w:lang w:val="en-US"/>
-              </w:rPr>
-              <w:t>The fees and pricing quoted in this proposal are estimates based on the client’s guaranteed minimum guest count and guaranteed time duration. If more guests are served or the caterer’s services are needed for additional time not included in the client’s estimated duration, the caterer reserves the right to charge a fair price for the additional food, drink, labor and services required. If fewer guests attend or less time is needed, the caterer will still be paid according to the guaranteed minimum guest cou</w:t>
-            </w:r>
-            <w:r>
-              <w:rPr>
-                <w:rFonts w:ascii="Open Sans" w:eastAsia="Aptos" w:hAnsi="Open Sans" w:cs="Open Sans"/>
-                <w:sz w:val="16"/>
-                <w:szCs w:val="16"/>
-                <w:lang w:val="en-US"/>
-              </w:rPr>
-              <w:t>nt and time duration.</w:t>
+                <w:sz w:val="16"/>
+                <w:szCs w:val="16"/>
+                <w:lang w:val="en-US"/>
+              </w:rPr>
+              <w:t>The fees and pricing quoted in this proposal are estimates based on the client’s guaranteed minimum guest count and guaranteed time duration. If more guests are served or the caterer’s services are needed for additional time not included in the client’s estimated duration, the caterer reserves the right to charge a fair price for the additional food, drink, labor and services required. If fewer guests attend or less time is needed, the caterer will still be paid according to the guaranteed minimum guest count and time duration.</w:t>
             </w:r>
           </w:p>
           <w:p>
@@ -2563,12 +2558,8 @@
       </w:pPr>
     </w:p>
     <w:sectPr>
-      <w:headerReference w:type="even" r:id="rId9"/>
-      <w:headerReference w:type="default" r:id="rId10"/>
-      <w:footerReference w:type="even" r:id="rId11"/>
-      <w:footerReference w:type="default" r:id="rId12"/>
-      <w:headerReference w:type="first" r:id="rId13"/>
-      <w:footerReference w:type="first" r:id="rId14"/>
+      <w:headerReference w:type="default" r:id="rId9"/>
+      <w:footerReference w:type="default" r:id="rId10"/>
       <w:pgSz w:w="12240" w:h="15840"/>
       <w:pgMar w:top="2880" w:right="2261" w:bottom="1123" w:left="2261" w:header="576" w:footer="706" w:gutter="0"/>
       <w:cols w:space="720"/>
@@ -2606,16 +2597,6 @@
 </file>
 
 <file path=word/footer1.xml><?xml version="1.0" encoding="utf-8"?>
-<w:ftr xmlns:wpc="http://schemas.microsoft.com/office/word/2010/wordprocessingCanvas" xmlns:cx="http://schemas.microsoft.com/office/drawing/2014/chartex" xmlns:cx1="http://schemas.microsoft.com/office/drawing/2015/9/8/chartex" xmlns:cx2="http://schemas.microsoft.com/office/drawing/2015/10/21/chartex" xmlns:cx3="http://schemas.microsoft.com/office/drawing/2016/5/9/chartex" xmlns:cx4="http://schemas.microsoft.com/office/drawing/2016/5/10/chartex" xmlns:cx5="http://schemas.microsoft.com/office/drawing/2016/5/11/chartex" xmlns:cx6="http://schemas.microsoft.com/office/drawing/2016/5/12/chartex" xmlns:cx7="http://schemas.microsoft.com/office/drawing/2016/5/13/chartex" xmlns:cx8="http://schemas.microsoft.com/office/drawing/2016/5/14/chartex" xmlns:mc="http://schemas.openxmlformats.org/markup-compatibility/2006" xmlns:aink="http://schemas.microsoft.com/office/drawing/2016/ink" xmlns:am3d="http://schemas.microsoft.com/office/drawing/2017/model3d" xmlns:o="urn:schemas-microsoft-com:office:office" xmlns:oel="http://schemas.microsoft.com/office/2019/extlst" xmlns:r="http://schemas.openxmlformats.org/officeDocument/2006/relationships" xmlns:m="http://schemas.openxmlformats.org/officeDocument/2006/math" xmlns:v="urn:schemas-microsoft-com:vml" xmlns:wp14="http://schemas.microsoft.com/office/word/2010/wordprocessingDrawing" xmlns:wp="http://schemas.openxmlformats.org/drawingml/2006/wordprocessingDrawing" xmlns:w10="urn:schemas-microsoft-com:office:word" xmlns:w="http://schemas.openxmlformats.org/wordprocessingml/2006/main" xmlns:w14="http://schemas.microsoft.com/office/word/2010/wordml" xmlns:w15="http://schemas.microsoft.com/office/word/2012/wordml" xmlns:w16cex="http://schemas.microsoft.com/office/word/2018/wordml/cex" xmlns:w16cid="http://schemas.microsoft.com/office/word/2016/wordml/cid" xmlns:w16="http://schemas.microsoft.com/office/word/2018/wordml" xmlns:w16du="http://schemas.microsoft.com/office/word/2023/wordml/word16du" xmlns:w16sdtdh="http://schemas.microsoft.com/office/word/2020/wordml/sdtdatahash" xmlns:w16sdtfl="http://schemas.microsoft.com/office/word/2024/wordml/sdtformatlock" xmlns:w16se="http://schemas.microsoft.com/office/word/2015/wordml/symex" xmlns:wpg="http://schemas.microsoft.com/office/word/2010/wordprocessingGroup" xmlns:wpi="http://schemas.microsoft.com/office/word/2010/wordprocessingInk" xmlns:wne="http://schemas.microsoft.com/office/word/2006/wordml" xmlns:wps="http://schemas.microsoft.com/office/word/2010/wordprocessingShape" mc:Ignorable="w14 w15 w16se w16cid w16 w16cex w16sdtdh w16sdtfl w16du wp14">
-  <w:p>
-    <w:pPr>
-      <w:pStyle w:val="Piedepgina"/>
-    </w:pPr>
-  </w:p>
-</w:ftr>
-</file>
-
-<file path=word/footer2.xml><?xml version="1.0" encoding="utf-8"?>
 <w:ftr xmlns:wpc="http://schemas.microsoft.com/office/word/2010/wordprocessingCanvas" xmlns:cx="http://schemas.microsoft.com/office/drawing/2014/chartex" xmlns:cx1="http://schemas.microsoft.com/office/drawing/2015/9/8/chartex" xmlns:cx2="http://schemas.microsoft.com/office/drawing/2015/10/21/chartex" xmlns:cx3="http://schemas.microsoft.com/office/drawing/2016/5/9/chartex" xmlns:cx4="http://schemas.microsoft.com/office/drawing/2016/5/10/chartex" xmlns:cx5="http://schemas.microsoft.com/office/drawing/2016/5/11/chartex" xmlns:cx6="http://schemas.microsoft.com/office/drawing/2016/5/12/chartex" xmlns:cx7="http://schemas.microsoft.com/office/drawing/2016/5/13/chartex" xmlns:cx8="http://schemas.microsoft.com/office/drawing/2016/5/14/chartex" xmlns:mc="http://schemas.openxmlformats.org/markup-compatibility/2006" xmlns:aink="http://schemas.microsoft.com/office/drawing/2016/ink" xmlns:am3d="http://schemas.microsoft.com/office/drawing/2017/model3d" xmlns:o="urn:schemas-microsoft-com:office:office" xmlns:oel="http://schemas.microsoft.com/office/2019/extlst" xmlns:r="http://schemas.openxmlformats.org/officeDocument/2006/relationships" xmlns:m="http://schemas.openxmlformats.org/officeDocument/2006/math" xmlns:v="urn:schemas-microsoft-com:vml" xmlns:wp14="http://schemas.microsoft.com/office/word/2010/wordprocessingDrawing" xmlns:wp="http://schemas.openxmlformats.org/drawingml/2006/wordprocessingDrawing" xmlns:w10="urn:schemas-microsoft-com:office:word" xmlns:w="http://schemas.openxmlformats.org/wordprocessingml/2006/main" xmlns:w14="http://schemas.microsoft.com/office/word/2010/wordml" xmlns:w15="http://schemas.microsoft.com/office/word/2012/wordml" xmlns:w16cex="http://schemas.microsoft.com/office/word/2018/wordml/cex" xmlns:w16cid="http://schemas.microsoft.com/office/word/2016/wordml/cid" xmlns:w16="http://schemas.microsoft.com/office/word/2018/wordml" xmlns:w16du="http://schemas.microsoft.com/office/word/2023/wordml/word16du" xmlns:w16sdtdh="http://schemas.microsoft.com/office/word/2020/wordml/sdtdatahash" xmlns:w16sdtfl="http://schemas.microsoft.com/office/word/2024/wordml/sdtformatlock" xmlns:w16se="http://schemas.microsoft.com/office/word/2015/wordml/symex" xmlns:wpg="http://schemas.microsoft.com/office/word/2010/wordprocessingGroup" xmlns:wpi="http://schemas.microsoft.com/office/word/2010/wordprocessingInk" xmlns:wne="http://schemas.microsoft.com/office/word/2006/wordml" xmlns:wps="http://schemas.microsoft.com/office/word/2010/wordprocessingShape" mc:Ignorable="w14 w15 w16se w16cid w16 w16cex w16sdtdh w16sdtfl w16du wp14">
   <w:p>
     <w:pPr>
@@ -2917,16 +2898,6 @@
 </w:ftr>
 </file>
 
-<file path=word/footer3.xml><?xml version="1.0" encoding="utf-8"?>
-<w:ftr xmlns:wpc="http://schemas.microsoft.com/office/word/2010/wordprocessingCanvas" xmlns:cx="http://schemas.microsoft.com/office/drawing/2014/chartex" xmlns:cx1="http://schemas.microsoft.com/office/drawing/2015/9/8/chartex" xmlns:cx2="http://schemas.microsoft.com/office/drawing/2015/10/21/chartex" xmlns:cx3="http://schemas.microsoft.com/office/drawing/2016/5/9/chartex" xmlns:cx4="http://schemas.microsoft.com/office/drawing/2016/5/10/chartex" xmlns:cx5="http://schemas.microsoft.com/office/drawing/2016/5/11/chartex" xmlns:cx6="http://schemas.microsoft.com/office/drawing/2016/5/12/chartex" xmlns:cx7="http://schemas.microsoft.com/office/drawing/2016/5/13/chartex" xmlns:cx8="http://schemas.microsoft.com/office/drawing/2016/5/14/chartex" xmlns:mc="http://schemas.openxmlformats.org/markup-compatibility/2006" xmlns:aink="http://schemas.microsoft.com/office/drawing/2016/ink" xmlns:am3d="http://schemas.microsoft.com/office/drawing/2017/model3d" xmlns:o="urn:schemas-microsoft-com:office:office" xmlns:oel="http://schemas.microsoft.com/office/2019/extlst" xmlns:r="http://schemas.openxmlformats.org/officeDocument/2006/relationships" xmlns:m="http://schemas.openxmlformats.org/officeDocument/2006/math" xmlns:v="urn:schemas-microsoft-com:vml" xmlns:wp14="http://schemas.microsoft.com/office/word/2010/wordprocessingDrawing" xmlns:wp="http://schemas.openxmlformats.org/drawingml/2006/wordprocessingDrawing" xmlns:w10="urn:schemas-microsoft-com:office:word" xmlns:w="http://schemas.openxmlformats.org/wordprocessingml/2006/main" xmlns:w14="http://schemas.microsoft.com/office/word/2010/wordml" xmlns:w15="http://schemas.microsoft.com/office/word/2012/wordml" xmlns:w16cex="http://schemas.microsoft.com/office/word/2018/wordml/cex" xmlns:w16cid="http://schemas.microsoft.com/office/word/2016/wordml/cid" xmlns:w16="http://schemas.microsoft.com/office/word/2018/wordml" xmlns:w16du="http://schemas.microsoft.com/office/word/2023/wordml/word16du" xmlns:w16sdtdh="http://schemas.microsoft.com/office/word/2020/wordml/sdtdatahash" xmlns:w16sdtfl="http://schemas.microsoft.com/office/word/2024/wordml/sdtformatlock" xmlns:w16se="http://schemas.microsoft.com/office/word/2015/wordml/symex" xmlns:wpg="http://schemas.microsoft.com/office/word/2010/wordprocessingGroup" xmlns:wpi="http://schemas.microsoft.com/office/word/2010/wordprocessingInk" xmlns:wne="http://schemas.microsoft.com/office/word/2006/wordml" xmlns:wps="http://schemas.microsoft.com/office/word/2010/wordprocessingShape" mc:Ignorable="w14 w15 w16se w16cid w16 w16cex w16sdtdh w16sdtfl w16du wp14">
-  <w:p>
-    <w:pPr>
-      <w:pStyle w:val="Piedepgina"/>
-    </w:pPr>
-  </w:p>
-</w:ftr>
-</file>
-
 <file path=word/footnotes.xml><?xml version="1.0" encoding="utf-8"?>
 <w:footnotes xmlns:wpc="http://schemas.microsoft.com/office/word/2010/wordprocessingCanvas" xmlns:cx="http://schemas.microsoft.com/office/drawing/2014/chartex" xmlns:cx1="http://schemas.microsoft.com/office/drawing/2015/9/8/chartex" xmlns:cx2="http://schemas.microsoft.com/office/drawing/2015/10/21/chartex" xmlns:cx3="http://schemas.microsoft.com/office/drawing/2016/5/9/chartex" xmlns:cx4="http://schemas.microsoft.com/office/drawing/2016/5/10/chartex" xmlns:cx5="http://schemas.microsoft.com/office/drawing/2016/5/11/chartex" xmlns:cx6="http://schemas.microsoft.com/office/drawing/2016/5/12/chartex" xmlns:cx7="http://schemas.microsoft.com/office/drawing/2016/5/13/chartex" xmlns:cx8="http://schemas.microsoft.com/office/drawing/2016/5/14/chartex" xmlns:mc="http://schemas.openxmlformats.org/markup-compatibility/2006" xmlns:aink="http://schemas.microsoft.com/office/drawing/2016/ink" xmlns:am3d="http://schemas.microsoft.com/office/drawing/2017/model3d" xmlns:o="urn:schemas-microsoft-com:office:office" xmlns:oel="http://schemas.microsoft.com/office/2019/extlst" xmlns:r="http://schemas.openxmlformats.org/officeDocument/2006/relationships" xmlns:m="http://schemas.openxmlformats.org/officeDocument/2006/math" xmlns:v="urn:schemas-microsoft-com:vml" xmlns:wp14="http://schemas.microsoft.com/office/word/2010/wordprocessingDrawing" xmlns:wp="http://schemas.openxmlformats.org/drawingml/2006/wordprocessingDrawing" xmlns:w10="urn:schemas-microsoft-com:office:word" xmlns:w="http://schemas.openxmlformats.org/wordprocessingml/2006/main" xmlns:w14="http://schemas.microsoft.com/office/word/2010/wordml" xmlns:w15="http://schemas.microsoft.com/office/word/2012/wordml" xmlns:w16cex="http://schemas.microsoft.com/office/word/2018/wordml/cex" xmlns:w16cid="http://schemas.microsoft.com/office/word/2016/wordml/cid" xmlns:w16="http://schemas.microsoft.com/office/word/2018/wordml" xmlns:w16du="http://schemas.microsoft.com/office/word/2023/wordml/word16du" xmlns:w16sdtdh="http://schemas.microsoft.com/office/word/2020/wordml/sdtdatahash" xmlns:w16sdtfl="http://schemas.microsoft.com/office/word/2024/wordml/sdtformatlock" xmlns:w16se="http://schemas.microsoft.com/office/word/2015/wordml/symex" xmlns:wpg="http://schemas.microsoft.com/office/word/2010/wordprocessingGroup" xmlns:wpi="http://schemas.microsoft.com/office/word/2010/wordprocessingInk" xmlns:wne="http://schemas.microsoft.com/office/word/2006/wordml" xmlns:wps="http://schemas.microsoft.com/office/word/2010/wordprocessingShape" mc:Ignorable="w14 w15 w16se w16cid w16 w16cex w16sdtdh w16sdtfl w16du wp14">
   <w:footnote w:type="separator" w:id="-1">
@@ -2953,16 +2924,6 @@
 </file>
 
 <file path=word/header1.xml><?xml version="1.0" encoding="utf-8"?>
-<w:hdr xmlns:wpc="http://schemas.microsoft.com/office/word/2010/wordprocessingCanvas" xmlns:cx="http://schemas.microsoft.com/office/drawing/2014/chartex" xmlns:cx1="http://schemas.microsoft.com/office/drawing/2015/9/8/chartex" xmlns:cx2="http://schemas.microsoft.com/office/drawing/2015/10/21/chartex" xmlns:cx3="http://schemas.microsoft.com/office/drawing/2016/5/9/chartex" xmlns:cx4="http://schemas.microsoft.com/office/drawing/2016/5/10/chartex" xmlns:cx5="http://schemas.microsoft.com/office/drawing/2016/5/11/chartex" xmlns:cx6="http://schemas.microsoft.com/office/drawing/2016/5/12/chartex" xmlns:cx7="http://schemas.microsoft.com/office/drawing/2016/5/13/chartex" xmlns:cx8="http://schemas.microsoft.com/office/drawing/2016/5/14/chartex" xmlns:mc="http://schemas.openxmlformats.org/markup-compatibility/2006" xmlns:aink="http://schemas.microsoft.com/office/drawing/2016/ink" xmlns:am3d="http://schemas.microsoft.com/office/drawing/2017/model3d" xmlns:o="urn:schemas-microsoft-com:office:office" xmlns:oel="http://schemas.microsoft.com/office/2019/extlst" xmlns:r="http://schemas.openxmlformats.org/officeDocument/2006/relationships" xmlns:m="http://schemas.openxmlformats.org/officeDocument/2006/math" xmlns:v="urn:schemas-microsoft-com:vml" xmlns:wp14="http://schemas.microsoft.com/office/word/2010/wordprocessingDrawing" xmlns:wp="http://schemas.openxmlformats.org/drawingml/2006/wordprocessingDrawing" xmlns:w10="urn:schemas-microsoft-com:office:word" xmlns:w="http://schemas.openxmlformats.org/wordprocessingml/2006/main" xmlns:w14="http://schemas.microsoft.com/office/word/2010/wordml" xmlns:w15="http://schemas.microsoft.com/office/word/2012/wordml" xmlns:w16cex="http://schemas.microsoft.com/office/word/2018/wordml/cex" xmlns:w16cid="http://schemas.microsoft.com/office/word/2016/wordml/cid" xmlns:w16="http://schemas.microsoft.com/office/word/2018/wordml" xmlns:w16du="http://schemas.microsoft.com/office/word/2023/wordml/word16du" xmlns:w16sdtdh="http://schemas.microsoft.com/office/word/2020/wordml/sdtdatahash" xmlns:w16sdtfl="http://schemas.microsoft.com/office/word/2024/wordml/sdtformatlock" xmlns:w16se="http://schemas.microsoft.com/office/word/2015/wordml/symex" xmlns:wpg="http://schemas.microsoft.com/office/word/2010/wordprocessingGroup" xmlns:wpi="http://schemas.microsoft.com/office/word/2010/wordprocessingInk" xmlns:wne="http://schemas.microsoft.com/office/word/2006/wordml" xmlns:wps="http://schemas.microsoft.com/office/word/2010/wordprocessingShape" mc:Ignorable="w14 w15 w16se w16cid w16 w16cex w16sdtdh w16sdtfl w16du wp14">
-  <w:p>
-    <w:pPr>
-      <w:pStyle w:val="Encabezado"/>
-    </w:pPr>
-  </w:p>
-</w:hdr>
-</file>
-
-<file path=word/header2.xml><?xml version="1.0" encoding="utf-8"?>
 <w:hdr xmlns:wpc="http://schemas.microsoft.com/office/word/2010/wordprocessingCanvas" xmlns:cx="http://schemas.microsoft.com/office/drawing/2014/chartex" xmlns:cx1="http://schemas.microsoft.com/office/drawing/2015/9/8/chartex" xmlns:cx2="http://schemas.microsoft.com/office/drawing/2015/10/21/chartex" xmlns:cx3="http://schemas.microsoft.com/office/drawing/2016/5/9/chartex" xmlns:cx4="http://schemas.microsoft.com/office/drawing/2016/5/10/chartex" xmlns:cx5="http://schemas.microsoft.com/office/drawing/2016/5/11/chartex" xmlns:cx6="http://schemas.microsoft.com/office/drawing/2016/5/12/chartex" xmlns:cx7="http://schemas.microsoft.com/office/drawing/2016/5/13/chartex" xmlns:cx8="http://schemas.microsoft.com/office/drawing/2016/5/14/chartex" xmlns:mc="http://schemas.openxmlformats.org/markup-compatibility/2006" xmlns:aink="http://schemas.microsoft.com/office/drawing/2016/ink" xmlns:am3d="http://schemas.microsoft.com/office/drawing/2017/model3d" xmlns:o="urn:schemas-microsoft-com:office:office" xmlns:oel="http://schemas.microsoft.com/office/2019/extlst" xmlns:r="http://schemas.openxmlformats.org/officeDocument/2006/relationships" xmlns:m="http://schemas.openxmlformats.org/officeDocument/2006/math" xmlns:v="urn:schemas-microsoft-com:vml" xmlns:wp14="http://schemas.microsoft.com/office/word/2010/wordprocessingDrawing" xmlns:wp="http://schemas.openxmlformats.org/drawingml/2006/wordprocessingDrawing" xmlns:w10="urn:schemas-microsoft-com:office:word" xmlns:w="http://schemas.openxmlformats.org/wordprocessingml/2006/main" xmlns:w14="http://schemas.microsoft.com/office/word/2010/wordml" xmlns:w15="http://schemas.microsoft.com/office/word/2012/wordml" xmlns:w16cex="http://schemas.microsoft.com/office/word/2018/wordml/cex" xmlns:w16cid="http://schemas.microsoft.com/office/word/2016/wordml/cid" xmlns:w16="http://schemas.microsoft.com/office/word/2018/wordml" xmlns:w16du="http://schemas.microsoft.com/office/word/2023/wordml/word16du" xmlns:w16sdtdh="http://schemas.microsoft.com/office/word/2020/wordml/sdtdatahash" xmlns:w16sdtfl="http://schemas.microsoft.com/office/word/2024/wordml/sdtformatlock" xmlns:w16se="http://schemas.microsoft.com/office/word/2015/wordml/symex" xmlns:wpg="http://schemas.microsoft.com/office/word/2010/wordprocessingGroup" xmlns:wpi="http://schemas.microsoft.com/office/word/2010/wordprocessingInk" xmlns:wne="http://schemas.microsoft.com/office/word/2006/wordml" xmlns:wps="http://schemas.microsoft.com/office/word/2010/wordprocessingShape" mc:Ignorable="w14 w15 w16se w16cid w16 w16cex w16sdtdh w16sdtfl w16du wp14">
   <w:sdt>
     <w:sdtPr>
@@ -3387,16 +3348,6 @@
       <w:rPr>
         <w:lang w:val="en-US"/>
       </w:rPr>
-    </w:pPr>
-  </w:p>
-</w:hdr>
-</file>
-
-<file path=word/header3.xml><?xml version="1.0" encoding="utf-8"?>
-<w:hdr xmlns:wpc="http://schemas.microsoft.com/office/word/2010/wordprocessingCanvas" xmlns:cx="http://schemas.microsoft.com/office/drawing/2014/chartex" xmlns:cx1="http://schemas.microsoft.com/office/drawing/2015/9/8/chartex" xmlns:cx2="http://schemas.microsoft.com/office/drawing/2015/10/21/chartex" xmlns:cx3="http://schemas.microsoft.com/office/drawing/2016/5/9/chartex" xmlns:cx4="http://schemas.microsoft.com/office/drawing/2016/5/10/chartex" xmlns:cx5="http://schemas.microsoft.com/office/drawing/2016/5/11/chartex" xmlns:cx6="http://schemas.microsoft.com/office/drawing/2016/5/12/chartex" xmlns:cx7="http://schemas.microsoft.com/office/drawing/2016/5/13/chartex" xmlns:cx8="http://schemas.microsoft.com/office/drawing/2016/5/14/chartex" xmlns:mc="http://schemas.openxmlformats.org/markup-compatibility/2006" xmlns:aink="http://schemas.microsoft.com/office/drawing/2016/ink" xmlns:am3d="http://schemas.microsoft.com/office/drawing/2017/model3d" xmlns:o="urn:schemas-microsoft-com:office:office" xmlns:oel="http://schemas.microsoft.com/office/2019/extlst" xmlns:r="http://schemas.openxmlformats.org/officeDocument/2006/relationships" xmlns:m="http://schemas.openxmlformats.org/officeDocument/2006/math" xmlns:v="urn:schemas-microsoft-com:vml" xmlns:wp14="http://schemas.microsoft.com/office/word/2010/wordprocessingDrawing" xmlns:wp="http://schemas.openxmlformats.org/drawingml/2006/wordprocessingDrawing" xmlns:w10="urn:schemas-microsoft-com:office:word" xmlns:w="http://schemas.openxmlformats.org/wordprocessingml/2006/main" xmlns:w14="http://schemas.microsoft.com/office/word/2010/wordml" xmlns:w15="http://schemas.microsoft.com/office/word/2012/wordml" xmlns:w16cex="http://schemas.microsoft.com/office/word/2018/wordml/cex" xmlns:w16cid="http://schemas.microsoft.com/office/word/2016/wordml/cid" xmlns:w16="http://schemas.microsoft.com/office/word/2018/wordml" xmlns:w16du="http://schemas.microsoft.com/office/word/2023/wordml/word16du" xmlns:w16sdtdh="http://schemas.microsoft.com/office/word/2020/wordml/sdtdatahash" xmlns:w16sdtfl="http://schemas.microsoft.com/office/word/2024/wordml/sdtformatlock" xmlns:w16se="http://schemas.microsoft.com/office/word/2015/wordml/symex" xmlns:wpg="http://schemas.microsoft.com/office/word/2010/wordprocessingGroup" xmlns:wpi="http://schemas.microsoft.com/office/word/2010/wordprocessingInk" xmlns:wne="http://schemas.microsoft.com/office/word/2006/wordml" xmlns:wps="http://schemas.microsoft.com/office/word/2010/wordprocessingShape" mc:Ignorable="w14 w15 w16se w16cid w16 w16cex w16sdtdh w16sdtfl w16du wp14">
-  <w:p>
-    <w:pPr>
-      <w:pStyle w:val="Encabezado"/>
     </w:pPr>
   </w:p>
 </w:hdr>

--- a/estimate_template.docx
+++ b/estimate_template.docx
@@ -1967,7 +1967,7 @@
                 <w:szCs w:val="16"/>
                 <w:lang w:val="en-US"/>
               </w:rPr>
-              <w:t>nature _____________________</w:t>
+              <w:t>nature ____________________</w:t>
             </w:r>
             <w:r>
               <w:rPr>
@@ -1998,7 +1998,7 @@
                 <w:szCs w:val="16"/>
                 <w:lang w:val="en-US"/>
               </w:rPr>
-              <w:t xml:space="preserve">                _______________________</w:t>
+              <w:t xml:space="preserve">                </w:t>
             </w:r>
             <w:r>
               <w:rPr>
@@ -2009,6 +2009,28 @@
                 <w:szCs w:val="16"/>
                 <w:lang w:val="en-US"/>
               </w:rPr>
+              <w:t xml:space="preserve"> </w:t>
+            </w:r>
+            <w:r>
+              <w:rPr>
+                <w:rFonts w:ascii="Open Sans" w:eastAsia="Aptos" w:hAnsi="Open Sans" w:cs="Open Sans"/>
+                <w:b/>
+                <w:bCs/>
+                <w:sz w:val="16"/>
+                <w:szCs w:val="16"/>
+                <w:lang w:val="en-US"/>
+              </w:rPr>
+              <w:t>______________________</w:t>
+            </w:r>
+            <w:r>
+              <w:rPr>
+                <w:rFonts w:ascii="Open Sans" w:eastAsia="Aptos" w:hAnsi="Open Sans" w:cs="Open Sans"/>
+                <w:b/>
+                <w:bCs/>
+                <w:sz w:val="16"/>
+                <w:szCs w:val="16"/>
+                <w:lang w:val="en-US"/>
+              </w:rPr>
               <w:t>____________________________________</w:t>
             </w:r>
           </w:p>
@@ -2061,7 +2083,25 @@
                 <w:szCs w:val="16"/>
                 <w:lang w:val="en-US"/>
               </w:rPr>
-              <w:t xml:space="preserve">                 _________________</w:t>
+              <w:t xml:space="preserve">                 </w:t>
+            </w:r>
+            <w:r>
+              <w:rPr>
+                <w:rFonts w:ascii="Open Sans" w:eastAsia="Aptos" w:hAnsi="Open Sans" w:cs="Open Sans"/>
+                <w:sz w:val="16"/>
+                <w:szCs w:val="16"/>
+                <w:lang w:val="en-US"/>
+              </w:rPr>
+              <w:t xml:space="preserve"> </w:t>
+            </w:r>
+            <w:r>
+              <w:rPr>
+                <w:rFonts w:ascii="Open Sans" w:eastAsia="Aptos" w:hAnsi="Open Sans" w:cs="Open Sans"/>
+                <w:sz w:val="16"/>
+                <w:szCs w:val="16"/>
+                <w:lang w:val="en-US"/>
+              </w:rPr>
+              <w:t>________________</w:t>
             </w:r>
             <w:r>
               <w:rPr>

--- a/estimate_template.docx
+++ b/estimate_template.docx
@@ -1939,7 +1939,7 @@
               <w:spacing w:after="0" w:line="240" w:lineRule="auto"/>
               <w:jc w:val="both"/>
               <w:rPr>
-                <w:rFonts w:ascii="Open Sans" w:hAnsi="Open Sans" w:cs="Open Sans"/>
+                <w:rFonts w:ascii="Open Sans" w:eastAsia="Aptos" w:hAnsi="Open Sans" w:cs="Open Sans"/>
                 <w:b/>
                 <w:bCs/>
                 <w:sz w:val="16"/>
@@ -1967,7 +1967,29 @@
                 <w:szCs w:val="16"/>
                 <w:lang w:val="en-US"/>
               </w:rPr>
-              <w:t>nature ____________________</w:t>
+              <w:t>nature</w:t>
+            </w:r>
+            <w:r>
+              <w:rPr>
+                <w:rFonts w:ascii="Open Sans" w:eastAsia="Aptos" w:hAnsi="Open Sans" w:cs="Open Sans"/>
+                <w:b/>
+                <w:bCs/>
+                <w:sz w:val="16"/>
+                <w:szCs w:val="16"/>
+                <w:lang w:val="en-US"/>
+              </w:rPr>
+              <w:t xml:space="preserve">            </w:t>
+            </w:r>
+            <w:r>
+              <w:rPr>
+                <w:rFonts w:ascii="Open Sans" w:eastAsia="Aptos" w:hAnsi="Open Sans" w:cs="Open Sans"/>
+                <w:b/>
+                <w:bCs/>
+                <w:sz w:val="16"/>
+                <w:szCs w:val="16"/>
+                <w:lang w:val="en-US"/>
+              </w:rPr>
+              <w:t>____________________</w:t>
             </w:r>
             <w:r>
               <w:rPr>
@@ -1987,19 +2009,22 @@
                 <w:szCs w:val="16"/>
                 <w:lang w:val="en-US"/>
               </w:rPr>
-              <w:t xml:space="preserve"> Name</w:t>
-            </w:r>
-            <w:r>
-              <w:rPr>
-                <w:rFonts w:ascii="Open Sans" w:eastAsia="Aptos" w:hAnsi="Open Sans" w:cs="Open Sans"/>
+              <w:t xml:space="preserve"> </w:t>
+            </w:r>
+          </w:p>
+          <w:p>
+            <w:pPr>
+              <w:spacing w:after="0" w:line="240" w:lineRule="auto"/>
+              <w:jc w:val="both"/>
+              <w:rPr>
+                <w:rFonts w:ascii="Open Sans" w:hAnsi="Open Sans" w:cs="Open Sans"/>
                 <w:b/>
                 <w:bCs/>
                 <w:sz w:val="16"/>
                 <w:szCs w:val="16"/>
                 <w:lang w:val="en-US"/>
               </w:rPr>
-              <w:t xml:space="preserve">                </w:t>
-            </w:r>
+            </w:pPr>
             <w:r>
               <w:rPr>
                 <w:rFonts w:ascii="Open Sans" w:eastAsia="Aptos" w:hAnsi="Open Sans" w:cs="Open Sans"/>
@@ -2009,6 +2034,17 @@
                 <w:szCs w:val="16"/>
                 <w:lang w:val="en-US"/>
               </w:rPr>
+              <w:t>Name</w:t>
+            </w:r>
+            <w:r>
+              <w:rPr>
+                <w:rFonts w:ascii="Open Sans" w:eastAsia="Aptos" w:hAnsi="Open Sans" w:cs="Open Sans"/>
+                <w:b/>
+                <w:bCs/>
+                <w:sz w:val="16"/>
+                <w:szCs w:val="16"/>
+                <w:lang w:val="en-US"/>
+              </w:rPr>
               <w:t xml:space="preserve"> </w:t>
             </w:r>
             <w:r>
@@ -2020,7 +2056,7 @@
                 <w:szCs w:val="16"/>
                 <w:lang w:val="en-US"/>
               </w:rPr>
-              <w:t>______________________</w:t>
+              <w:t xml:space="preserve">                 </w:t>
             </w:r>
             <w:r>
               <w:rPr>
@@ -2031,7 +2067,16 @@
                 <w:szCs w:val="16"/>
                 <w:lang w:val="en-US"/>
               </w:rPr>
-              <w:t>____________________________________</w:t>
+              <w:t>____________________</w:t>
+            </w:r>
+            <w:r>
+              <w:rPr>
+                <w:rFonts w:ascii="Open Sans" w:eastAsia="Aptos" w:hAnsi="Open Sans" w:cs="Open Sans"/>
+                <w:sz w:val="16"/>
+                <w:szCs w:val="16"/>
+                <w:lang w:val="en-US"/>
+              </w:rPr>
+              <w:t>___________________________________</w:t>
             </w:r>
           </w:p>
           <w:p>
@@ -2054,7 +2099,7 @@
                 <w:szCs w:val="16"/>
                 <w:lang w:val="en-US"/>
               </w:rPr>
-              <w:t>Dat</w:t>
+              <w:t>Date</w:t>
             </w:r>
             <w:r>
               <w:rPr>
@@ -2065,52 +2110,38 @@
                 <w:szCs w:val="16"/>
                 <w:lang w:val="en-US"/>
               </w:rPr>
-              <w:t>e</w:t>
-            </w:r>
-            <w:r>
-              <w:rPr>
-                <w:rFonts w:ascii="Open Sans" w:eastAsia="Aptos" w:hAnsi="Open Sans" w:cs="Open Sans"/>
-                <w:sz w:val="16"/>
-                <w:szCs w:val="16"/>
-                <w:lang w:val="en-US"/>
-              </w:rPr>
               <w:t xml:space="preserve"> </w:t>
             </w:r>
             <w:r>
               <w:rPr>
                 <w:rFonts w:ascii="Open Sans" w:eastAsia="Aptos" w:hAnsi="Open Sans" w:cs="Open Sans"/>
-                <w:sz w:val="16"/>
-                <w:szCs w:val="16"/>
-                <w:lang w:val="en-US"/>
-              </w:rPr>
-              <w:t xml:space="preserve">                 </w:t>
-            </w:r>
-            <w:r>
-              <w:rPr>
-                <w:rFonts w:ascii="Open Sans" w:eastAsia="Aptos" w:hAnsi="Open Sans" w:cs="Open Sans"/>
-                <w:sz w:val="16"/>
-                <w:szCs w:val="16"/>
-                <w:lang w:val="en-US"/>
-              </w:rPr>
-              <w:t xml:space="preserve"> </w:t>
-            </w:r>
-            <w:r>
-              <w:rPr>
-                <w:rFonts w:ascii="Open Sans" w:eastAsia="Aptos" w:hAnsi="Open Sans" w:cs="Open Sans"/>
-                <w:sz w:val="16"/>
-                <w:szCs w:val="16"/>
-                <w:lang w:val="en-US"/>
-              </w:rPr>
-              <w:t>________________</w:t>
-            </w:r>
-            <w:r>
-              <w:rPr>
-                <w:rFonts w:ascii="Open Sans" w:eastAsia="Aptos" w:hAnsi="Open Sans" w:cs="Open Sans"/>
-                <w:sz w:val="16"/>
-                <w:szCs w:val="16"/>
-                <w:lang w:val="en-US"/>
-              </w:rPr>
-              <w:t>_____________________________________</w:t>
+                <w:b/>
+                <w:bCs/>
+                <w:sz w:val="16"/>
+                <w:szCs w:val="16"/>
+                <w:lang w:val="en-US"/>
+              </w:rPr>
+              <w:t xml:space="preserve">                       </w:t>
+            </w:r>
+            <w:r>
+              <w:rPr>
+                <w:rFonts w:ascii="Open Sans" w:eastAsia="Aptos" w:hAnsi="Open Sans" w:cs="Open Sans"/>
+                <w:b/>
+                <w:bCs/>
+                <w:sz w:val="16"/>
+                <w:szCs w:val="16"/>
+                <w:lang w:val="en-US"/>
+              </w:rPr>
+              <w:t>____________________</w:t>
+            </w:r>
+            <w:r>
+              <w:rPr>
+                <w:rFonts w:ascii="Open Sans" w:eastAsia="Aptos" w:hAnsi="Open Sans" w:cs="Open Sans"/>
+                <w:sz w:val="16"/>
+                <w:szCs w:val="16"/>
+                <w:lang w:val="en-US"/>
+              </w:rPr>
+              <w:t>___________________________________</w:t>
             </w:r>
           </w:p>
           <w:p>

--- a/estimate_template.docx
+++ b/estimate_template.docx
@@ -1978,7 +1978,7 @@
                 <w:szCs w:val="16"/>
                 <w:lang w:val="en-US"/>
               </w:rPr>
-              <w:t xml:space="preserve">            </w:t>
+              <w:t xml:space="preserve">     </w:t>
             </w:r>
             <w:r>
               <w:rPr>
@@ -2034,8 +2034,29 @@
                 <w:szCs w:val="16"/>
                 <w:lang w:val="en-US"/>
               </w:rPr>
-              <w:t>Name</w:t>
-            </w:r>
+              <w:t>Name            ____________________</w:t>
+            </w:r>
+            <w:r>
+              <w:rPr>
+                <w:rFonts w:ascii="Open Sans" w:eastAsia="Aptos" w:hAnsi="Open Sans" w:cs="Open Sans"/>
+                <w:sz w:val="16"/>
+                <w:szCs w:val="16"/>
+                <w:lang w:val="en-US"/>
+              </w:rPr>
+              <w:t>___________________________________</w:t>
+            </w:r>
+          </w:p>
+          <w:p>
+            <w:pPr>
+              <w:spacing w:after="0" w:line="240" w:lineRule="auto"/>
+              <w:jc w:val="both"/>
+              <w:rPr>
+                <w:rFonts w:ascii="Open Sans" w:hAnsi="Open Sans" w:cs="Open Sans"/>
+                <w:sz w:val="16"/>
+                <w:szCs w:val="16"/>
+                <w:lang w:val="en-US"/>
+              </w:rPr>
+            </w:pPr>
             <w:r>
               <w:rPr>
                 <w:rFonts w:ascii="Open Sans" w:eastAsia="Aptos" w:hAnsi="Open Sans" w:cs="Open Sans"/>
@@ -2045,94 +2066,7 @@
                 <w:szCs w:val="16"/>
                 <w:lang w:val="en-US"/>
               </w:rPr>
-              <w:t xml:space="preserve"> </w:t>
-            </w:r>
-            <w:r>
-              <w:rPr>
-                <w:rFonts w:ascii="Open Sans" w:eastAsia="Aptos" w:hAnsi="Open Sans" w:cs="Open Sans"/>
-                <w:b/>
-                <w:bCs/>
-                <w:sz w:val="16"/>
-                <w:szCs w:val="16"/>
-                <w:lang w:val="en-US"/>
-              </w:rPr>
-              <w:t xml:space="preserve">                 </w:t>
-            </w:r>
-            <w:r>
-              <w:rPr>
-                <w:rFonts w:ascii="Open Sans" w:eastAsia="Aptos" w:hAnsi="Open Sans" w:cs="Open Sans"/>
-                <w:b/>
-                <w:bCs/>
-                <w:sz w:val="16"/>
-                <w:szCs w:val="16"/>
-                <w:lang w:val="en-US"/>
-              </w:rPr>
-              <w:t>____________________</w:t>
-            </w:r>
-            <w:r>
-              <w:rPr>
-                <w:rFonts w:ascii="Open Sans" w:eastAsia="Aptos" w:hAnsi="Open Sans" w:cs="Open Sans"/>
-                <w:sz w:val="16"/>
-                <w:szCs w:val="16"/>
-                <w:lang w:val="en-US"/>
-              </w:rPr>
-              <w:t>___________________________________</w:t>
-            </w:r>
-          </w:p>
-          <w:p>
-            <w:pPr>
-              <w:spacing w:after="0" w:line="240" w:lineRule="auto"/>
-              <w:jc w:val="both"/>
-              <w:rPr>
-                <w:rFonts w:ascii="Open Sans" w:hAnsi="Open Sans" w:cs="Open Sans"/>
-                <w:sz w:val="16"/>
-                <w:szCs w:val="16"/>
-                <w:lang w:val="en-US"/>
-              </w:rPr>
-            </w:pPr>
-            <w:r>
-              <w:rPr>
-                <w:rFonts w:ascii="Open Sans" w:eastAsia="Aptos" w:hAnsi="Open Sans" w:cs="Open Sans"/>
-                <w:b/>
-                <w:bCs/>
-                <w:sz w:val="16"/>
-                <w:szCs w:val="16"/>
-                <w:lang w:val="en-US"/>
-              </w:rPr>
-              <w:t>Date</w:t>
-            </w:r>
-            <w:r>
-              <w:rPr>
-                <w:rFonts w:ascii="Open Sans" w:eastAsia="Aptos" w:hAnsi="Open Sans" w:cs="Open Sans"/>
-                <w:b/>
-                <w:bCs/>
-                <w:sz w:val="16"/>
-                <w:szCs w:val="16"/>
-                <w:lang w:val="en-US"/>
-              </w:rPr>
-              <w:t xml:space="preserve"> </w:t>
-            </w:r>
-            <w:r>
-              <w:rPr>
-                <w:rFonts w:ascii="Open Sans" w:eastAsia="Aptos" w:hAnsi="Open Sans" w:cs="Open Sans"/>
-                <w:b/>
-                <w:bCs/>
-                <w:sz w:val="16"/>
-                <w:szCs w:val="16"/>
-                <w:lang w:val="en-US"/>
-              </w:rPr>
-              <w:t xml:space="preserve">                       </w:t>
-            </w:r>
-            <w:r>
-              <w:rPr>
-                <w:rFonts w:ascii="Open Sans" w:eastAsia="Aptos" w:hAnsi="Open Sans" w:cs="Open Sans"/>
-                <w:b/>
-                <w:bCs/>
-                <w:sz w:val="16"/>
-                <w:szCs w:val="16"/>
-                <w:lang w:val="en-US"/>
-              </w:rPr>
-              <w:t>____________________</w:t>
+              <w:t>Date              ____________________</w:t>
             </w:r>
             <w:r>
               <w:rPr>

--- a/estimate_template.docx
+++ b/estimate_template.docx
@@ -1934,150 +1934,198 @@
               </w:rPr>
             </w:pPr>
           </w:p>
-          <w:p>
-            <w:pPr>
-              <w:spacing w:after="0" w:line="240" w:lineRule="auto"/>
-              <w:jc w:val="both"/>
-              <w:rPr>
-                <w:rFonts w:ascii="Open Sans" w:eastAsia="Aptos" w:hAnsi="Open Sans" w:cs="Open Sans"/>
-                <w:b/>
-                <w:bCs/>
-                <w:sz w:val="16"/>
-                <w:szCs w:val="16"/>
-                <w:lang w:val="en-US"/>
-              </w:rPr>
-            </w:pPr>
-            <w:r>
-              <w:rPr>
-                <w:rFonts w:ascii="Open Sans" w:eastAsia="Aptos" w:hAnsi="Open Sans" w:cs="Open Sans"/>
-                <w:b/>
-                <w:bCs/>
-                <w:sz w:val="16"/>
-                <w:szCs w:val="16"/>
-                <w:lang w:val="en-US"/>
-              </w:rPr>
-              <w:t>Sig</w:t>
-            </w:r>
-            <w:r>
-              <w:rPr>
-                <w:rFonts w:ascii="Open Sans" w:eastAsia="Aptos" w:hAnsi="Open Sans" w:cs="Open Sans"/>
-                <w:b/>
-                <w:bCs/>
-                <w:sz w:val="16"/>
-                <w:szCs w:val="16"/>
-                <w:lang w:val="en-US"/>
-              </w:rPr>
-              <w:t>nature</w:t>
-            </w:r>
-            <w:r>
-              <w:rPr>
-                <w:rFonts w:ascii="Open Sans" w:eastAsia="Aptos" w:hAnsi="Open Sans" w:cs="Open Sans"/>
-                <w:b/>
-                <w:bCs/>
-                <w:sz w:val="16"/>
-                <w:szCs w:val="16"/>
-                <w:lang w:val="en-US"/>
-              </w:rPr>
-              <w:t xml:space="preserve">     </w:t>
-            </w:r>
-            <w:r>
-              <w:rPr>
-                <w:rFonts w:ascii="Open Sans" w:eastAsia="Aptos" w:hAnsi="Open Sans" w:cs="Open Sans"/>
-                <w:b/>
-                <w:bCs/>
-                <w:sz w:val="16"/>
-                <w:szCs w:val="16"/>
-                <w:lang w:val="en-US"/>
-              </w:rPr>
-              <w:t>____________________</w:t>
-            </w:r>
-            <w:r>
-              <w:rPr>
-                <w:rFonts w:ascii="Open Sans" w:eastAsia="Aptos" w:hAnsi="Open Sans" w:cs="Open Sans"/>
-                <w:sz w:val="16"/>
-                <w:szCs w:val="16"/>
-                <w:lang w:val="en-US"/>
-              </w:rPr>
-              <w:t>___________________________________</w:t>
-            </w:r>
-            <w:r>
-              <w:rPr>
-                <w:rFonts w:ascii="Open Sans" w:eastAsia="Aptos" w:hAnsi="Open Sans" w:cs="Open Sans"/>
-                <w:b/>
-                <w:bCs/>
-                <w:sz w:val="16"/>
-                <w:szCs w:val="16"/>
-                <w:lang w:val="en-US"/>
-              </w:rPr>
-              <w:t xml:space="preserve"> </w:t>
-            </w:r>
-          </w:p>
-          <w:p>
-            <w:pPr>
-              <w:spacing w:after="0" w:line="240" w:lineRule="auto"/>
-              <w:jc w:val="both"/>
-              <w:rPr>
-                <w:rFonts w:ascii="Open Sans" w:hAnsi="Open Sans" w:cs="Open Sans"/>
-                <w:b/>
-                <w:bCs/>
-                <w:sz w:val="16"/>
-                <w:szCs w:val="16"/>
-                <w:lang w:val="en-US"/>
-              </w:rPr>
-            </w:pPr>
-            <w:r>
-              <w:rPr>
-                <w:rFonts w:ascii="Open Sans" w:eastAsia="Aptos" w:hAnsi="Open Sans" w:cs="Open Sans"/>
-                <w:b/>
-                <w:bCs/>
-                <w:sz w:val="16"/>
-                <w:szCs w:val="16"/>
-                <w:lang w:val="en-US"/>
-              </w:rPr>
-              <w:t>Name            ____________________</w:t>
-            </w:r>
-            <w:r>
-              <w:rPr>
-                <w:rFonts w:ascii="Open Sans" w:eastAsia="Aptos" w:hAnsi="Open Sans" w:cs="Open Sans"/>
-                <w:sz w:val="16"/>
-                <w:szCs w:val="16"/>
-                <w:lang w:val="en-US"/>
-              </w:rPr>
-              <w:t>___________________________________</w:t>
-            </w:r>
-          </w:p>
-          <w:p>
-            <w:pPr>
-              <w:spacing w:after="0" w:line="240" w:lineRule="auto"/>
-              <w:jc w:val="both"/>
-              <w:rPr>
-                <w:rFonts w:ascii="Open Sans" w:hAnsi="Open Sans" w:cs="Open Sans"/>
-                <w:sz w:val="16"/>
-                <w:szCs w:val="16"/>
-                <w:lang w:val="en-US"/>
-              </w:rPr>
-            </w:pPr>
-            <w:r>
-              <w:rPr>
-                <w:rFonts w:ascii="Open Sans" w:eastAsia="Aptos" w:hAnsi="Open Sans" w:cs="Open Sans"/>
-                <w:b/>
-                <w:bCs/>
-                <w:sz w:val="16"/>
-                <w:szCs w:val="16"/>
-                <w:lang w:val="en-US"/>
-              </w:rPr>
-              <w:t>Date              ____________________</w:t>
-            </w:r>
-            <w:r>
-              <w:rPr>
-                <w:rFonts w:ascii="Open Sans" w:eastAsia="Aptos" w:hAnsi="Open Sans" w:cs="Open Sans"/>
-                <w:sz w:val="16"/>
-                <w:szCs w:val="16"/>
-                <w:lang w:val="en-US"/>
-              </w:rPr>
-              <w:t>___________________________________</w:t>
-            </w:r>
-          </w:p>
+          <w:tbl>
+            <w:tblPr>
+              <w:tblStyle w:val="Tablaconcuadrcula"/>
+              <w:tblW w:w="0" w:type="auto"/>
+              <w:tblBorders>
+                <w:top w:val="none" w:sz="0" w:space="0" w:color="auto"/>
+                <w:left w:val="none" w:sz="0" w:space="0" w:color="auto"/>
+                <w:bottom w:val="none" w:sz="0" w:space="0" w:color="auto"/>
+                <w:right w:val="none" w:sz="0" w:space="0" w:color="auto"/>
+                <w:insideH w:val="none" w:sz="0" w:space="0" w:color="auto"/>
+                <w:insideV w:val="none" w:sz="0" w:space="0" w:color="auto"/>
+              </w:tblBorders>
+              <w:tblLook w:val="04A0" w:firstRow="1" w:lastRow="0" w:firstColumn="1" w:lastColumn="0" w:noHBand="0" w:noVBand="1"/>
+            </w:tblPr>
+            <w:tblGrid>
+              <w:gridCol w:w="1369"/>
+              <w:gridCol w:w="3633"/>
+            </w:tblGrid>
+            <w:tr>
+              <w:trPr>
+                <w:trHeight w:val="250"/>
+              </w:trPr>
+              <w:tc>
+                <w:tcPr>
+                  <w:tcW w:w="1369" w:type="dxa"/>
+                  <w:vAlign w:val="bottom"/>
+                </w:tcPr>
+                <w:p>
+                  <w:pPr>
+                    <w:spacing w:after="0" w:line="240" w:lineRule="auto"/>
+                    <w:jc w:val="both"/>
+                    <w:rPr>
+                      <w:rFonts w:ascii="Open Sans" w:hAnsi="Open Sans" w:cs="Open Sans"/>
+                      <w:b/>
+                      <w:bCs/>
+                      <w:sz w:val="16"/>
+                      <w:szCs w:val="16"/>
+                      <w:lang w:val="en-US"/>
+                    </w:rPr>
+                  </w:pPr>
+                  <w:r>
+                    <w:rPr>
+                      <w:rFonts w:ascii="Open Sans" w:hAnsi="Open Sans" w:cs="Open Sans"/>
+                      <w:b/>
+                      <w:bCs/>
+                      <w:sz w:val="16"/>
+                      <w:szCs w:val="16"/>
+                      <w:lang w:val="en-US"/>
+                    </w:rPr>
+                    <w:t>Signature</w:t>
+                  </w:r>
+                </w:p>
+              </w:tc>
+              <w:tc>
+                <w:tcPr>
+                  <w:tcW w:w="3633" w:type="dxa"/>
+                  <w:tcBorders>
+                    <w:bottom w:val="single" w:sz="4" w:space="0" w:color="auto"/>
+                  </w:tcBorders>
+                  <w:vAlign w:val="bottom"/>
+                </w:tcPr>
+                <w:p>
+                  <w:pPr>
+                    <w:spacing w:after="0" w:line="240" w:lineRule="auto"/>
+                    <w:jc w:val="both"/>
+                    <w:rPr>
+                      <w:rFonts w:ascii="Open Sans" w:hAnsi="Open Sans" w:cs="Open Sans"/>
+                      <w:sz w:val="16"/>
+                      <w:szCs w:val="16"/>
+                      <w:lang w:val="en-US"/>
+                    </w:rPr>
+                  </w:pPr>
+                </w:p>
+              </w:tc>
+            </w:tr>
+            <w:tr>
+              <w:trPr>
+                <w:trHeight w:val="282"/>
+              </w:trPr>
+              <w:tc>
+                <w:tcPr>
+                  <w:tcW w:w="1369" w:type="dxa"/>
+                  <w:vAlign w:val="bottom"/>
+                </w:tcPr>
+                <w:p>
+                  <w:pPr>
+                    <w:spacing w:after="0" w:line="240" w:lineRule="auto"/>
+                    <w:jc w:val="both"/>
+                    <w:rPr>
+                      <w:rFonts w:ascii="Open Sans" w:hAnsi="Open Sans" w:cs="Open Sans"/>
+                      <w:b/>
+                      <w:bCs/>
+                      <w:sz w:val="16"/>
+                      <w:szCs w:val="16"/>
+                      <w:lang w:val="en-US"/>
+                    </w:rPr>
+                  </w:pPr>
+                  <w:r>
+                    <w:rPr>
+                      <w:rFonts w:ascii="Open Sans" w:hAnsi="Open Sans" w:cs="Open Sans"/>
+                      <w:b/>
+                      <w:bCs/>
+                      <w:sz w:val="16"/>
+                      <w:szCs w:val="16"/>
+                      <w:lang w:val="en-US"/>
+                    </w:rPr>
+                    <w:t>Name</w:t>
+                  </w:r>
+                </w:p>
+              </w:tc>
+              <w:tc>
+                <w:tcPr>
+                  <w:tcW w:w="3633" w:type="dxa"/>
+                  <w:tcBorders>
+                    <w:top w:val="single" w:sz="4" w:space="0" w:color="auto"/>
+                    <w:bottom w:val="single" w:sz="4" w:space="0" w:color="auto"/>
+                  </w:tcBorders>
+                  <w:vAlign w:val="bottom"/>
+                </w:tcPr>
+                <w:p>
+                  <w:pPr>
+                    <w:spacing w:after="0" w:line="240" w:lineRule="auto"/>
+                    <w:jc w:val="both"/>
+                    <w:rPr>
+                      <w:rFonts w:ascii="Open Sans" w:hAnsi="Open Sans" w:cs="Open Sans"/>
+                      <w:sz w:val="16"/>
+                      <w:szCs w:val="16"/>
+                      <w:lang w:val="en-US"/>
+                    </w:rPr>
+                  </w:pPr>
+                </w:p>
+              </w:tc>
+            </w:tr>
+            <w:tr>
+              <w:trPr>
+                <w:trHeight w:val="286"/>
+              </w:trPr>
+              <w:tc>
+                <w:tcPr>
+                  <w:tcW w:w="1369" w:type="dxa"/>
+                  <w:vAlign w:val="bottom"/>
+                </w:tcPr>
+                <w:p>
+                  <w:pPr>
+                    <w:spacing w:after="0" w:line="240" w:lineRule="auto"/>
+                    <w:jc w:val="both"/>
+                    <w:rPr>
+                      <w:rFonts w:ascii="Open Sans" w:hAnsi="Open Sans" w:cs="Open Sans"/>
+                      <w:b/>
+                      <w:bCs/>
+                      <w:sz w:val="16"/>
+                      <w:szCs w:val="16"/>
+                      <w:lang w:val="en-US"/>
+                    </w:rPr>
+                  </w:pPr>
+                  <w:r>
+                    <w:rPr>
+                      <w:rFonts w:ascii="Open Sans" w:hAnsi="Open Sans" w:cs="Open Sans"/>
+                      <w:b/>
+                      <w:bCs/>
+                      <w:sz w:val="16"/>
+                      <w:szCs w:val="16"/>
+                      <w:lang w:val="en-US"/>
+                    </w:rPr>
+                    <w:t>Date</w:t>
+                  </w:r>
+                </w:p>
+              </w:tc>
+              <w:tc>
+                <w:tcPr>
+                  <w:tcW w:w="3633" w:type="dxa"/>
+                  <w:tcBorders>
+                    <w:top w:val="single" w:sz="4" w:space="0" w:color="auto"/>
+                    <w:bottom w:val="single" w:sz="4" w:space="0" w:color="auto"/>
+                  </w:tcBorders>
+                  <w:vAlign w:val="bottom"/>
+                </w:tcPr>
+                <w:p>
+                  <w:pPr>
+                    <w:spacing w:after="0" w:line="240" w:lineRule="auto"/>
+                    <w:jc w:val="both"/>
+                    <w:rPr>
+                      <w:rFonts w:ascii="Open Sans" w:hAnsi="Open Sans" w:cs="Open Sans"/>
+                      <w:sz w:val="16"/>
+                      <w:szCs w:val="16"/>
+                      <w:lang w:val="en-US"/>
+                    </w:rPr>
+                  </w:pPr>
+                </w:p>
+              </w:tc>
+            </w:tr>
+          </w:tbl>
           <w:p>
             <w:pPr>
               <w:spacing w:after="0" w:line="240" w:lineRule="auto"/>

--- a/estimate_template.docx
+++ b/estimate_template.docx
@@ -977,7 +977,7 @@
       <w:tr>
         <w:tc>
           <w:tcPr>
-            <w:tcW w:w="1528" w:type="pct"/>
+            <w:tcW w:w="1500" w:type="pct"/>
             <w:tcBorders>
               <w:top w:val="nil"/>
               <w:left w:val="nil"/>
@@ -1374,7 +1374,7 @@
         </w:tc>
         <w:tc>
           <w:tcPr>
-            <w:tcW w:w="3472" w:type="pct"/>
+            <w:tcW w:w="3500" w:type="pct"/>
             <w:tcBorders>
               <w:top w:val="nil"/>
               <w:left w:val="nil"/>

--- a/estimate_template.docx
+++ b/estimate_template.docx
@@ -184,7 +184,7 @@
     <w:tbl>
       <w:tblPr>
         <w:tblStyle w:val="Tablaconcuadrcula"/>
-        <w:tblW w:w="4632" w:type="pct"/>
+        <w:tblW w:w="0" w:type="auto"/>
         <w:tblLayout w:type="fixed"/>
         <w:tblLook w:val="04A0" w:firstRow="1" w:lastRow="0" w:firstColumn="1" w:lastColumn="0" w:noHBand="0" w:noVBand="1"/>
       </w:tblPr>
@@ -195,7 +195,7 @@
       <w:tr>
         <w:tc>
           <w:tcPr>
-            <w:tcW w:w="1586" w:type="pct"/>
+            <w:tcW w:w="2268" w:type="dxa"/>
             <w:tcBorders>
               <w:top w:val="nil"/>
               <w:left w:val="nil"/>
@@ -630,7 +630,7 @@
         </w:tc>
         <w:tc>
           <w:tcPr>
-            <w:tcW w:w="3414" w:type="pct"/>
+            <w:tcW w:w="4882" w:type="dxa"/>
             <w:tcBorders>
               <w:top w:val="nil"/>
               <w:left w:val="nil"/>
@@ -967,7 +967,8 @@
     <w:tbl>
       <w:tblPr>
         <w:tblStyle w:val="Tablaconcuadrcula"/>
-        <w:tblW w:w="5000" w:type="pct"/>
+        <w:tblW w:w="0" w:type="auto"/>
+        <w:tblLayout w:type="fixed"/>
         <w:tblLook w:val="04A0" w:firstRow="1" w:lastRow="0" w:firstColumn="1" w:lastColumn="0" w:noHBand="0" w:noVBand="1"/>
       </w:tblPr>
       <w:tblGrid>
@@ -977,7 +978,7 @@
       <w:tr>
         <w:tc>
           <w:tcPr>
-            <w:tcW w:w="1500" w:type="pct"/>
+            <w:tcW w:w="2490" w:type="dxa"/>
             <w:tcBorders>
               <w:top w:val="nil"/>
               <w:left w:val="nil"/>
@@ -1374,7 +1375,7 @@
         </w:tc>
         <w:tc>
           <w:tcPr>
-            <w:tcW w:w="3500" w:type="pct"/>
+            <w:tcW w:w="5228" w:type="dxa"/>
             <w:tcBorders>
               <w:top w:val="nil"/>
               <w:left w:val="nil"/>
@@ -1946,6 +1947,7 @@
                 <w:insideH w:val="none" w:sz="0" w:space="0" w:color="auto"/>
                 <w:insideV w:val="none" w:sz="0" w:space="0" w:color="auto"/>
               </w:tblBorders>
+              <w:tblLayout w:type="fixed"/>
               <w:tblLook w:val="04A0" w:firstRow="1" w:lastRow="0" w:firstColumn="1" w:lastColumn="0" w:noHBand="0" w:noVBand="1"/>
             </w:tblPr>
             <w:tblGrid>

--- a/estimate_template.docx
+++ b/estimate_template.docx
@@ -2571,7 +2571,7 @@
               <w:ind w:left="372"/>
               <w:jc w:val="both"/>
               <w:rPr>
-                <w:rFonts w:ascii="Open Sans" w:hAnsi="Open Sans" w:cs="Open Sans"/>
+                <w:rFonts w:ascii="Open Sans" w:eastAsia="Aptos" w:hAnsi="Open Sans" w:cs="Open Sans"/>
                 <w:sz w:val="16"/>
                 <w:szCs w:val="16"/>
                 <w:lang w:val="en-US"/>
@@ -2585,6 +2585,1679 @@
                 <w:lang w:val="en-US"/>
               </w:rPr>
               <w:t>__________________________________________</w:t>
+            </w:r>
+          </w:p>
+          <w:p>
+            <w:pPr>
+              <w:pStyle w:val="Prrafodelista"/>
+              <w:spacing w:after="0" w:line="240" w:lineRule="auto"/>
+              <w:ind w:left="372"/>
+              <w:jc w:val="both"/>
+              <w:rPr>
+                <w:rFonts w:ascii="Open Sans" w:hAnsi="Open Sans" w:cs="Open Sans"/>
+                <w:sz w:val="16"/>
+                <w:szCs w:val="16"/>
+                <w:lang w:val="en-US"/>
+              </w:rPr>
+            </w:pPr>
+            <w:r>
+              <w:rPr>
+                <w:rFonts w:ascii="Open Sans" w:eastAsia="Aptos" w:hAnsi="Open Sans" w:cs="Open Sans"/>
+                <w:sz w:val="16"/>
+                <w:szCs w:val="16"/>
+                <w:lang w:val="en-US"/>
+              </w:rPr>
+              <w:br/>
+              <w:t>Client’s Signature &amp; Date</w:t>
+            </w:r>
+          </w:p>
+        </w:tc>
+      </w:tr>
+      <w:tr>
+        <w:tc>
+          <w:tcPr>
+            <w:tcW w:w="2490" w:type="dxa"/>
+          </w:tcPr>
+          <w:p>
+            <w:pPr>
+              <w:spacing w:after="0" w:line="240" w:lineRule="auto"/>
+              <w:rPr>
+                <w:rFonts w:ascii="Open Sans" w:eastAsia="Aptos" w:hAnsi="Open Sans" w:cs="Open Sans"/>
+                <w:b/>
+                <w:i/>
+                <w:color w:val="612D4B"/>
+                <w:sz w:val="17"/>
+                <w:szCs w:val="17"/>
+                <w:lang w:val="en-US"/>
+              </w:rPr>
+            </w:pPr>
+          </w:p>
+        </w:tc>
+        <w:tc>
+          <w:tcPr>
+            <w:tcW w:w="5228" w:type="dxa"/>
+          </w:tcPr>
+          <w:p>
+            <w:pPr>
+              <w:spacing w:after="0" w:line="240" w:lineRule="auto"/>
+              <w:rPr>
+                <w:rFonts w:ascii="Open Sans" w:eastAsia="Aptos" w:hAnsi="Open Sans" w:cs="Open Sans"/>
+                <w:b/>
+                <w:color w:val="612D4B"/>
+                <w:sz w:val="16"/>
+                <w:szCs w:val="16"/>
+                <w:lang w:val="en-US"/>
+              </w:rPr>
+            </w:pPr>
+          </w:p>
+        </w:tc>
+      </w:tr>
+      <w:tr>
+        <w:tc>
+          <w:tcPr>
+            <w:tcW w:w="2490" w:type="dxa"/>
+          </w:tcPr>
+          <w:p>
+            <w:pPr>
+              <w:spacing w:after="0" w:line="240" w:lineRule="auto"/>
+              <w:rPr>
+                <w:rFonts w:ascii="Open Sans" w:hAnsi="Open Sans" w:cs="Open Sans"/>
+                <w:sz w:val="17"/>
+                <w:szCs w:val="17"/>
+                <w:lang w:val="en-US"/>
+              </w:rPr>
+            </w:pPr>
+            <w:r>
+              <w:rPr>
+                <w:rFonts w:ascii="Open Sans" w:eastAsia="Aptos" w:hAnsi="Open Sans" w:cs="Open Sans"/>
+                <w:b/>
+                <w:i/>
+                <w:color w:val="612D4B"/>
+                <w:sz w:val="17"/>
+                <w:szCs w:val="17"/>
+                <w:lang w:val="en-US"/>
+              </w:rPr>
+              <w:t>We create everlasting moments</w:t>
+            </w:r>
+          </w:p>
+          <w:p>
+            <w:pPr>
+              <w:spacing w:after="0" w:line="240" w:lineRule="auto"/>
+              <w:rPr>
+                <w:rFonts w:ascii="Open Sans" w:hAnsi="Open Sans" w:cs="Open Sans"/>
+                <w:sz w:val="17"/>
+                <w:szCs w:val="17"/>
+                <w:lang w:val="en-US"/>
+              </w:rPr>
+            </w:pPr>
+          </w:p>
+          <w:p>
+            <w:pPr>
+              <w:spacing w:after="0" w:line="240" w:lineRule="auto"/>
+              <w:rPr>
+                <w:rFonts w:ascii="Open Sans" w:hAnsi="Open Sans" w:cs="Open Sans"/>
+                <w:sz w:val="17"/>
+                <w:szCs w:val="17"/>
+                <w:lang w:val="en-US"/>
+              </w:rPr>
+            </w:pPr>
+            <w:r>
+              <w:rPr>
+                <w:rFonts w:ascii="Open Sans" w:eastAsia="Aptos" w:hAnsi="Open Sans" w:cs="Open Sans"/>
+                <w:b/>
+                <w:color w:val="612D4B"/>
+                <w:sz w:val="17"/>
+                <w:szCs w:val="17"/>
+                <w:lang w:val="en-US"/>
+              </w:rPr>
+              <w:t>Client</w:t>
+            </w:r>
+          </w:p>
+          <w:p>
+            <w:pPr>
+              <w:spacing w:after="0" w:line="240" w:lineRule="auto"/>
+              <w:rPr>
+                <w:rFonts w:ascii="Open Sans" w:hAnsi="Open Sans" w:cs="Open Sans"/>
+                <w:color w:val="000000"/>
+                <w:sz w:val="17"/>
+                <w:szCs w:val="17"/>
+                <w:lang w:val="en-US"/>
+              </w:rPr>
+            </w:pPr>
+            <w:r>
+              <w:rPr>
+                <w:rFonts w:ascii="Open Sans" w:eastAsia="Aptos" w:hAnsi="Open Sans" w:cs="Open Sans"/>
+                <w:color w:val="000000"/>
+                <w:sz w:val="17"/>
+                <w:szCs w:val="17"/>
+                <w:lang w:val="en-US"/>
+              </w:rPr>
+              <w:t>{{CLIENT_NAME}}</w:t>
+            </w:r>
+          </w:p>
+          <w:p>
+            <w:pPr>
+              <w:spacing w:after="0" w:line="240" w:lineRule="auto"/>
+              <w:rPr>
+                <w:rFonts w:ascii="Open Sans" w:hAnsi="Open Sans" w:cs="Open Sans"/>
+                <w:sz w:val="17"/>
+                <w:szCs w:val="17"/>
+                <w:lang w:val="en-US"/>
+              </w:rPr>
+            </w:pPr>
+            <w:r>
+              <w:rPr>
+                <w:rFonts w:ascii="Open Sans" w:eastAsia="Aptos" w:hAnsi="Open Sans" w:cs="Open Sans"/>
+                <w:sz w:val="17"/>
+                <w:szCs w:val="17"/>
+                <w:lang w:val="en-US"/>
+              </w:rPr>
+              <w:t>{{CLIENT_ADDRESS}}</w:t>
+            </w:r>
+          </w:p>
+          <w:p>
+            <w:pPr>
+              <w:spacing w:after="0" w:line="240" w:lineRule="auto"/>
+              <w:rPr>
+                <w:rFonts w:ascii="Open Sans" w:hAnsi="Open Sans" w:cs="Open Sans"/>
+                <w:sz w:val="17"/>
+                <w:szCs w:val="17"/>
+                <w:lang w:val="en-US"/>
+              </w:rPr>
+            </w:pPr>
+            <w:r>
+              <w:rPr>
+                <w:rFonts w:ascii="Open Sans" w:eastAsia="Aptos" w:hAnsi="Open Sans" w:cs="Open Sans"/>
+                <w:sz w:val="17"/>
+                <w:szCs w:val="17"/>
+                <w:lang w:val="en-US"/>
+              </w:rPr>
+              <w:t>{{CLIENT_EMAIL}}</w:t>
+            </w:r>
+          </w:p>
+          <w:p>
+            <w:pPr>
+              <w:spacing w:after="0" w:line="240" w:lineRule="auto"/>
+              <w:rPr>
+                <w:rFonts w:ascii="Open Sans" w:hAnsi="Open Sans" w:cs="Open Sans"/>
+                <w:sz w:val="17"/>
+                <w:szCs w:val="17"/>
+                <w:lang w:val="en-US"/>
+              </w:rPr>
+            </w:pPr>
+          </w:p>
+          <w:p>
+            <w:pPr>
+              <w:spacing w:after="0" w:line="240" w:lineRule="auto"/>
+              <w:rPr>
+                <w:rFonts w:ascii="Open Sans" w:hAnsi="Open Sans" w:cs="Open Sans"/>
+                <w:b/>
+                <w:color w:val="612D4B"/>
+                <w:sz w:val="17"/>
+                <w:szCs w:val="17"/>
+                <w:lang w:val="en-US"/>
+              </w:rPr>
+            </w:pPr>
+            <w:r>
+              <w:rPr>
+                <w:rFonts w:ascii="Open Sans" w:eastAsia="Aptos" w:hAnsi="Open Sans" w:cs="Open Sans"/>
+                <w:b/>
+                <w:color w:val="612D4B"/>
+                <w:sz w:val="17"/>
+                <w:szCs w:val="17"/>
+                <w:lang w:val="en-US"/>
+              </w:rPr>
+              <w:t>Client Representative</w:t>
+            </w:r>
+          </w:p>
+          <w:p>
+            <w:pPr>
+              <w:spacing w:after="0" w:line="240" w:lineRule="auto"/>
+              <w:rPr>
+                <w:rFonts w:ascii="Open Sans" w:hAnsi="Open Sans" w:cs="Open Sans"/>
+                <w:sz w:val="17"/>
+                <w:szCs w:val="17"/>
+                <w:lang w:val="en-US"/>
+              </w:rPr>
+            </w:pPr>
+            <w:r>
+              <w:rPr>
+                <w:rFonts w:ascii="Open Sans" w:eastAsia="Aptos" w:hAnsi="Open Sans" w:cs="Open Sans"/>
+                <w:sz w:val="17"/>
+                <w:szCs w:val="17"/>
+                <w:lang w:val="en-US"/>
+              </w:rPr>
+              <w:t>{{REPRESENTATIVE_NAME}}</w:t>
+            </w:r>
+          </w:p>
+          <w:p>
+            <w:pPr>
+              <w:spacing w:after="0" w:line="240" w:lineRule="auto"/>
+              <w:rPr>
+                <w:rFonts w:ascii="Open Sans" w:hAnsi="Open Sans" w:cs="Open Sans"/>
+                <w:sz w:val="17"/>
+                <w:szCs w:val="17"/>
+                <w:lang w:val="en-US"/>
+              </w:rPr>
+            </w:pPr>
+            <w:r>
+              <w:rPr>
+                <w:rFonts w:ascii="Open Sans" w:eastAsia="Aptos" w:hAnsi="Open Sans" w:cs="Open Sans"/>
+                <w:sz w:val="17"/>
+                <w:szCs w:val="17"/>
+                <w:lang w:val="en-US"/>
+              </w:rPr>
+              <w:t>{{REPRESENTATIVE_EMAIL}}</w:t>
+            </w:r>
+          </w:p>
+          <w:p>
+            <w:pPr>
+              <w:spacing w:after="0" w:line="240" w:lineRule="auto"/>
+              <w:rPr>
+                <w:rFonts w:ascii="Open Sans" w:hAnsi="Open Sans" w:cs="Open Sans"/>
+                <w:sz w:val="17"/>
+                <w:szCs w:val="17"/>
+                <w:lang w:val="en-US"/>
+              </w:rPr>
+            </w:pPr>
+            <w:r>
+              <w:rPr>
+                <w:rFonts w:ascii="Open Sans" w:eastAsia="Aptos" w:hAnsi="Open Sans" w:cs="Open Sans"/>
+                <w:sz w:val="17"/>
+                <w:szCs w:val="17"/>
+                <w:lang w:val="en-US"/>
+              </w:rPr>
+              <w:t>Ph: {{REPRESENTATIVE_PHONE}}</w:t>
+            </w:r>
+          </w:p>
+          <w:p>
+            <w:pPr>
+              <w:spacing w:after="0" w:line="240" w:lineRule="auto"/>
+              <w:rPr>
+                <w:rFonts w:ascii="Open Sans" w:hAnsi="Open Sans" w:cs="Open Sans"/>
+                <w:sz w:val="17"/>
+                <w:szCs w:val="17"/>
+                <w:lang w:val="en-US"/>
+              </w:rPr>
+            </w:pPr>
+          </w:p>
+          <w:p>
+            <w:pPr>
+              <w:spacing w:after="0" w:line="240" w:lineRule="auto"/>
+              <w:rPr>
+                <w:rFonts w:ascii="Open Sans" w:eastAsia="Aptos" w:hAnsi="Open Sans" w:cs="Open Sans"/>
+                <w:b/>
+                <w:color w:val="612D4B"/>
+                <w:sz w:val="17"/>
+                <w:szCs w:val="17"/>
+                <w:lang w:val="en-US"/>
+              </w:rPr>
+            </w:pPr>
+            <w:r>
+              <w:rPr>
+                <w:rFonts w:ascii="Open Sans" w:eastAsia="Aptos" w:hAnsi="Open Sans" w:cs="Open Sans"/>
+                <w:b/>
+                <w:color w:val="612D4B"/>
+                <w:sz w:val="17"/>
+                <w:szCs w:val="17"/>
+                <w:lang w:val="en-US"/>
+              </w:rPr>
+              <w:t>Event Details</w:t>
+            </w:r>
+          </w:p>
+          <w:p>
+            <w:pPr>
+              <w:spacing w:after="0" w:line="0" w:lineRule="atLeast"/>
+              <w:rPr>
+                <w:rFonts w:ascii="Open Sans" w:eastAsia="Aptos" w:hAnsi="Open Sans" w:cs="Open Sans"/>
+                <w:b/>
+                <w:color w:val="612D4B"/>
+                <w:sz w:val="17"/>
+                <w:szCs w:val="17"/>
+                <w:lang w:val="en-US"/>
+              </w:rPr>
+            </w:pPr>
+            <w:r>
+              <w:rPr>
+                <w:rFonts w:ascii="Open Sans" w:eastAsia="Aptos" w:hAnsi="Open Sans" w:cs="Open Sans"/>
+                <w:sz w:val="17"/>
+                <w:szCs w:val="17"/>
+                <w:lang w:val="en-US"/>
+              </w:rPr>
+              <w:t>{{EVENT_NAME}}</w:t>
+            </w:r>
+          </w:p>
+          <w:p>
+            <w:pPr>
+              <w:spacing w:after="0" w:line="240" w:lineRule="auto"/>
+              <w:rPr>
+                <w:rFonts w:ascii="Open Sans" w:hAnsi="Open Sans" w:cs="Open Sans"/>
+                <w:sz w:val="17"/>
+                <w:szCs w:val="17"/>
+                <w:lang w:val="en-US"/>
+              </w:rPr>
+            </w:pPr>
+            <w:r>
+              <w:rPr>
+                <w:rFonts w:ascii="Open Sans" w:eastAsia="Aptos" w:hAnsi="Open Sans" w:cs="Open Sans"/>
+                <w:sz w:val="17"/>
+                <w:szCs w:val="17"/>
+                <w:lang w:val="en-US"/>
+              </w:rPr>
+              <w:t>{{EVENT_ADDRESS}}</w:t>
+            </w:r>
+          </w:p>
+          <w:p>
+            <w:pPr>
+              <w:spacing w:after="0" w:line="240" w:lineRule="auto"/>
+              <w:rPr>
+                <w:rFonts w:ascii="Open Sans" w:hAnsi="Open Sans" w:cs="Open Sans"/>
+                <w:sz w:val="17"/>
+                <w:szCs w:val="17"/>
+                <w:lang w:val="en-US"/>
+              </w:rPr>
+            </w:pPr>
+            <w:r>
+              <w:rPr>
+                <w:rFonts w:ascii="Open Sans" w:eastAsia="Aptos" w:hAnsi="Open Sans" w:cs="Open Sans"/>
+                <w:sz w:val="17"/>
+                <w:szCs w:val="17"/>
+                <w:lang w:val="en-US"/>
+              </w:rPr>
+              <w:t>Event Code: {{EVENT_CODE}}</w:t>
+            </w:r>
+          </w:p>
+          <w:p>
+            <w:pPr>
+              <w:spacing w:after="0" w:line="240" w:lineRule="auto"/>
+              <w:rPr>
+                <w:rFonts w:ascii="Open Sans" w:hAnsi="Open Sans" w:cs="Open Sans"/>
+                <w:sz w:val="17"/>
+                <w:szCs w:val="17"/>
+                <w:lang w:val="en-US"/>
+              </w:rPr>
+            </w:pPr>
+            <w:r>
+              <w:rPr>
+                <w:rFonts w:ascii="Open Sans" w:eastAsia="Aptos" w:hAnsi="Open Sans" w:cs="Open Sans"/>
+                <w:sz w:val="17"/>
+                <w:szCs w:val="17"/>
+                <w:lang w:val="en-US"/>
+              </w:rPr>
+              <w:t>Start: {{EVENT_START}}</w:t>
+            </w:r>
+          </w:p>
+          <w:p>
+            <w:pPr>
+              <w:spacing w:after="0" w:line="240" w:lineRule="auto"/>
+              <w:rPr>
+                <w:rFonts w:ascii="Open Sans" w:hAnsi="Open Sans" w:cs="Open Sans"/>
+                <w:sz w:val="17"/>
+                <w:szCs w:val="17"/>
+                <w:lang w:val="en-US"/>
+              </w:rPr>
+            </w:pPr>
+            <w:r>
+              <w:rPr>
+                <w:rFonts w:ascii="Open Sans" w:eastAsia="Aptos" w:hAnsi="Open Sans" w:cs="Open Sans"/>
+                <w:sz w:val="17"/>
+                <w:szCs w:val="17"/>
+                <w:lang w:val="en-US"/>
+              </w:rPr>
+              <w:t>End: {{EVENT_END}}</w:t>
+            </w:r>
+            <w:r>
+              <w:rPr>
+                <w:rFonts w:ascii="Open Sans" w:eastAsia="Aptos" w:hAnsi="Open Sans" w:cs="Open Sans"/>
+                <w:sz w:val="17"/>
+                <w:szCs w:val="17"/>
+                <w:lang w:val="en-US"/>
+              </w:rPr>
+              <w:br/>
+              <w:t>{{EVENT_GUESTS}} Guests</w:t>
+            </w:r>
+          </w:p>
+          <w:p>
+            <w:pPr>
+              <w:spacing w:after="0" w:line="240" w:lineRule="auto"/>
+              <w:rPr>
+                <w:rFonts w:ascii="Open Sans" w:eastAsiaTheme="majorEastAsia" w:hAnsi="Open Sans" w:cs="Open Sans"/>
+                <w:color w:val="EE0000"/>
+                <w:sz w:val="22"/>
+                <w:szCs w:val="22"/>
+                <w:lang w:val="en-US"/>
+              </w:rPr>
+            </w:pPr>
+          </w:p>
+          <w:p>
+            <w:pPr>
+              <w:spacing w:after="0" w:line="240" w:lineRule="auto"/>
+              <w:rPr>
+                <w:rFonts w:ascii="Open Sans" w:eastAsiaTheme="majorEastAsia" w:hAnsi="Open Sans" w:cs="Open Sans"/>
+                <w:color w:val="EE0000"/>
+                <w:sz w:val="22"/>
+                <w:szCs w:val="22"/>
+                <w:lang w:val="en-US"/>
+              </w:rPr>
+            </w:pPr>
+          </w:p>
+        </w:tc>
+        <w:tc>
+          <w:tcPr>
+            <w:tcW w:w="5228" w:type="dxa"/>
+          </w:tcPr>
+          <w:p>
+            <w:pPr>
+              <w:spacing w:after="0" w:line="240" w:lineRule="auto"/>
+              <w:rPr>
+                <w:rFonts w:ascii="Open Sans" w:hAnsi="Open Sans" w:cs="Open Sans"/>
+                <w:b/>
+                <w:color w:val="612D4B"/>
+                <w:sz w:val="16"/>
+                <w:szCs w:val="16"/>
+                <w:lang w:val="en-US"/>
+              </w:rPr>
+            </w:pPr>
+            <w:r>
+              <w:rPr>
+                <w:rFonts w:ascii="Open Sans" w:eastAsia="Aptos" w:hAnsi="Open Sans" w:cs="Open Sans"/>
+                <w:b/>
+                <w:color w:val="612D4B"/>
+                <w:sz w:val="16"/>
+                <w:szCs w:val="16"/>
+                <w:lang w:val="en-US"/>
+              </w:rPr>
+              <w:t>Explanation of Fees</w:t>
+            </w:r>
+          </w:p>
+          <w:p>
+            <w:pPr>
+              <w:spacing w:after="0" w:line="240" w:lineRule="auto"/>
+              <w:rPr>
+                <w:rFonts w:ascii="Open Sans" w:hAnsi="Open Sans" w:cs="Open Sans"/>
+                <w:b/>
+                <w:color w:val="612D4B"/>
+                <w:sz w:val="16"/>
+                <w:szCs w:val="16"/>
+                <w:lang w:val="en-US"/>
+              </w:rPr>
+            </w:pPr>
+          </w:p>
+          <w:p>
+            <w:pPr>
+              <w:spacing w:after="0" w:line="240" w:lineRule="auto"/>
+              <w:rPr>
+                <w:rFonts w:ascii="Open Sans" w:hAnsi="Open Sans" w:cs="Open Sans"/>
+                <w:b/>
+                <w:bCs/>
+                <w:sz w:val="16"/>
+                <w:szCs w:val="16"/>
+                <w:lang w:val="en-US"/>
+              </w:rPr>
+            </w:pPr>
+            <w:r>
+              <w:rPr>
+                <w:rFonts w:ascii="Open Sans" w:eastAsia="Aptos" w:hAnsi="Open Sans" w:cs="Open Sans"/>
+                <w:b/>
+                <w:bCs/>
+                <w:sz w:val="16"/>
+                <w:szCs w:val="16"/>
+                <w:lang w:val="en-US"/>
+              </w:rPr>
+              <w:t>Event Planning Service</w:t>
+            </w:r>
+          </w:p>
+          <w:p>
+            <w:pPr>
+              <w:spacing w:after="0" w:line="240" w:lineRule="auto"/>
+              <w:jc w:val="both"/>
+              <w:rPr>
+                <w:rFonts w:ascii="Open Sans" w:hAnsi="Open Sans" w:cs="Open Sans"/>
+                <w:sz w:val="16"/>
+                <w:szCs w:val="16"/>
+                <w:lang w:val="en-US"/>
+              </w:rPr>
+            </w:pPr>
+            <w:r>
+              <w:rPr>
+                <w:rFonts w:ascii="Open Sans" w:eastAsia="Aptos" w:hAnsi="Open Sans" w:cs="Open Sans"/>
+                <w:sz w:val="16"/>
+                <w:szCs w:val="16"/>
+                <w:lang w:val="en-US"/>
+              </w:rPr>
+              <w:t>If a client requests that the caterer coordinate the venue rental &amp; décor, entertainment, photography, valet parking, flower arranging, or other aspects of planning the event, there will be a small fee charged for this service to account for the labor needed to plan the event as agreed upon in writing by the parties at the time of such request.</w:t>
+            </w:r>
+          </w:p>
+          <w:p>
+            <w:pPr>
+              <w:spacing w:after="0" w:line="240" w:lineRule="auto"/>
+              <w:rPr>
+                <w:rFonts w:ascii="Open Sans" w:hAnsi="Open Sans" w:cs="Open Sans"/>
+                <w:b/>
+                <w:bCs/>
+                <w:sz w:val="16"/>
+                <w:szCs w:val="16"/>
+                <w:lang w:val="en-US"/>
+              </w:rPr>
+            </w:pPr>
+          </w:p>
+          <w:p>
+            <w:pPr>
+              <w:spacing w:after="0" w:line="240" w:lineRule="auto"/>
+              <w:rPr>
+                <w:rFonts w:ascii="Open Sans" w:hAnsi="Open Sans" w:cs="Open Sans"/>
+                <w:b/>
+                <w:bCs/>
+                <w:sz w:val="16"/>
+                <w:szCs w:val="16"/>
+                <w:lang w:val="en-US"/>
+              </w:rPr>
+            </w:pPr>
+            <w:r>
+              <w:rPr>
+                <w:rFonts w:ascii="Open Sans" w:eastAsia="Aptos" w:hAnsi="Open Sans" w:cs="Open Sans"/>
+                <w:b/>
+                <w:bCs/>
+                <w:sz w:val="16"/>
+                <w:szCs w:val="16"/>
+                <w:lang w:val="en-US"/>
+              </w:rPr>
+              <w:t>Delivery Fee</w:t>
+            </w:r>
+          </w:p>
+          <w:p>
+            <w:pPr>
+              <w:pStyle w:val="Prrafodelista"/>
+              <w:numPr>
+                <w:ilvl w:val="0"/>
+                <w:numId w:val="1"/>
+              </w:numPr>
+              <w:spacing w:after="0" w:line="240" w:lineRule="auto"/>
+              <w:ind w:left="290"/>
+              <w:rPr>
+                <w:rFonts w:ascii="Open Sans" w:hAnsi="Open Sans" w:cs="Open Sans"/>
+                <w:sz w:val="16"/>
+                <w:szCs w:val="16"/>
+                <w:lang w:val="en-US"/>
+              </w:rPr>
+            </w:pPr>
+            <w:r>
+              <w:rPr>
+                <w:rFonts w:ascii="Open Sans" w:eastAsia="Aptos" w:hAnsi="Open Sans" w:cs="Open Sans"/>
+                <w:sz w:val="16"/>
+                <w:szCs w:val="16"/>
+                <w:lang w:val="en-US"/>
+              </w:rPr>
+              <w:t>Not Applicable.</w:t>
+            </w:r>
+          </w:p>
+          <w:p>
+            <w:pPr>
+              <w:pStyle w:val="Prrafodelista"/>
+              <w:numPr>
+                <w:ilvl w:val="0"/>
+                <w:numId w:val="1"/>
+              </w:numPr>
+              <w:spacing w:after="0" w:line="240" w:lineRule="auto"/>
+              <w:ind w:left="290"/>
+              <w:rPr>
+                <w:rFonts w:ascii="Open Sans" w:hAnsi="Open Sans" w:cs="Open Sans"/>
+                <w:sz w:val="16"/>
+                <w:szCs w:val="16"/>
+                <w:lang w:val="en-US"/>
+              </w:rPr>
+            </w:pPr>
+            <w:r>
+              <w:rPr>
+                <w:rFonts w:ascii="Open Sans" w:eastAsia="Aptos" w:hAnsi="Open Sans" w:cs="Open Sans"/>
+                <w:sz w:val="16"/>
+                <w:szCs w:val="16"/>
+                <w:lang w:val="en-US"/>
+              </w:rPr>
+              <w:t>If the event takes place more than x miles from N/A, a fee of x$/mile will be added to the total costs to cover gas and vehicle mileage.</w:t>
+            </w:r>
+          </w:p>
+          <w:p>
+            <w:pPr>
+              <w:spacing w:after="0" w:line="240" w:lineRule="auto"/>
+              <w:rPr>
+                <w:rFonts w:ascii="Open Sans" w:hAnsi="Open Sans" w:cs="Open Sans"/>
+                <w:b/>
+                <w:bCs/>
+                <w:sz w:val="16"/>
+                <w:szCs w:val="16"/>
+                <w:lang w:val="en-US"/>
+              </w:rPr>
+            </w:pPr>
+          </w:p>
+          <w:p>
+            <w:pPr>
+              <w:spacing w:after="0" w:line="240" w:lineRule="auto"/>
+              <w:rPr>
+                <w:rFonts w:ascii="Open Sans" w:hAnsi="Open Sans" w:cs="Open Sans"/>
+                <w:b/>
+                <w:bCs/>
+                <w:sz w:val="16"/>
+                <w:szCs w:val="16"/>
+                <w:lang w:val="en-US"/>
+              </w:rPr>
+            </w:pPr>
+            <w:r>
+              <w:rPr>
+                <w:rFonts w:ascii="Open Sans" w:eastAsia="Aptos" w:hAnsi="Open Sans" w:cs="Open Sans"/>
+                <w:b/>
+                <w:bCs/>
+                <w:sz w:val="16"/>
+                <w:szCs w:val="16"/>
+                <w:lang w:val="en-US"/>
+              </w:rPr>
+              <w:t>Service Charge</w:t>
+            </w:r>
+          </w:p>
+          <w:p>
+            <w:pPr>
+              <w:spacing w:after="0" w:line="240" w:lineRule="auto"/>
+              <w:jc w:val="both"/>
+              <w:rPr>
+                <w:rFonts w:ascii="Open Sans" w:hAnsi="Open Sans" w:cs="Open Sans"/>
+                <w:sz w:val="16"/>
+                <w:szCs w:val="16"/>
+                <w:lang w:val="en-US"/>
+              </w:rPr>
+            </w:pPr>
+            <w:r>
+              <w:rPr>
+                <w:rFonts w:ascii="Open Sans" w:eastAsia="Aptos" w:hAnsi="Open Sans" w:cs="Open Sans"/>
+                <w:sz w:val="16"/>
+                <w:szCs w:val="16"/>
+                <w:lang w:val="en-US"/>
+              </w:rPr>
+              <w:t xml:space="preserve">A service charge of </w:t>
+            </w:r>
+            <w:r>
+              <w:rPr>
+                <w:rFonts w:ascii="Open Sans" w:eastAsia="Aptos" w:hAnsi="Open Sans" w:cs="Open Sans"/>
+                <w:b/>
+                <w:bCs/>
+                <w:sz w:val="16"/>
+                <w:szCs w:val="16"/>
+                <w:lang w:val="en-US"/>
+              </w:rPr>
+              <w:t>{{SERVICE_CHARGE_RATE}}</w:t>
+            </w:r>
+            <w:r>
+              <w:rPr>
+                <w:rFonts w:ascii="Open Sans" w:eastAsia="Aptos" w:hAnsi="Open Sans" w:cs="Open Sans"/>
+                <w:sz w:val="16"/>
+                <w:szCs w:val="16"/>
+                <w:lang w:val="en-US"/>
+              </w:rPr>
+              <w:t xml:space="preserve"> is Indicated in your proposal of service. This fee covers all administration, insurance fees, transportation, site visits, trucking, &amp; supplemental costs associated with the event planning.</w:t>
+            </w:r>
+          </w:p>
+          <w:p>
+            <w:pPr>
+              <w:spacing w:after="0" w:line="240" w:lineRule="auto"/>
+              <w:rPr>
+                <w:rFonts w:ascii="Open Sans" w:hAnsi="Open Sans" w:cs="Open Sans"/>
+                <w:b/>
+                <w:bCs/>
+                <w:sz w:val="16"/>
+                <w:szCs w:val="16"/>
+                <w:lang w:val="en-US"/>
+              </w:rPr>
+            </w:pPr>
+          </w:p>
+          <w:p>
+            <w:pPr>
+              <w:spacing w:after="0" w:line="240" w:lineRule="auto"/>
+              <w:rPr>
+                <w:rFonts w:ascii="Open Sans" w:hAnsi="Open Sans" w:cs="Open Sans"/>
+                <w:b/>
+                <w:bCs/>
+                <w:sz w:val="16"/>
+                <w:szCs w:val="16"/>
+                <w:lang w:val="en-US"/>
+              </w:rPr>
+            </w:pPr>
+            <w:r>
+              <w:rPr>
+                <w:rFonts w:ascii="Open Sans" w:eastAsia="Aptos" w:hAnsi="Open Sans" w:cs="Open Sans"/>
+                <w:b/>
+                <w:bCs/>
+                <w:sz w:val="16"/>
+                <w:szCs w:val="16"/>
+                <w:lang w:val="en-US"/>
+              </w:rPr>
+              <w:t>Gratuities</w:t>
+            </w:r>
+          </w:p>
+          <w:p>
+            <w:pPr>
+              <w:spacing w:after="0" w:line="240" w:lineRule="auto"/>
+              <w:jc w:val="both"/>
+              <w:rPr>
+                <w:rFonts w:ascii="Open Sans" w:hAnsi="Open Sans" w:cs="Open Sans"/>
+                <w:sz w:val="16"/>
+                <w:szCs w:val="16"/>
+                <w:lang w:val="en-US"/>
+              </w:rPr>
+            </w:pPr>
+            <w:r>
+              <w:rPr>
+                <w:rFonts w:ascii="Open Sans" w:eastAsia="Aptos" w:hAnsi="Open Sans" w:cs="Open Sans"/>
+                <w:sz w:val="16"/>
+                <w:szCs w:val="16"/>
+                <w:lang w:val="en-US"/>
+              </w:rPr>
+              <w:t>Gratuities are not included in the proposal and are at the sole discretion of the client.</w:t>
+            </w:r>
+          </w:p>
+          <w:p>
+            <w:pPr>
+              <w:spacing w:after="0" w:line="240" w:lineRule="auto"/>
+              <w:rPr>
+                <w:rFonts w:ascii="Open Sans" w:hAnsi="Open Sans" w:cs="Open Sans"/>
+                <w:b/>
+                <w:bCs/>
+                <w:sz w:val="16"/>
+                <w:szCs w:val="16"/>
+                <w:lang w:val="en-US"/>
+              </w:rPr>
+            </w:pPr>
+          </w:p>
+          <w:p>
+            <w:pPr>
+              <w:spacing w:after="0" w:line="240" w:lineRule="auto"/>
+              <w:rPr>
+                <w:rFonts w:ascii="Open Sans" w:hAnsi="Open Sans" w:cs="Open Sans"/>
+                <w:b/>
+                <w:bCs/>
+                <w:sz w:val="16"/>
+                <w:szCs w:val="16"/>
+                <w:lang w:val="en-US"/>
+              </w:rPr>
+            </w:pPr>
+            <w:r>
+              <w:rPr>
+                <w:rFonts w:ascii="Open Sans" w:eastAsia="Aptos" w:hAnsi="Open Sans" w:cs="Open Sans"/>
+                <w:b/>
+                <w:bCs/>
+                <w:sz w:val="16"/>
+                <w:szCs w:val="16"/>
+                <w:lang w:val="en-US"/>
+              </w:rPr>
+              <w:t>Taxes and Insurance</w:t>
+            </w:r>
+          </w:p>
+          <w:p>
+            <w:pPr>
+              <w:spacing w:after="0" w:line="240" w:lineRule="auto"/>
+              <w:rPr>
+                <w:rFonts w:ascii="Open Sans" w:hAnsi="Open Sans" w:cs="Open Sans"/>
+                <w:sz w:val="16"/>
+                <w:szCs w:val="16"/>
+                <w:lang w:val="en-US"/>
+              </w:rPr>
+            </w:pPr>
+            <w:r>
+              <w:rPr>
+                <w:rFonts w:ascii="Open Sans" w:eastAsia="Aptos" w:hAnsi="Open Sans" w:cs="Open Sans"/>
+                <w:sz w:val="16"/>
+                <w:szCs w:val="16"/>
+                <w:lang w:val="en-US"/>
+              </w:rPr>
+              <w:t xml:space="preserve">All prices are subject to an </w:t>
+            </w:r>
+            <w:r>
+              <w:rPr>
+                <w:rFonts w:ascii="Open Sans" w:eastAsia="Aptos" w:hAnsi="Open Sans" w:cs="Open Sans"/>
+                <w:b/>
+                <w:bCs/>
+                <w:sz w:val="16"/>
+                <w:szCs w:val="16"/>
+                <w:lang w:val="en-US"/>
+              </w:rPr>
+              <w:t>{{SERVICE_CHARGE_RATE}}</w:t>
+            </w:r>
+            <w:r>
+              <w:rPr>
+                <w:rFonts w:ascii="Open Sans" w:eastAsia="Aptos" w:hAnsi="Open Sans" w:cs="Open Sans"/>
+                <w:sz w:val="16"/>
+                <w:szCs w:val="16"/>
+                <w:lang w:val="en-US"/>
+              </w:rPr>
+              <w:t xml:space="preserve"> service and {</w:t>
+            </w:r>
+            <w:r>
+              <w:rPr>
+                <w:rFonts w:ascii="Open Sans" w:eastAsia="Aptos" w:hAnsi="Open Sans" w:cs="Open Sans"/>
+                <w:b/>
+                <w:bCs/>
+                <w:sz w:val="16"/>
+                <w:szCs w:val="16"/>
+                <w:lang w:val="en-US"/>
+              </w:rPr>
+              <w:t>{TAX_RATE}} {{TAX_NAME}}</w:t>
+            </w:r>
+            <w:r>
+              <w:rPr>
+                <w:rFonts w:ascii="Open Sans" w:eastAsia="Aptos" w:hAnsi="Open Sans" w:cs="Open Sans"/>
+                <w:sz w:val="16"/>
+                <w:szCs w:val="16"/>
+                <w:lang w:val="en-US"/>
+              </w:rPr>
+              <w:t xml:space="preserve"> Sale Tax</w:t>
+            </w:r>
+          </w:p>
+          <w:p>
+            <w:pPr>
+              <w:spacing w:after="0" w:line="240" w:lineRule="auto"/>
+              <w:rPr>
+                <w:rFonts w:ascii="Open Sans" w:hAnsi="Open Sans" w:cs="Open Sans"/>
+                <w:b/>
+                <w:bCs/>
+                <w:sz w:val="16"/>
+                <w:szCs w:val="16"/>
+                <w:lang w:val="en-US"/>
+              </w:rPr>
+            </w:pPr>
+          </w:p>
+          <w:p>
+            <w:pPr>
+              <w:spacing w:after="0" w:line="240" w:lineRule="auto"/>
+              <w:rPr>
+                <w:rFonts w:ascii="Open Sans" w:hAnsi="Open Sans" w:cs="Open Sans"/>
+                <w:b/>
+                <w:bCs/>
+                <w:sz w:val="16"/>
+                <w:szCs w:val="16"/>
+                <w:lang w:val="en-US"/>
+              </w:rPr>
+            </w:pPr>
+            <w:r>
+              <w:rPr>
+                <w:rFonts w:ascii="Open Sans" w:eastAsia="Aptos" w:hAnsi="Open Sans" w:cs="Open Sans"/>
+                <w:b/>
+                <w:bCs/>
+                <w:sz w:val="16"/>
+                <w:szCs w:val="16"/>
+                <w:lang w:val="en-US"/>
+              </w:rPr>
+              <w:t>Governing Terms</w:t>
+            </w:r>
+          </w:p>
+          <w:p>
+            <w:pPr>
+              <w:spacing w:after="0" w:line="240" w:lineRule="auto"/>
+              <w:jc w:val="both"/>
+              <w:rPr>
+                <w:rFonts w:ascii="Open Sans" w:hAnsi="Open Sans" w:cs="Open Sans"/>
+                <w:sz w:val="16"/>
+                <w:szCs w:val="16"/>
+                <w:lang w:val="en-US"/>
+              </w:rPr>
+            </w:pPr>
+            <w:proofErr w:type="spellStart"/>
+            <w:r>
+              <w:rPr>
+                <w:rFonts w:ascii="Open Sans" w:eastAsia="Aptos" w:hAnsi="Open Sans" w:cs="Open Sans"/>
+                <w:sz w:val="16"/>
+                <w:szCs w:val="16"/>
+                <w:lang w:val="en-US"/>
+              </w:rPr>
+              <w:t>Foodesign</w:t>
+            </w:r>
+            <w:proofErr w:type="spellEnd"/>
+            <w:r>
+              <w:rPr>
+                <w:rFonts w:ascii="Open Sans" w:eastAsia="Aptos" w:hAnsi="Open Sans" w:cs="Open Sans"/>
+                <w:sz w:val="16"/>
+                <w:szCs w:val="16"/>
+                <w:lang w:val="en-US"/>
+              </w:rPr>
+              <w:t xml:space="preserve"> Conceptual Events and the Client acknowledge and agree that this proposal is governed by the Master Caterer Agreement executed between the parties.</w:t>
+            </w:r>
+          </w:p>
+          <w:p>
+            <w:pPr>
+              <w:spacing w:after="0" w:line="240" w:lineRule="auto"/>
+              <w:rPr>
+                <w:rFonts w:ascii="Open Sans" w:hAnsi="Open Sans" w:cs="Open Sans"/>
+                <w:b/>
+                <w:bCs/>
+                <w:sz w:val="16"/>
+                <w:szCs w:val="16"/>
+                <w:lang w:val="en-US"/>
+              </w:rPr>
+            </w:pPr>
+          </w:p>
+          <w:p>
+            <w:pPr>
+              <w:spacing w:after="0" w:line="240" w:lineRule="auto"/>
+              <w:rPr>
+                <w:rFonts w:ascii="Open Sans" w:hAnsi="Open Sans" w:cs="Open Sans"/>
+                <w:b/>
+                <w:bCs/>
+                <w:sz w:val="16"/>
+                <w:szCs w:val="16"/>
+                <w:lang w:val="en-US"/>
+              </w:rPr>
+            </w:pPr>
+            <w:r>
+              <w:rPr>
+                <w:rFonts w:ascii="Open Sans" w:eastAsia="Aptos" w:hAnsi="Open Sans" w:cs="Open Sans"/>
+                <w:b/>
+                <w:bCs/>
+                <w:sz w:val="16"/>
+                <w:szCs w:val="16"/>
+                <w:lang w:val="en-US"/>
+              </w:rPr>
+              <w:t>Acceptance By Client</w:t>
+            </w:r>
+          </w:p>
+          <w:p>
+            <w:pPr>
+              <w:spacing w:after="0" w:line="240" w:lineRule="auto"/>
+              <w:jc w:val="both"/>
+              <w:rPr>
+                <w:rFonts w:ascii="Open Sans" w:hAnsi="Open Sans" w:cs="Open Sans"/>
+                <w:sz w:val="16"/>
+                <w:szCs w:val="16"/>
+                <w:lang w:val="en-US"/>
+              </w:rPr>
+            </w:pPr>
+            <w:r>
+              <w:rPr>
+                <w:rFonts w:ascii="Open Sans" w:eastAsia="Aptos" w:hAnsi="Open Sans" w:cs="Open Sans"/>
+                <w:sz w:val="16"/>
+                <w:szCs w:val="16"/>
+                <w:lang w:val="en-US"/>
+              </w:rPr>
+              <w:t xml:space="preserve">The undersigned, as a duly authorized representative of the Client, {{CLIENT_NAME}}, hereby contract the services of </w:t>
+            </w:r>
+            <w:proofErr w:type="spellStart"/>
+            <w:r>
+              <w:rPr>
+                <w:rFonts w:ascii="Open Sans" w:eastAsia="Aptos" w:hAnsi="Open Sans" w:cs="Open Sans"/>
+                <w:sz w:val="16"/>
+                <w:szCs w:val="16"/>
+                <w:lang w:val="en-US"/>
+              </w:rPr>
+              <w:t>Foodesign</w:t>
+            </w:r>
+            <w:proofErr w:type="spellEnd"/>
+            <w:r>
+              <w:rPr>
+                <w:rFonts w:ascii="Open Sans" w:eastAsia="Aptos" w:hAnsi="Open Sans" w:cs="Open Sans"/>
+                <w:sz w:val="16"/>
+                <w:szCs w:val="16"/>
+                <w:lang w:val="en-US"/>
+              </w:rPr>
+              <w:t xml:space="preserve"> Conceptual Events as listed and quoted in this proposal on behalf of the Client according to the terms and conditions herein.</w:t>
+            </w:r>
+          </w:p>
+          <w:p>
+            <w:pPr>
+              <w:spacing w:after="0" w:line="240" w:lineRule="auto"/>
+              <w:jc w:val="both"/>
+              <w:rPr>
+                <w:rFonts w:ascii="Open Sans" w:hAnsi="Open Sans" w:cs="Open Sans"/>
+                <w:b/>
+                <w:bCs/>
+                <w:sz w:val="16"/>
+                <w:szCs w:val="16"/>
+                <w:lang w:val="en-US"/>
+              </w:rPr>
+            </w:pPr>
+          </w:p>
+          <w:tbl>
+            <w:tblPr>
+              <w:tblStyle w:val="Tablaconcuadrcula"/>
+              <w:tblW w:w="0" w:type="auto"/>
+              <w:tblBorders>
+                <w:top w:val="none" w:sz="0" w:space="0" w:color="auto"/>
+                <w:left w:val="none" w:sz="0" w:space="0" w:color="auto"/>
+                <w:bottom w:val="none" w:sz="0" w:space="0" w:color="auto"/>
+                <w:right w:val="none" w:sz="0" w:space="0" w:color="auto"/>
+                <w:insideH w:val="none" w:sz="0" w:space="0" w:color="auto"/>
+                <w:insideV w:val="none" w:sz="0" w:space="0" w:color="auto"/>
+              </w:tblBorders>
+              <w:tblLayout w:type="fixed"/>
+              <w:tblLook w:val="04A0" w:firstRow="1" w:lastRow="0" w:firstColumn="1" w:lastColumn="0" w:noHBand="0" w:noVBand="1"/>
+            </w:tblPr>
+            <w:tblGrid>
+              <w:gridCol w:w="1369"/>
+              <w:gridCol w:w="3633"/>
+            </w:tblGrid>
+            <w:tr>
+              <w:trPr>
+                <w:trHeight w:val="250"/>
+              </w:trPr>
+              <w:tc>
+                <w:tcPr>
+                  <w:tcW w:w="1369" w:type="dxa"/>
+                  <w:vAlign w:val="bottom"/>
+                </w:tcPr>
+                <w:p>
+                  <w:pPr>
+                    <w:spacing w:after="0" w:line="240" w:lineRule="auto"/>
+                    <w:jc w:val="both"/>
+                    <w:rPr>
+                      <w:rFonts w:ascii="Open Sans" w:hAnsi="Open Sans" w:cs="Open Sans"/>
+                      <w:b/>
+                      <w:bCs/>
+                      <w:sz w:val="16"/>
+                      <w:szCs w:val="16"/>
+                      <w:lang w:val="en-US"/>
+                    </w:rPr>
+                  </w:pPr>
+                  <w:r>
+                    <w:rPr>
+                      <w:rFonts w:ascii="Open Sans" w:hAnsi="Open Sans" w:cs="Open Sans"/>
+                      <w:b/>
+                      <w:bCs/>
+                      <w:sz w:val="16"/>
+                      <w:szCs w:val="16"/>
+                      <w:lang w:val="en-US"/>
+                    </w:rPr>
+                    <w:t>Signature</w:t>
+                  </w:r>
+                </w:p>
+              </w:tc>
+              <w:tc>
+                <w:tcPr>
+                  <w:tcW w:w="3633" w:type="dxa"/>
+                  <w:tcBorders>
+                    <w:bottom w:val="single" w:sz="4" w:space="0" w:color="auto"/>
+                  </w:tcBorders>
+                  <w:vAlign w:val="bottom"/>
+                </w:tcPr>
+                <w:p>
+                  <w:pPr>
+                    <w:spacing w:after="0" w:line="240" w:lineRule="auto"/>
+                    <w:jc w:val="both"/>
+                    <w:rPr>
+                      <w:rFonts w:ascii="Open Sans" w:hAnsi="Open Sans" w:cs="Open Sans"/>
+                      <w:sz w:val="16"/>
+                      <w:szCs w:val="16"/>
+                      <w:lang w:val="en-US"/>
+                    </w:rPr>
+                  </w:pPr>
+                </w:p>
+              </w:tc>
+            </w:tr>
+            <w:tr>
+              <w:trPr>
+                <w:trHeight w:val="282"/>
+              </w:trPr>
+              <w:tc>
+                <w:tcPr>
+                  <w:tcW w:w="1369" w:type="dxa"/>
+                  <w:vAlign w:val="bottom"/>
+                </w:tcPr>
+                <w:p>
+                  <w:pPr>
+                    <w:spacing w:after="0" w:line="240" w:lineRule="auto"/>
+                    <w:jc w:val="both"/>
+                    <w:rPr>
+                      <w:rFonts w:ascii="Open Sans" w:hAnsi="Open Sans" w:cs="Open Sans"/>
+                      <w:b/>
+                      <w:bCs/>
+                      <w:sz w:val="16"/>
+                      <w:szCs w:val="16"/>
+                      <w:lang w:val="en-US"/>
+                    </w:rPr>
+                  </w:pPr>
+                  <w:r>
+                    <w:rPr>
+                      <w:rFonts w:ascii="Open Sans" w:hAnsi="Open Sans" w:cs="Open Sans"/>
+                      <w:b/>
+                      <w:bCs/>
+                      <w:sz w:val="16"/>
+                      <w:szCs w:val="16"/>
+                      <w:lang w:val="en-US"/>
+                    </w:rPr>
+                    <w:t>Name</w:t>
+                  </w:r>
+                </w:p>
+              </w:tc>
+              <w:tc>
+                <w:tcPr>
+                  <w:tcW w:w="3633" w:type="dxa"/>
+                  <w:tcBorders>
+                    <w:top w:val="single" w:sz="4" w:space="0" w:color="auto"/>
+                    <w:bottom w:val="single" w:sz="4" w:space="0" w:color="auto"/>
+                  </w:tcBorders>
+                  <w:vAlign w:val="bottom"/>
+                </w:tcPr>
+                <w:p>
+                  <w:pPr>
+                    <w:spacing w:after="0" w:line="240" w:lineRule="auto"/>
+                    <w:jc w:val="both"/>
+                    <w:rPr>
+                      <w:rFonts w:ascii="Open Sans" w:hAnsi="Open Sans" w:cs="Open Sans"/>
+                      <w:sz w:val="16"/>
+                      <w:szCs w:val="16"/>
+                      <w:lang w:val="en-US"/>
+                    </w:rPr>
+                  </w:pPr>
+                </w:p>
+              </w:tc>
+            </w:tr>
+            <w:tr>
+              <w:trPr>
+                <w:trHeight w:val="286"/>
+              </w:trPr>
+              <w:tc>
+                <w:tcPr>
+                  <w:tcW w:w="1369" w:type="dxa"/>
+                  <w:vAlign w:val="bottom"/>
+                </w:tcPr>
+                <w:p>
+                  <w:pPr>
+                    <w:spacing w:after="0" w:line="240" w:lineRule="auto"/>
+                    <w:jc w:val="both"/>
+                    <w:rPr>
+                      <w:rFonts w:ascii="Open Sans" w:hAnsi="Open Sans" w:cs="Open Sans"/>
+                      <w:b/>
+                      <w:bCs/>
+                      <w:sz w:val="16"/>
+                      <w:szCs w:val="16"/>
+                      <w:lang w:val="en-US"/>
+                    </w:rPr>
+                  </w:pPr>
+                  <w:r>
+                    <w:rPr>
+                      <w:rFonts w:ascii="Open Sans" w:hAnsi="Open Sans" w:cs="Open Sans"/>
+                      <w:b/>
+                      <w:bCs/>
+                      <w:sz w:val="16"/>
+                      <w:szCs w:val="16"/>
+                      <w:lang w:val="en-US"/>
+                    </w:rPr>
+                    <w:t>Date</w:t>
+                  </w:r>
+                </w:p>
+              </w:tc>
+              <w:tc>
+                <w:tcPr>
+                  <w:tcW w:w="3633" w:type="dxa"/>
+                  <w:tcBorders>
+                    <w:top w:val="single" w:sz="4" w:space="0" w:color="auto"/>
+                    <w:bottom w:val="single" w:sz="4" w:space="0" w:color="auto"/>
+                  </w:tcBorders>
+                  <w:vAlign w:val="bottom"/>
+                </w:tcPr>
+                <w:p>
+                  <w:pPr>
+                    <w:spacing w:after="0" w:line="240" w:lineRule="auto"/>
+                    <w:jc w:val="both"/>
+                    <w:rPr>
+                      <w:rFonts w:ascii="Open Sans" w:hAnsi="Open Sans" w:cs="Open Sans"/>
+                      <w:sz w:val="16"/>
+                      <w:szCs w:val="16"/>
+                      <w:lang w:val="en-US"/>
+                    </w:rPr>
+                  </w:pPr>
+                </w:p>
+              </w:tc>
+            </w:tr>
+          </w:tbl>
+          <w:p>
+            <w:pPr>
+              <w:spacing w:after="0" w:line="240" w:lineRule="auto"/>
+              <w:jc w:val="both"/>
+              <w:rPr>
+                <w:rFonts w:ascii="Open Sans" w:hAnsi="Open Sans" w:cs="Open Sans"/>
+                <w:sz w:val="16"/>
+                <w:szCs w:val="16"/>
+                <w:lang w:val="en-US"/>
+              </w:rPr>
+            </w:pPr>
+          </w:p>
+          <w:p>
+            <w:pPr>
+              <w:spacing w:after="0" w:line="240" w:lineRule="auto"/>
+              <w:jc w:val="both"/>
+              <w:rPr>
+                <w:rFonts w:ascii="Open Sans" w:hAnsi="Open Sans" w:cs="Open Sans"/>
+                <w:sz w:val="16"/>
+                <w:szCs w:val="16"/>
+                <w:lang w:val="en-US"/>
+              </w:rPr>
+            </w:pPr>
+          </w:p>
+          <w:p>
+            <w:pPr>
+              <w:spacing w:after="0" w:line="240" w:lineRule="auto"/>
+              <w:jc w:val="both"/>
+              <w:rPr>
+                <w:rFonts w:ascii="Open Sans" w:hAnsi="Open Sans" w:cs="Open Sans"/>
+                <w:sz w:val="16"/>
+                <w:szCs w:val="16"/>
+                <w:lang w:val="en-US"/>
+              </w:rPr>
+            </w:pPr>
+          </w:p>
+          <w:p>
+            <w:pPr>
+              <w:spacing w:after="0" w:line="240" w:lineRule="auto"/>
+              <w:rPr>
+                <w:rFonts w:ascii="Open Sans" w:eastAsia="Aptos" w:hAnsi="Open Sans" w:cs="Open Sans"/>
+                <w:b/>
+                <w:bCs/>
+                <w:sz w:val="16"/>
+                <w:szCs w:val="16"/>
+                <w:lang w:val="en-US"/>
+              </w:rPr>
+            </w:pPr>
+          </w:p>
+          <w:p>
+            <w:pPr>
+              <w:spacing w:after="0" w:line="240" w:lineRule="auto"/>
+              <w:rPr>
+                <w:rFonts w:ascii="Open Sans" w:hAnsi="Open Sans" w:cs="Open Sans"/>
+                <w:b/>
+                <w:bCs/>
+                <w:sz w:val="16"/>
+                <w:szCs w:val="16"/>
+                <w:lang w:val="en-US"/>
+              </w:rPr>
+            </w:pPr>
+            <w:proofErr w:type="spellStart"/>
+            <w:r>
+              <w:rPr>
+                <w:rFonts w:ascii="Open Sans" w:eastAsia="Aptos" w:hAnsi="Open Sans" w:cs="Open Sans"/>
+                <w:b/>
+                <w:bCs/>
+                <w:sz w:val="16"/>
+                <w:szCs w:val="16"/>
+                <w:lang w:val="en-US"/>
+              </w:rPr>
+              <w:t>Foodesign</w:t>
+            </w:r>
+            <w:proofErr w:type="spellEnd"/>
+            <w:r>
+              <w:rPr>
+                <w:rFonts w:ascii="Open Sans" w:eastAsia="Aptos" w:hAnsi="Open Sans" w:cs="Open Sans"/>
+                <w:b/>
+                <w:bCs/>
+                <w:sz w:val="16"/>
+                <w:szCs w:val="16"/>
+                <w:lang w:val="en-US"/>
+              </w:rPr>
+              <w:t xml:space="preserve"> Conceptual Events Policies</w:t>
+            </w:r>
+          </w:p>
+          <w:p>
+            <w:pPr>
+              <w:spacing w:after="0" w:line="240" w:lineRule="auto"/>
+              <w:rPr>
+                <w:rFonts w:ascii="Open Sans" w:hAnsi="Open Sans" w:cs="Open Sans"/>
+                <w:sz w:val="16"/>
+                <w:szCs w:val="16"/>
+                <w:lang w:val="en-US"/>
+              </w:rPr>
+            </w:pPr>
+          </w:p>
+          <w:p>
+            <w:pPr>
+              <w:spacing w:after="0" w:line="240" w:lineRule="auto"/>
+              <w:jc w:val="both"/>
+              <w:rPr>
+                <w:rFonts w:ascii="Open Sans" w:hAnsi="Open Sans" w:cs="Open Sans"/>
+                <w:sz w:val="16"/>
+                <w:szCs w:val="16"/>
+                <w:lang w:val="en-US"/>
+              </w:rPr>
+            </w:pPr>
+            <w:r>
+              <w:rPr>
+                <w:rFonts w:ascii="Open Sans" w:eastAsia="Aptos" w:hAnsi="Open Sans" w:cs="Open Sans"/>
+                <w:sz w:val="16"/>
+                <w:szCs w:val="16"/>
+                <w:lang w:val="en-US"/>
+              </w:rPr>
+              <w:t>The fees and pricing quoted in this proposal are estimates based on the client’s guaranteed minimum guest count and guaranteed time duration. If more guests are served or the caterer’s services are needed for additional time not included in the client’s estimated duration, the caterer reserves the right to charge a fair price for the additional food, drink, labor and services required. If fewer guests attend or less time is needed, the caterer will still be paid according to the guaranteed minimum guest count and time duration.</w:t>
+            </w:r>
+          </w:p>
+          <w:p>
+            <w:pPr>
+              <w:spacing w:after="0" w:line="240" w:lineRule="auto"/>
+              <w:jc w:val="both"/>
+              <w:rPr>
+                <w:rFonts w:ascii="Open Sans" w:hAnsi="Open Sans" w:cs="Open Sans"/>
+                <w:sz w:val="16"/>
+                <w:szCs w:val="16"/>
+                <w:lang w:val="en-US"/>
+              </w:rPr>
+            </w:pPr>
+          </w:p>
+          <w:p>
+            <w:pPr>
+              <w:spacing w:after="0" w:line="240" w:lineRule="auto"/>
+              <w:jc w:val="both"/>
+              <w:rPr>
+                <w:rFonts w:ascii="Open Sans" w:hAnsi="Open Sans" w:cs="Open Sans"/>
+                <w:b/>
+                <w:bCs/>
+                <w:sz w:val="16"/>
+                <w:szCs w:val="16"/>
+                <w:lang w:val="en-US"/>
+              </w:rPr>
+            </w:pPr>
+            <w:r>
+              <w:rPr>
+                <w:rFonts w:ascii="Open Sans" w:eastAsia="Aptos" w:hAnsi="Open Sans" w:cs="Open Sans"/>
+                <w:b/>
+                <w:bCs/>
+                <w:sz w:val="16"/>
+                <w:szCs w:val="16"/>
+                <w:lang w:val="en-US"/>
+              </w:rPr>
+              <w:t>Deposit</w:t>
+            </w:r>
+          </w:p>
+          <w:p>
+            <w:pPr>
+              <w:spacing w:after="0" w:line="240" w:lineRule="auto"/>
+              <w:jc w:val="both"/>
+              <w:rPr>
+                <w:rFonts w:ascii="Open Sans" w:hAnsi="Open Sans" w:cs="Open Sans"/>
+                <w:sz w:val="16"/>
+                <w:szCs w:val="16"/>
+                <w:lang w:val="en-US"/>
+              </w:rPr>
+            </w:pPr>
+            <w:r>
+              <w:rPr>
+                <w:rFonts w:ascii="Open Sans" w:eastAsia="Aptos" w:hAnsi="Open Sans" w:cs="Open Sans"/>
+                <w:sz w:val="16"/>
+                <w:szCs w:val="16"/>
+                <w:lang w:val="en-US"/>
+              </w:rPr>
+              <w:t>An initial deposit of 50% of the Final total costs is required to contract the caterer for the event. Upon cancellation of the caterer’s services within 31 days of the planned event date, a full refund of the deposit will be supplied. If the caterer’s services are canceled within 25 to 30 days of the event, 50% of the deposit will be refunded. If cancellation notice is given less than 25 days before the event, no refund of the deposit will be supplied.</w:t>
+            </w:r>
+          </w:p>
+          <w:p>
+            <w:pPr>
+              <w:spacing w:after="0" w:line="240" w:lineRule="auto"/>
+              <w:jc w:val="both"/>
+              <w:rPr>
+                <w:rFonts w:ascii="Open Sans" w:hAnsi="Open Sans" w:cs="Open Sans"/>
+                <w:sz w:val="16"/>
+                <w:szCs w:val="16"/>
+                <w:lang w:val="en-US"/>
+              </w:rPr>
+            </w:pPr>
+          </w:p>
+          <w:p>
+            <w:pPr>
+              <w:spacing w:after="0" w:line="240" w:lineRule="auto"/>
+              <w:jc w:val="both"/>
+              <w:rPr>
+                <w:rFonts w:ascii="Open Sans" w:hAnsi="Open Sans" w:cs="Open Sans"/>
+                <w:sz w:val="16"/>
+                <w:szCs w:val="16"/>
+                <w:lang w:val="en-US"/>
+              </w:rPr>
+            </w:pPr>
+            <w:r>
+              <w:rPr>
+                <w:rFonts w:ascii="Open Sans" w:eastAsia="Aptos" w:hAnsi="Open Sans" w:cs="Open Sans"/>
+                <w:b/>
+                <w:bCs/>
+                <w:sz w:val="16"/>
+                <w:szCs w:val="16"/>
+                <w:lang w:val="en-US"/>
+              </w:rPr>
+              <w:t>Terms</w:t>
+            </w:r>
+          </w:p>
+          <w:p>
+            <w:pPr>
+              <w:spacing w:after="0" w:line="240" w:lineRule="auto"/>
+              <w:jc w:val="both"/>
+              <w:rPr>
+                <w:rFonts w:ascii="Open Sans" w:hAnsi="Open Sans" w:cs="Open Sans"/>
+                <w:sz w:val="16"/>
+                <w:szCs w:val="16"/>
+                <w:lang w:val="en-US"/>
+              </w:rPr>
+            </w:pPr>
+            <w:r>
+              <w:rPr>
+                <w:rFonts w:ascii="Open Sans" w:eastAsia="Aptos" w:hAnsi="Open Sans" w:cs="Open Sans"/>
+                <w:sz w:val="16"/>
+                <w:szCs w:val="16"/>
+                <w:lang w:val="en-US"/>
+              </w:rPr>
+              <w:t>Terms for payment of the event are the following:</w:t>
+            </w:r>
+          </w:p>
+          <w:p>
+            <w:pPr>
+              <w:pStyle w:val="Prrafodelista"/>
+              <w:numPr>
+                <w:ilvl w:val="0"/>
+                <w:numId w:val="2"/>
+              </w:numPr>
+              <w:spacing w:after="0" w:line="240" w:lineRule="auto"/>
+              <w:ind w:left="372"/>
+              <w:jc w:val="both"/>
+              <w:rPr>
+                <w:rFonts w:ascii="Open Sans" w:hAnsi="Open Sans" w:cs="Open Sans"/>
+                <w:sz w:val="16"/>
+                <w:szCs w:val="16"/>
+                <w:lang w:val="en-US"/>
+              </w:rPr>
+            </w:pPr>
+            <w:r>
+              <w:rPr>
+                <w:rFonts w:ascii="Open Sans" w:eastAsia="Aptos" w:hAnsi="Open Sans" w:cs="Open Sans"/>
+                <w:sz w:val="16"/>
+                <w:szCs w:val="16"/>
+                <w:lang w:val="en-US"/>
+              </w:rPr>
+              <w:t>The quoted Final cost, minus the deposit, must be paid a week before the event.</w:t>
+            </w:r>
+          </w:p>
+          <w:p>
+            <w:pPr>
+              <w:pStyle w:val="Prrafodelista"/>
+              <w:numPr>
+                <w:ilvl w:val="0"/>
+                <w:numId w:val="2"/>
+              </w:numPr>
+              <w:spacing w:after="0" w:line="240" w:lineRule="auto"/>
+              <w:ind w:left="372"/>
+              <w:jc w:val="both"/>
+              <w:rPr>
+                <w:rFonts w:ascii="Open Sans" w:hAnsi="Open Sans" w:cs="Open Sans"/>
+                <w:sz w:val="16"/>
+                <w:szCs w:val="16"/>
+                <w:lang w:val="en-US"/>
+              </w:rPr>
+            </w:pPr>
+            <w:r>
+              <w:rPr>
+                <w:rFonts w:ascii="Open Sans" w:eastAsia="Aptos" w:hAnsi="Open Sans" w:cs="Open Sans"/>
+                <w:sz w:val="16"/>
+                <w:szCs w:val="16"/>
+                <w:lang w:val="en-US"/>
+              </w:rPr>
+              <w:t>Any added costs due to higher than minimum guaranteed guest counts, extra ser vices or additional duration of services will be billed to the client within 3 business days after the event and must be paid within 5 business days after the event.</w:t>
+            </w:r>
+          </w:p>
+          <w:p>
+            <w:pPr>
+              <w:pStyle w:val="Prrafodelista"/>
+              <w:numPr>
+                <w:ilvl w:val="0"/>
+                <w:numId w:val="2"/>
+              </w:numPr>
+              <w:spacing w:after="0" w:line="240" w:lineRule="auto"/>
+              <w:ind w:left="372"/>
+              <w:jc w:val="both"/>
+              <w:rPr>
+                <w:rFonts w:ascii="Open Sans" w:hAnsi="Open Sans" w:cs="Open Sans"/>
+                <w:sz w:val="16"/>
+                <w:szCs w:val="16"/>
+                <w:lang w:val="en-US"/>
+              </w:rPr>
+            </w:pPr>
+            <w:r>
+              <w:rPr>
+                <w:rFonts w:ascii="Open Sans" w:eastAsia="Aptos" w:hAnsi="Open Sans" w:cs="Open Sans"/>
+                <w:sz w:val="16"/>
+                <w:szCs w:val="16"/>
+                <w:lang w:val="en-US"/>
+              </w:rPr>
+              <w:t>If payment is not received according to the terms of this contract, the caterer reserves the right to take legal action and charge a fair amount of interest on the billed amount.</w:t>
+            </w:r>
+          </w:p>
+          <w:p>
+            <w:pPr>
+              <w:pStyle w:val="Prrafodelista"/>
+              <w:numPr>
+                <w:ilvl w:val="0"/>
+                <w:numId w:val="2"/>
+              </w:numPr>
+              <w:spacing w:after="0" w:line="240" w:lineRule="auto"/>
+              <w:ind w:left="372"/>
+              <w:jc w:val="both"/>
+              <w:rPr>
+                <w:rFonts w:ascii="Open Sans" w:hAnsi="Open Sans" w:cs="Open Sans"/>
+                <w:sz w:val="16"/>
+                <w:szCs w:val="16"/>
+                <w:lang w:val="en-US"/>
+              </w:rPr>
+            </w:pPr>
+            <w:proofErr w:type="spellStart"/>
+            <w:r>
+              <w:rPr>
+                <w:rFonts w:ascii="Open Sans" w:eastAsia="Aptos" w:hAnsi="Open Sans" w:cs="Open Sans"/>
+                <w:sz w:val="16"/>
+                <w:szCs w:val="16"/>
+                <w:lang w:val="en-US"/>
+              </w:rPr>
+              <w:t>Foodesign</w:t>
+            </w:r>
+            <w:proofErr w:type="spellEnd"/>
+            <w:r>
+              <w:rPr>
+                <w:rFonts w:ascii="Open Sans" w:eastAsia="Aptos" w:hAnsi="Open Sans" w:cs="Open Sans"/>
+                <w:sz w:val="16"/>
+                <w:szCs w:val="16"/>
+                <w:lang w:val="en-US"/>
+              </w:rPr>
+              <w:t xml:space="preserve"> Conceptual Events accept cash, MasterCard, Visa, Amex or Personal Checks as Payment Options. If Mastercard, Visa, or AMEX is the preferred payment method, a 3.8% credit card fee will be added to the total amount.</w:t>
+            </w:r>
+          </w:p>
+          <w:p>
+            <w:pPr>
+              <w:pStyle w:val="Prrafodelista"/>
+              <w:numPr>
+                <w:ilvl w:val="0"/>
+                <w:numId w:val="2"/>
+              </w:numPr>
+              <w:spacing w:after="0" w:line="240" w:lineRule="auto"/>
+              <w:ind w:left="372"/>
+              <w:jc w:val="both"/>
+              <w:rPr>
+                <w:rFonts w:ascii="Open Sans" w:hAnsi="Open Sans" w:cs="Open Sans"/>
+                <w:sz w:val="16"/>
+                <w:szCs w:val="16"/>
+                <w:lang w:val="en-US"/>
+              </w:rPr>
+            </w:pPr>
+            <w:proofErr w:type="spellStart"/>
+            <w:r>
+              <w:rPr>
+                <w:rFonts w:ascii="Open Sans" w:eastAsia="Aptos" w:hAnsi="Open Sans" w:cs="Open Sans"/>
+                <w:sz w:val="16"/>
+                <w:szCs w:val="16"/>
+                <w:lang w:val="en-US"/>
+              </w:rPr>
+              <w:t>Foodesign</w:t>
+            </w:r>
+            <w:proofErr w:type="spellEnd"/>
+            <w:r>
+              <w:rPr>
+                <w:rFonts w:ascii="Open Sans" w:eastAsia="Aptos" w:hAnsi="Open Sans" w:cs="Open Sans"/>
+                <w:sz w:val="16"/>
+                <w:szCs w:val="16"/>
+                <w:lang w:val="en-US"/>
+              </w:rPr>
+              <w:t xml:space="preserve"> Conceptual Events will not be liable for a failure to perform this contract due to delays, strikes, storms, accidents, venue accessibility, or other causes beyond its control</w:t>
+            </w:r>
+          </w:p>
+          <w:p>
+            <w:pPr>
+              <w:pStyle w:val="Prrafodelista"/>
+              <w:spacing w:after="0" w:line="240" w:lineRule="auto"/>
+              <w:ind w:left="372"/>
+              <w:jc w:val="both"/>
+              <w:rPr>
+                <w:rFonts w:ascii="Open Sans" w:hAnsi="Open Sans" w:cs="Open Sans"/>
+                <w:sz w:val="16"/>
+                <w:szCs w:val="16"/>
+                <w:lang w:val="en-US"/>
+              </w:rPr>
+            </w:pPr>
+          </w:p>
+          <w:p>
+            <w:pPr>
+              <w:pStyle w:val="Prrafodelista"/>
+              <w:spacing w:after="0" w:line="240" w:lineRule="auto"/>
+              <w:ind w:left="372"/>
+              <w:jc w:val="both"/>
+              <w:rPr>
+                <w:rFonts w:ascii="Open Sans" w:hAnsi="Open Sans" w:cs="Open Sans"/>
+                <w:sz w:val="16"/>
+                <w:szCs w:val="16"/>
+                <w:lang w:val="en-US"/>
+              </w:rPr>
+            </w:pPr>
+            <w:r>
+              <w:rPr>
+                <w:rFonts w:ascii="Open Sans" w:eastAsia="Aptos" w:hAnsi="Open Sans" w:cs="Open Sans"/>
+                <w:sz w:val="16"/>
+                <w:szCs w:val="16"/>
+                <w:lang w:val="en-US"/>
+              </w:rPr>
+              <w:t>I, ______________________, hereby contract the caterer’s services as listed and quoted in this proposal according to the terms and conditions herein.</w:t>
+            </w:r>
+          </w:p>
+          <w:p>
+            <w:pPr>
+              <w:spacing w:after="0" w:line="240" w:lineRule="auto"/>
+              <w:rPr>
+                <w:rFonts w:ascii="Open Sans" w:eastAsiaTheme="majorEastAsia" w:hAnsi="Open Sans" w:cs="Open Sans"/>
+                <w:color w:val="EE0000"/>
+                <w:sz w:val="22"/>
+                <w:szCs w:val="22"/>
+                <w:lang w:val="en-US"/>
+              </w:rPr>
+            </w:pPr>
+            <w:r>
+              <w:rPr>
+                <w:rFonts w:ascii="Open Sans" w:eastAsia="Aptos" w:hAnsi="Open Sans" w:cs="Open Sans"/>
+                <w:sz w:val="16"/>
+                <w:szCs w:val="16"/>
+                <w:lang w:val="en-US"/>
+              </w:rPr>
+              <w:br/>
+            </w:r>
+            <w:r>
+              <w:rPr>
+                <w:rFonts w:ascii="Open Sans" w:eastAsia="Aptos" w:hAnsi="Open Sans" w:cs="Open Sans"/>
+                <w:sz w:val="16"/>
+                <w:szCs w:val="16"/>
+                <w:lang w:val="en-US"/>
+              </w:rPr>
+              <w:t>_________________________________________</w:t>
             </w:r>
             <w:r>
               <w:rPr>
@@ -4196,7 +5869,7 @@
   <w:style w:type="paragraph" w:default="1" w:styleId="Normal">
     <w:name w:val="Normal"/>
     <w:qFormat/>
-    <w:rsid w:val="00771543"/>
+    <w:rsid w:val="005655EF"/>
     <w:pPr>
       <w:spacing w:after="160" w:line="278" w:lineRule="auto"/>
     </w:pPr>

--- a/estimate_template.docx
+++ b/estimate_template.docx
@@ -2617,7 +2617,386 @@
         <w:tc>
           <w:tcPr>
             <w:tcW w:w="2490" w:type="dxa"/>
+            <w:tcBorders>
+              <w:top w:val="nil"/>
+              <w:left w:val="nil"/>
+              <w:bottom w:val="nil"/>
+              <w:right w:val="nil"/>
+            </w:tcBorders>
           </w:tcPr>
+          <w:p>
+            <w:pPr>
+              <w:spacing w:after="0" w:line="240" w:lineRule="auto"/>
+              <w:rPr>
+                <w:rFonts w:ascii="Open Sans" w:hAnsi="Open Sans" w:cs="Open Sans"/>
+                <w:sz w:val="17"/>
+                <w:szCs w:val="17"/>
+                <w:lang w:val="en-US"/>
+              </w:rPr>
+            </w:pPr>
+            <w:r>
+              <w:rPr>
+                <w:rFonts w:ascii="Open Sans" w:eastAsia="Aptos" w:hAnsi="Open Sans" w:cs="Open Sans"/>
+                <w:b/>
+                <w:i/>
+                <w:color w:val="612D4B"/>
+                <w:sz w:val="17"/>
+                <w:szCs w:val="17"/>
+                <w:lang w:val="en-US"/>
+              </w:rPr>
+              <w:lastRenderedPageBreak/>
+              <w:t>We create everlasting moments</w:t>
+            </w:r>
+          </w:p>
+          <w:p>
+            <w:pPr>
+              <w:spacing w:after="0" w:line="240" w:lineRule="auto"/>
+              <w:rPr>
+                <w:rFonts w:ascii="Open Sans" w:hAnsi="Open Sans" w:cs="Open Sans"/>
+                <w:sz w:val="17"/>
+                <w:szCs w:val="17"/>
+                <w:lang w:val="en-US"/>
+              </w:rPr>
+            </w:pPr>
+          </w:p>
+          <w:p>
+            <w:pPr>
+              <w:spacing w:after="0" w:line="240" w:lineRule="auto"/>
+              <w:rPr>
+                <w:rFonts w:ascii="Open Sans" w:hAnsi="Open Sans" w:cs="Open Sans"/>
+                <w:sz w:val="17"/>
+                <w:szCs w:val="17"/>
+                <w:lang w:val="en-US"/>
+              </w:rPr>
+            </w:pPr>
+            <w:r>
+              <w:rPr>
+                <w:rFonts w:ascii="Open Sans" w:eastAsia="Aptos" w:hAnsi="Open Sans" w:cs="Open Sans"/>
+                <w:b/>
+                <w:color w:val="612D4B"/>
+                <w:sz w:val="17"/>
+                <w:szCs w:val="17"/>
+                <w:lang w:val="en-US"/>
+              </w:rPr>
+              <w:t>Client</w:t>
+            </w:r>
+          </w:p>
+          <w:p>
+            <w:pPr>
+              <w:spacing w:after="0" w:line="240" w:lineRule="auto"/>
+              <w:rPr>
+                <w:rFonts w:ascii="Open Sans" w:hAnsi="Open Sans" w:cs="Open Sans"/>
+                <w:color w:val="000000"/>
+                <w:sz w:val="17"/>
+                <w:szCs w:val="17"/>
+                <w:lang w:val="en-US"/>
+              </w:rPr>
+            </w:pPr>
+            <w:r>
+              <w:rPr>
+                <w:rFonts w:ascii="Open Sans" w:eastAsia="Aptos" w:hAnsi="Open Sans" w:cs="Open Sans"/>
+                <w:color w:val="000000"/>
+                <w:sz w:val="17"/>
+                <w:szCs w:val="17"/>
+                <w:lang w:val="en-US"/>
+              </w:rPr>
+              <w:t>{{CLIENT_NAME}}</w:t>
+            </w:r>
+          </w:p>
+          <w:p>
+            <w:pPr>
+              <w:spacing w:after="0" w:line="240" w:lineRule="auto"/>
+              <w:rPr>
+                <w:rFonts w:ascii="Open Sans" w:hAnsi="Open Sans" w:cs="Open Sans"/>
+                <w:sz w:val="17"/>
+                <w:szCs w:val="17"/>
+                <w:lang w:val="en-US"/>
+              </w:rPr>
+            </w:pPr>
+            <w:r>
+              <w:rPr>
+                <w:rFonts w:ascii="Open Sans" w:eastAsia="Aptos" w:hAnsi="Open Sans" w:cs="Open Sans"/>
+                <w:sz w:val="17"/>
+                <w:szCs w:val="17"/>
+                <w:lang w:val="en-US"/>
+              </w:rPr>
+              <w:t>{{CLIENT_ADDRESS}}</w:t>
+            </w:r>
+          </w:p>
+          <w:p>
+            <w:pPr>
+              <w:spacing w:after="0" w:line="240" w:lineRule="auto"/>
+              <w:rPr>
+                <w:rFonts w:ascii="Open Sans" w:hAnsi="Open Sans" w:cs="Open Sans"/>
+                <w:sz w:val="17"/>
+                <w:szCs w:val="17"/>
+                <w:lang w:val="en-US"/>
+              </w:rPr>
+            </w:pPr>
+            <w:r>
+              <w:rPr>
+                <w:rFonts w:ascii="Open Sans" w:eastAsia="Aptos" w:hAnsi="Open Sans" w:cs="Open Sans"/>
+                <w:sz w:val="17"/>
+                <w:szCs w:val="17"/>
+                <w:lang w:val="en-US"/>
+              </w:rPr>
+              <w:t>{{CLIENT_EMAIL}}</w:t>
+            </w:r>
+          </w:p>
+          <w:p>
+            <w:pPr>
+              <w:spacing w:after="0" w:line="240" w:lineRule="auto"/>
+              <w:rPr>
+                <w:rFonts w:ascii="Open Sans" w:hAnsi="Open Sans" w:cs="Open Sans"/>
+                <w:sz w:val="17"/>
+                <w:szCs w:val="17"/>
+                <w:lang w:val="en-US"/>
+              </w:rPr>
+            </w:pPr>
+          </w:p>
+          <w:p>
+            <w:pPr>
+              <w:spacing w:after="0" w:line="240" w:lineRule="auto"/>
+              <w:rPr>
+                <w:rFonts w:ascii="Open Sans" w:hAnsi="Open Sans" w:cs="Open Sans"/>
+                <w:b/>
+                <w:color w:val="612D4B"/>
+                <w:sz w:val="17"/>
+                <w:szCs w:val="17"/>
+                <w:lang w:val="en-US"/>
+              </w:rPr>
+            </w:pPr>
+            <w:r>
+              <w:rPr>
+                <w:rFonts w:ascii="Open Sans" w:eastAsia="Aptos" w:hAnsi="Open Sans" w:cs="Open Sans"/>
+                <w:b/>
+                <w:color w:val="612D4B"/>
+                <w:sz w:val="17"/>
+                <w:szCs w:val="17"/>
+                <w:lang w:val="en-US"/>
+              </w:rPr>
+              <w:t>Client Representative</w:t>
+            </w:r>
+          </w:p>
+          <w:p>
+            <w:pPr>
+              <w:spacing w:after="0" w:line="240" w:lineRule="auto"/>
+              <w:rPr>
+                <w:rFonts w:ascii="Open Sans" w:hAnsi="Open Sans" w:cs="Open Sans"/>
+                <w:sz w:val="17"/>
+                <w:szCs w:val="17"/>
+                <w:lang w:val="en-US"/>
+              </w:rPr>
+            </w:pPr>
+            <w:r>
+              <w:rPr>
+                <w:rFonts w:ascii="Open Sans" w:eastAsia="Aptos" w:hAnsi="Open Sans" w:cs="Open Sans"/>
+                <w:sz w:val="17"/>
+                <w:szCs w:val="17"/>
+                <w:lang w:val="en-US"/>
+              </w:rPr>
+              <w:t>{{REPRESENTATIVE_NAME}}</w:t>
+            </w:r>
+          </w:p>
+          <w:p>
+            <w:pPr>
+              <w:spacing w:after="0" w:line="240" w:lineRule="auto"/>
+              <w:rPr>
+                <w:rFonts w:ascii="Open Sans" w:hAnsi="Open Sans" w:cs="Open Sans"/>
+                <w:sz w:val="17"/>
+                <w:szCs w:val="17"/>
+                <w:lang w:val="en-US"/>
+              </w:rPr>
+            </w:pPr>
+            <w:r>
+              <w:rPr>
+                <w:rFonts w:ascii="Open Sans" w:eastAsia="Aptos" w:hAnsi="Open Sans" w:cs="Open Sans"/>
+                <w:sz w:val="17"/>
+                <w:szCs w:val="17"/>
+                <w:lang w:val="en-US"/>
+              </w:rPr>
+              <w:t>{{REPRESENTATIVE_EMAIL}}</w:t>
+            </w:r>
+          </w:p>
+          <w:p>
+            <w:pPr>
+              <w:spacing w:after="0" w:line="240" w:lineRule="auto"/>
+              <w:rPr>
+                <w:rFonts w:ascii="Open Sans" w:hAnsi="Open Sans" w:cs="Open Sans"/>
+                <w:sz w:val="17"/>
+                <w:szCs w:val="17"/>
+                <w:lang w:val="en-US"/>
+              </w:rPr>
+            </w:pPr>
+            <w:r>
+              <w:rPr>
+                <w:rFonts w:ascii="Open Sans" w:eastAsia="Aptos" w:hAnsi="Open Sans" w:cs="Open Sans"/>
+                <w:sz w:val="17"/>
+                <w:szCs w:val="17"/>
+                <w:lang w:val="en-US"/>
+              </w:rPr>
+              <w:t>Ph: {{REPRESENTATIVE_PHONE}}</w:t>
+            </w:r>
+          </w:p>
+          <w:p>
+            <w:pPr>
+              <w:spacing w:after="0" w:line="240" w:lineRule="auto"/>
+              <w:rPr>
+                <w:rFonts w:ascii="Open Sans" w:hAnsi="Open Sans" w:cs="Open Sans"/>
+                <w:sz w:val="17"/>
+                <w:szCs w:val="17"/>
+                <w:lang w:val="en-US"/>
+              </w:rPr>
+            </w:pPr>
+          </w:p>
+          <w:p>
+            <w:pPr>
+              <w:spacing w:after="0" w:line="240" w:lineRule="auto"/>
+              <w:rPr>
+                <w:rFonts w:ascii="Open Sans" w:eastAsia="Aptos" w:hAnsi="Open Sans" w:cs="Open Sans"/>
+                <w:b/>
+                <w:color w:val="612D4B"/>
+                <w:sz w:val="17"/>
+                <w:szCs w:val="17"/>
+                <w:lang w:val="en-US"/>
+              </w:rPr>
+            </w:pPr>
+            <w:r>
+              <w:rPr>
+                <w:rFonts w:ascii="Open Sans" w:eastAsia="Aptos" w:hAnsi="Open Sans" w:cs="Open Sans"/>
+                <w:b/>
+                <w:color w:val="612D4B"/>
+                <w:sz w:val="17"/>
+                <w:szCs w:val="17"/>
+                <w:lang w:val="en-US"/>
+              </w:rPr>
+              <w:t>Event Details</w:t>
+            </w:r>
+          </w:p>
+          <w:p>
+            <w:pPr>
+              <w:spacing w:after="0" w:line="0" w:lineRule="atLeast"/>
+              <w:rPr>
+                <w:rFonts w:ascii="Open Sans" w:eastAsia="Aptos" w:hAnsi="Open Sans" w:cs="Open Sans"/>
+                <w:b/>
+                <w:color w:val="612D4B"/>
+                <w:sz w:val="17"/>
+                <w:szCs w:val="17"/>
+                <w:lang w:val="en-US"/>
+              </w:rPr>
+            </w:pPr>
+            <w:r>
+              <w:rPr>
+                <w:rFonts w:ascii="Open Sans" w:eastAsia="Aptos" w:hAnsi="Open Sans" w:cs="Open Sans"/>
+                <w:sz w:val="17"/>
+                <w:szCs w:val="17"/>
+                <w:lang w:val="en-US"/>
+              </w:rPr>
+              <w:t>{{EVENT_NAME}}</w:t>
+            </w:r>
+          </w:p>
+          <w:p>
+            <w:pPr>
+              <w:spacing w:after="0" w:line="240" w:lineRule="auto"/>
+              <w:rPr>
+                <w:rFonts w:ascii="Open Sans" w:hAnsi="Open Sans" w:cs="Open Sans"/>
+                <w:sz w:val="17"/>
+                <w:szCs w:val="17"/>
+                <w:lang w:val="en-US"/>
+              </w:rPr>
+            </w:pPr>
+            <w:r>
+              <w:rPr>
+                <w:rFonts w:ascii="Open Sans" w:eastAsia="Aptos" w:hAnsi="Open Sans" w:cs="Open Sans"/>
+                <w:sz w:val="17"/>
+                <w:szCs w:val="17"/>
+                <w:lang w:val="en-US"/>
+              </w:rPr>
+              <w:t>{{EVENT_ADDRESS}}</w:t>
+            </w:r>
+          </w:p>
+          <w:p>
+            <w:pPr>
+              <w:spacing w:after="0" w:line="240" w:lineRule="auto"/>
+              <w:rPr>
+                <w:rFonts w:ascii="Open Sans" w:hAnsi="Open Sans" w:cs="Open Sans"/>
+                <w:sz w:val="17"/>
+                <w:szCs w:val="17"/>
+                <w:lang w:val="en-US"/>
+              </w:rPr>
+            </w:pPr>
+            <w:r>
+              <w:rPr>
+                <w:rFonts w:ascii="Open Sans" w:eastAsia="Aptos" w:hAnsi="Open Sans" w:cs="Open Sans"/>
+                <w:sz w:val="17"/>
+                <w:szCs w:val="17"/>
+                <w:lang w:val="en-US"/>
+              </w:rPr>
+              <w:t>Event Code: {{EVENT_CODE}}</w:t>
+            </w:r>
+          </w:p>
+          <w:p>
+            <w:pPr>
+              <w:spacing w:after="0" w:line="240" w:lineRule="auto"/>
+              <w:rPr>
+                <w:rFonts w:ascii="Open Sans" w:hAnsi="Open Sans" w:cs="Open Sans"/>
+                <w:sz w:val="17"/>
+                <w:szCs w:val="17"/>
+                <w:lang w:val="en-US"/>
+              </w:rPr>
+            </w:pPr>
+            <w:r>
+              <w:rPr>
+                <w:rFonts w:ascii="Open Sans" w:eastAsia="Aptos" w:hAnsi="Open Sans" w:cs="Open Sans"/>
+                <w:sz w:val="17"/>
+                <w:szCs w:val="17"/>
+                <w:lang w:val="en-US"/>
+              </w:rPr>
+              <w:t>Start: {{EVENT_START}}</w:t>
+            </w:r>
+          </w:p>
+          <w:p>
+            <w:pPr>
+              <w:spacing w:after="0" w:line="240" w:lineRule="auto"/>
+              <w:rPr>
+                <w:rFonts w:ascii="Open Sans" w:hAnsi="Open Sans" w:cs="Open Sans"/>
+                <w:sz w:val="17"/>
+                <w:szCs w:val="17"/>
+                <w:lang w:val="en-US"/>
+              </w:rPr>
+            </w:pPr>
+            <w:r>
+              <w:rPr>
+                <w:rFonts w:ascii="Open Sans" w:eastAsia="Aptos" w:hAnsi="Open Sans" w:cs="Open Sans"/>
+                <w:sz w:val="17"/>
+                <w:szCs w:val="17"/>
+                <w:lang w:val="en-US"/>
+              </w:rPr>
+              <w:t>End: {{EVENT_END}}</w:t>
+            </w:r>
+            <w:r>
+              <w:rPr>
+                <w:rFonts w:ascii="Open Sans" w:eastAsia="Aptos" w:hAnsi="Open Sans" w:cs="Open Sans"/>
+                <w:sz w:val="17"/>
+                <w:szCs w:val="17"/>
+                <w:lang w:val="en-US"/>
+              </w:rPr>
+              <w:br/>
+              <w:t>{{EVENT_GUESTS}} Guests</w:t>
+            </w:r>
+          </w:p>
+          <w:p>
+            <w:pPr>
+              <w:spacing w:after="0" w:line="240" w:lineRule="auto"/>
+              <w:rPr>
+                <w:rFonts w:ascii="Open Sans" w:eastAsiaTheme="majorEastAsia" w:hAnsi="Open Sans" w:cs="Open Sans"/>
+                <w:color w:val="EE0000"/>
+                <w:sz w:val="22"/>
+                <w:szCs w:val="22"/>
+                <w:lang w:val="en-US"/>
+              </w:rPr>
+            </w:pPr>
+          </w:p>
           <w:p>
             <w:pPr>
               <w:spacing w:after="0" w:line="240" w:lineRule="auto"/>
@@ -2636,415 +3015,12 @@
         <w:tc>
           <w:tcPr>
             <w:tcW w:w="5228" w:type="dxa"/>
-          </w:tcPr>
-          <w:p>
-            <w:pPr>
-              <w:spacing w:after="0" w:line="240" w:lineRule="auto"/>
-              <w:rPr>
-                <w:rFonts w:ascii="Open Sans" w:eastAsia="Aptos" w:hAnsi="Open Sans" w:cs="Open Sans"/>
-                <w:b/>
-                <w:color w:val="612D4B"/>
-                <w:sz w:val="16"/>
-                <w:szCs w:val="16"/>
-                <w:lang w:val="en-US"/>
-              </w:rPr>
-            </w:pPr>
-          </w:p>
-        </w:tc>
-      </w:tr>
-      <w:tr>
-        <w:tc>
-          <w:tcPr>
-            <w:tcW w:w="2490" w:type="dxa"/>
-          </w:tcPr>
-          <w:p>
-            <w:pPr>
-              <w:spacing w:after="0" w:line="240" w:lineRule="auto"/>
-              <w:rPr>
-                <w:rFonts w:ascii="Open Sans" w:hAnsi="Open Sans" w:cs="Open Sans"/>
-                <w:sz w:val="17"/>
-                <w:szCs w:val="17"/>
-                <w:lang w:val="en-US"/>
-              </w:rPr>
-            </w:pPr>
-            <w:r>
-              <w:rPr>
-                <w:rFonts w:ascii="Open Sans" w:eastAsia="Aptos" w:hAnsi="Open Sans" w:cs="Open Sans"/>
-                <w:b/>
-                <w:i/>
-                <w:color w:val="612D4B"/>
-                <w:sz w:val="17"/>
-                <w:szCs w:val="17"/>
-                <w:lang w:val="en-US"/>
-              </w:rPr>
-              <w:t>We create everlasting moments</w:t>
-            </w:r>
-          </w:p>
-          <w:p>
-            <w:pPr>
-              <w:spacing w:after="0" w:line="240" w:lineRule="auto"/>
-              <w:rPr>
-                <w:rFonts w:ascii="Open Sans" w:hAnsi="Open Sans" w:cs="Open Sans"/>
-                <w:sz w:val="17"/>
-                <w:szCs w:val="17"/>
-                <w:lang w:val="en-US"/>
-              </w:rPr>
-            </w:pPr>
-          </w:p>
-          <w:p>
-            <w:pPr>
-              <w:spacing w:after="0" w:line="240" w:lineRule="auto"/>
-              <w:rPr>
-                <w:rFonts w:ascii="Open Sans" w:hAnsi="Open Sans" w:cs="Open Sans"/>
-                <w:sz w:val="17"/>
-                <w:szCs w:val="17"/>
-                <w:lang w:val="en-US"/>
-              </w:rPr>
-            </w:pPr>
-            <w:r>
-              <w:rPr>
-                <w:rFonts w:ascii="Open Sans" w:eastAsia="Aptos" w:hAnsi="Open Sans" w:cs="Open Sans"/>
-                <w:b/>
-                <w:color w:val="612D4B"/>
-                <w:sz w:val="17"/>
-                <w:szCs w:val="17"/>
-                <w:lang w:val="en-US"/>
-              </w:rPr>
-              <w:t>Client</w:t>
-            </w:r>
-          </w:p>
-          <w:p>
-            <w:pPr>
-              <w:spacing w:after="0" w:line="240" w:lineRule="auto"/>
-              <w:rPr>
-                <w:rFonts w:ascii="Open Sans" w:hAnsi="Open Sans" w:cs="Open Sans"/>
-                <w:color w:val="000000"/>
-                <w:sz w:val="17"/>
-                <w:szCs w:val="17"/>
-                <w:lang w:val="en-US"/>
-              </w:rPr>
-            </w:pPr>
-            <w:r>
-              <w:rPr>
-                <w:rFonts w:ascii="Open Sans" w:eastAsia="Aptos" w:hAnsi="Open Sans" w:cs="Open Sans"/>
-                <w:color w:val="000000"/>
-                <w:sz w:val="17"/>
-                <w:szCs w:val="17"/>
-                <w:lang w:val="en-US"/>
-              </w:rPr>
-              <w:t>{{CLIENT_NAME}}</w:t>
-            </w:r>
-          </w:p>
-          <w:p>
-            <w:pPr>
-              <w:spacing w:after="0" w:line="240" w:lineRule="auto"/>
-              <w:rPr>
-                <w:rFonts w:ascii="Open Sans" w:hAnsi="Open Sans" w:cs="Open Sans"/>
-                <w:sz w:val="17"/>
-                <w:szCs w:val="17"/>
-                <w:lang w:val="en-US"/>
-              </w:rPr>
-            </w:pPr>
-            <w:r>
-              <w:rPr>
-                <w:rFonts w:ascii="Open Sans" w:eastAsia="Aptos" w:hAnsi="Open Sans" w:cs="Open Sans"/>
-                <w:sz w:val="17"/>
-                <w:szCs w:val="17"/>
-                <w:lang w:val="en-US"/>
-              </w:rPr>
-              <w:t>{{CLIENT_ADDRESS}}</w:t>
-            </w:r>
-          </w:p>
-          <w:p>
-            <w:pPr>
-              <w:spacing w:after="0" w:line="240" w:lineRule="auto"/>
-              <w:rPr>
-                <w:rFonts w:ascii="Open Sans" w:hAnsi="Open Sans" w:cs="Open Sans"/>
-                <w:sz w:val="17"/>
-                <w:szCs w:val="17"/>
-                <w:lang w:val="en-US"/>
-              </w:rPr>
-            </w:pPr>
-            <w:r>
-              <w:rPr>
-                <w:rFonts w:ascii="Open Sans" w:eastAsia="Aptos" w:hAnsi="Open Sans" w:cs="Open Sans"/>
-                <w:sz w:val="17"/>
-                <w:szCs w:val="17"/>
-                <w:lang w:val="en-US"/>
-              </w:rPr>
-              <w:t>{{CLIENT_EMAIL}}</w:t>
-            </w:r>
-          </w:p>
-          <w:p>
-            <w:pPr>
-              <w:spacing w:after="0" w:line="240" w:lineRule="auto"/>
-              <w:rPr>
-                <w:rFonts w:ascii="Open Sans" w:hAnsi="Open Sans" w:cs="Open Sans"/>
-                <w:sz w:val="17"/>
-                <w:szCs w:val="17"/>
-                <w:lang w:val="en-US"/>
-              </w:rPr>
-            </w:pPr>
-          </w:p>
-          <w:p>
-            <w:pPr>
-              <w:spacing w:after="0" w:line="240" w:lineRule="auto"/>
-              <w:rPr>
-                <w:rFonts w:ascii="Open Sans" w:hAnsi="Open Sans" w:cs="Open Sans"/>
-                <w:b/>
-                <w:color w:val="612D4B"/>
-                <w:sz w:val="17"/>
-                <w:szCs w:val="17"/>
-                <w:lang w:val="en-US"/>
-              </w:rPr>
-            </w:pPr>
-            <w:r>
-              <w:rPr>
-                <w:rFonts w:ascii="Open Sans" w:eastAsia="Aptos" w:hAnsi="Open Sans" w:cs="Open Sans"/>
-                <w:b/>
-                <w:color w:val="612D4B"/>
-                <w:sz w:val="17"/>
-                <w:szCs w:val="17"/>
-                <w:lang w:val="en-US"/>
-              </w:rPr>
-              <w:t>Client Representative</w:t>
-            </w:r>
-          </w:p>
-          <w:p>
-            <w:pPr>
-              <w:spacing w:after="0" w:line="240" w:lineRule="auto"/>
-              <w:rPr>
-                <w:rFonts w:ascii="Open Sans" w:hAnsi="Open Sans" w:cs="Open Sans"/>
-                <w:sz w:val="17"/>
-                <w:szCs w:val="17"/>
-                <w:lang w:val="en-US"/>
-              </w:rPr>
-            </w:pPr>
-            <w:r>
-              <w:rPr>
-                <w:rFonts w:ascii="Open Sans" w:eastAsia="Aptos" w:hAnsi="Open Sans" w:cs="Open Sans"/>
-                <w:sz w:val="17"/>
-                <w:szCs w:val="17"/>
-                <w:lang w:val="en-US"/>
-              </w:rPr>
-              <w:t>{{REPRESENTATIVE_NAME}}</w:t>
-            </w:r>
-          </w:p>
-          <w:p>
-            <w:pPr>
-              <w:spacing w:after="0" w:line="240" w:lineRule="auto"/>
-              <w:rPr>
-                <w:rFonts w:ascii="Open Sans" w:hAnsi="Open Sans" w:cs="Open Sans"/>
-                <w:sz w:val="17"/>
-                <w:szCs w:val="17"/>
-                <w:lang w:val="en-US"/>
-              </w:rPr>
-            </w:pPr>
-            <w:r>
-              <w:rPr>
-                <w:rFonts w:ascii="Open Sans" w:eastAsia="Aptos" w:hAnsi="Open Sans" w:cs="Open Sans"/>
-                <w:sz w:val="17"/>
-                <w:szCs w:val="17"/>
-                <w:lang w:val="en-US"/>
-              </w:rPr>
-              <w:t>{{REPRESENTATIVE_EMAIL}}</w:t>
-            </w:r>
-          </w:p>
-          <w:p>
-            <w:pPr>
-              <w:spacing w:after="0" w:line="240" w:lineRule="auto"/>
-              <w:rPr>
-                <w:rFonts w:ascii="Open Sans" w:hAnsi="Open Sans" w:cs="Open Sans"/>
-                <w:sz w:val="17"/>
-                <w:szCs w:val="17"/>
-                <w:lang w:val="en-US"/>
-              </w:rPr>
-            </w:pPr>
-            <w:r>
-              <w:rPr>
-                <w:rFonts w:ascii="Open Sans" w:eastAsia="Aptos" w:hAnsi="Open Sans" w:cs="Open Sans"/>
-                <w:sz w:val="17"/>
-                <w:szCs w:val="17"/>
-                <w:lang w:val="en-US"/>
-              </w:rPr>
-              <w:t>Ph: {{REPRESENTATIVE_PHONE}}</w:t>
-            </w:r>
-          </w:p>
-          <w:p>
-            <w:pPr>
-              <w:spacing w:after="0" w:line="240" w:lineRule="auto"/>
-              <w:rPr>
-                <w:rFonts w:ascii="Open Sans" w:hAnsi="Open Sans" w:cs="Open Sans"/>
-                <w:sz w:val="17"/>
-                <w:szCs w:val="17"/>
-                <w:lang w:val="en-US"/>
-              </w:rPr>
-            </w:pPr>
-          </w:p>
-          <w:p>
-            <w:pPr>
-              <w:spacing w:after="0" w:line="240" w:lineRule="auto"/>
-              <w:rPr>
-                <w:rFonts w:ascii="Open Sans" w:eastAsia="Aptos" w:hAnsi="Open Sans" w:cs="Open Sans"/>
-                <w:b/>
-                <w:color w:val="612D4B"/>
-                <w:sz w:val="17"/>
-                <w:szCs w:val="17"/>
-                <w:lang w:val="en-US"/>
-              </w:rPr>
-            </w:pPr>
-            <w:r>
-              <w:rPr>
-                <w:rFonts w:ascii="Open Sans" w:eastAsia="Aptos" w:hAnsi="Open Sans" w:cs="Open Sans"/>
-                <w:b/>
-                <w:color w:val="612D4B"/>
-                <w:sz w:val="17"/>
-                <w:szCs w:val="17"/>
-                <w:lang w:val="en-US"/>
-              </w:rPr>
-              <w:t>Event Details</w:t>
-            </w:r>
-          </w:p>
-          <w:p>
-            <w:pPr>
-              <w:spacing w:after="0" w:line="0" w:lineRule="atLeast"/>
-              <w:rPr>
-                <w:rFonts w:ascii="Open Sans" w:eastAsia="Aptos" w:hAnsi="Open Sans" w:cs="Open Sans"/>
-                <w:b/>
-                <w:color w:val="612D4B"/>
-                <w:sz w:val="17"/>
-                <w:szCs w:val="17"/>
-                <w:lang w:val="en-US"/>
-              </w:rPr>
-            </w:pPr>
-            <w:r>
-              <w:rPr>
-                <w:rFonts w:ascii="Open Sans" w:eastAsia="Aptos" w:hAnsi="Open Sans" w:cs="Open Sans"/>
-                <w:sz w:val="17"/>
-                <w:szCs w:val="17"/>
-                <w:lang w:val="en-US"/>
-              </w:rPr>
-              <w:t>{{EVENT_NAME}}</w:t>
-            </w:r>
-          </w:p>
-          <w:p>
-            <w:pPr>
-              <w:spacing w:after="0" w:line="240" w:lineRule="auto"/>
-              <w:rPr>
-                <w:rFonts w:ascii="Open Sans" w:hAnsi="Open Sans" w:cs="Open Sans"/>
-                <w:sz w:val="17"/>
-                <w:szCs w:val="17"/>
-                <w:lang w:val="en-US"/>
-              </w:rPr>
-            </w:pPr>
-            <w:r>
-              <w:rPr>
-                <w:rFonts w:ascii="Open Sans" w:eastAsia="Aptos" w:hAnsi="Open Sans" w:cs="Open Sans"/>
-                <w:sz w:val="17"/>
-                <w:szCs w:val="17"/>
-                <w:lang w:val="en-US"/>
-              </w:rPr>
-              <w:t>{{EVENT_ADDRESS}}</w:t>
-            </w:r>
-          </w:p>
-          <w:p>
-            <w:pPr>
-              <w:spacing w:after="0" w:line="240" w:lineRule="auto"/>
-              <w:rPr>
-                <w:rFonts w:ascii="Open Sans" w:hAnsi="Open Sans" w:cs="Open Sans"/>
-                <w:sz w:val="17"/>
-                <w:szCs w:val="17"/>
-                <w:lang w:val="en-US"/>
-              </w:rPr>
-            </w:pPr>
-            <w:r>
-              <w:rPr>
-                <w:rFonts w:ascii="Open Sans" w:eastAsia="Aptos" w:hAnsi="Open Sans" w:cs="Open Sans"/>
-                <w:sz w:val="17"/>
-                <w:szCs w:val="17"/>
-                <w:lang w:val="en-US"/>
-              </w:rPr>
-              <w:t>Event Code: {{EVENT_CODE}}</w:t>
-            </w:r>
-          </w:p>
-          <w:p>
-            <w:pPr>
-              <w:spacing w:after="0" w:line="240" w:lineRule="auto"/>
-              <w:rPr>
-                <w:rFonts w:ascii="Open Sans" w:hAnsi="Open Sans" w:cs="Open Sans"/>
-                <w:sz w:val="17"/>
-                <w:szCs w:val="17"/>
-                <w:lang w:val="en-US"/>
-              </w:rPr>
-            </w:pPr>
-            <w:r>
-              <w:rPr>
-                <w:rFonts w:ascii="Open Sans" w:eastAsia="Aptos" w:hAnsi="Open Sans" w:cs="Open Sans"/>
-                <w:sz w:val="17"/>
-                <w:szCs w:val="17"/>
-                <w:lang w:val="en-US"/>
-              </w:rPr>
-              <w:t>Start: {{EVENT_START}}</w:t>
-            </w:r>
-          </w:p>
-          <w:p>
-            <w:pPr>
-              <w:spacing w:after="0" w:line="240" w:lineRule="auto"/>
-              <w:rPr>
-                <w:rFonts w:ascii="Open Sans" w:hAnsi="Open Sans" w:cs="Open Sans"/>
-                <w:sz w:val="17"/>
-                <w:szCs w:val="17"/>
-                <w:lang w:val="en-US"/>
-              </w:rPr>
-            </w:pPr>
-            <w:r>
-              <w:rPr>
-                <w:rFonts w:ascii="Open Sans" w:eastAsia="Aptos" w:hAnsi="Open Sans" w:cs="Open Sans"/>
-                <w:sz w:val="17"/>
-                <w:szCs w:val="17"/>
-                <w:lang w:val="en-US"/>
-              </w:rPr>
-              <w:t>End: {{EVENT_END}}</w:t>
-            </w:r>
-            <w:r>
-              <w:rPr>
-                <w:rFonts w:ascii="Open Sans" w:eastAsia="Aptos" w:hAnsi="Open Sans" w:cs="Open Sans"/>
-                <w:sz w:val="17"/>
-                <w:szCs w:val="17"/>
-                <w:lang w:val="en-US"/>
-              </w:rPr>
-              <w:br/>
-              <w:t>{{EVENT_GUESTS}} Guests</w:t>
-            </w:r>
-          </w:p>
-          <w:p>
-            <w:pPr>
-              <w:spacing w:after="0" w:line="240" w:lineRule="auto"/>
-              <w:rPr>
-                <w:rFonts w:ascii="Open Sans" w:eastAsiaTheme="majorEastAsia" w:hAnsi="Open Sans" w:cs="Open Sans"/>
-                <w:color w:val="EE0000"/>
-                <w:sz w:val="22"/>
-                <w:szCs w:val="22"/>
-                <w:lang w:val="en-US"/>
-              </w:rPr>
-            </w:pPr>
-          </w:p>
-          <w:p>
-            <w:pPr>
-              <w:spacing w:after="0" w:line="240" w:lineRule="auto"/>
-              <w:rPr>
-                <w:rFonts w:ascii="Open Sans" w:eastAsiaTheme="majorEastAsia" w:hAnsi="Open Sans" w:cs="Open Sans"/>
-                <w:color w:val="EE0000"/>
-                <w:sz w:val="22"/>
-                <w:szCs w:val="22"/>
-                <w:lang w:val="en-US"/>
-              </w:rPr>
-            </w:pPr>
-          </w:p>
-        </w:tc>
-        <w:tc>
-          <w:tcPr>
-            <w:tcW w:w="5228" w:type="dxa"/>
+            <w:tcBorders>
+              <w:top w:val="nil"/>
+              <w:left w:val="nil"/>
+              <w:bottom w:val="nil"/>
+              <w:right w:val="nil"/>
+            </w:tcBorders>
           </w:tcPr>
           <w:p>
             <w:pPr>
@@ -4234,10 +4210,11 @@
             <w:pPr>
               <w:spacing w:after="0" w:line="240" w:lineRule="auto"/>
               <w:rPr>
-                <w:rFonts w:ascii="Open Sans" w:eastAsiaTheme="majorEastAsia" w:hAnsi="Open Sans" w:cs="Open Sans"/>
-                <w:color w:val="EE0000"/>
-                <w:sz w:val="22"/>
-                <w:szCs w:val="22"/>
+                <w:rFonts w:ascii="Open Sans" w:eastAsia="Aptos" w:hAnsi="Open Sans" w:cs="Open Sans"/>
+                <w:b/>
+                <w:color w:val="612D4B"/>
+                <w:sz w:val="16"/>
+                <w:szCs w:val="16"/>
                 <w:lang w:val="en-US"/>
               </w:rPr>
             </w:pPr>

--- a/estimate_template.docx
+++ b/estimate_template.docx
@@ -3474,25 +3474,14 @@
                 <w:lang w:val="en-US"/>
               </w:rPr>
             </w:pPr>
-            <w:proofErr w:type="spellStart"/>
-            <w:r>
-              <w:rPr>
-                <w:rFonts w:ascii="Open Sans" w:eastAsia="Aptos" w:hAnsi="Open Sans" w:cs="Open Sans"/>
-                <w:sz w:val="16"/>
-                <w:szCs w:val="16"/>
-                <w:lang w:val="en-US"/>
-              </w:rPr>
-              <w:t>Foodesign</w:t>
-            </w:r>
-            <w:proofErr w:type="spellEnd"/>
-            <w:r>
-              <w:rPr>
-                <w:rFonts w:ascii="Open Sans" w:eastAsia="Aptos" w:hAnsi="Open Sans" w:cs="Open Sans"/>
-                <w:sz w:val="16"/>
-                <w:szCs w:val="16"/>
-                <w:lang w:val="en-US"/>
-              </w:rPr>
-              <w:t xml:space="preserve"> Conceptual Events and the Client acknowledge and agree that this proposal is governed by the Master Caterer Agreement executed between the parties.</w:t>
+            <w:r>
+              <w:rPr>
+                <w:rFonts w:ascii="Open Sans" w:eastAsia="Aptos" w:hAnsi="Open Sans" w:cs="Open Sans"/>
+                <w:sz w:val="16"/>
+                <w:szCs w:val="16"/>
+                <w:lang w:val="en-US"/>
+              </w:rPr>
+              <w:t>Foodesign Conceptual Events and the Client acknowledge and agree that this proposal is governed by the Master Caterer Agreement executed between the parties.</w:t>
             </w:r>
           </w:p>
           <w:p>
@@ -3550,27 +3539,7 @@
                 <w:szCs w:val="16"/>
                 <w:lang w:val="en-US"/>
               </w:rPr>
-              <w:t xml:space="preserve">The undersigned, as a duly authorized representative of the Client, {{CLIENT_NAME}}, hereby contract the services of </w:t>
-            </w:r>
-            <w:proofErr w:type="spellStart"/>
-            <w:r>
-              <w:rPr>
-                <w:rFonts w:ascii="Open Sans" w:eastAsia="Aptos" w:hAnsi="Open Sans" w:cs="Open Sans"/>
-                <w:sz w:val="16"/>
-                <w:szCs w:val="16"/>
-                <w:lang w:val="en-US"/>
-              </w:rPr>
-              <w:t>Foodesign</w:t>
-            </w:r>
-            <w:proofErr w:type="spellEnd"/>
-            <w:r>
-              <w:rPr>
-                <w:rFonts w:ascii="Open Sans" w:eastAsia="Aptos" w:hAnsi="Open Sans" w:cs="Open Sans"/>
-                <w:sz w:val="16"/>
-                <w:szCs w:val="16"/>
-                <w:lang w:val="en-US"/>
-              </w:rPr>
-              <w:t xml:space="preserve"> Conceptual Events as listed and quoted in this proposal on behalf of the Client according to the terms and conditions herein.</w:t>
+              <w:t>The undersigned, as a duly authorized representative of the Client, {{CLIENT_NAME}}, hereby contract the services of Foodesign Conceptual Events as listed and quoted in this proposal on behalf of the Client according to the terms and conditions herein.</w:t>
             </w:r>
           </w:p>
           <w:p>
@@ -3841,7 +3810,6 @@
                 <w:lang w:val="en-US"/>
               </w:rPr>
             </w:pPr>
-            <w:proofErr w:type="spellStart"/>
             <w:r>
               <w:rPr>
                 <w:rFonts w:ascii="Open Sans" w:eastAsia="Aptos" w:hAnsi="Open Sans" w:cs="Open Sans"/>
@@ -3851,19 +3819,7 @@
                 <w:szCs w:val="16"/>
                 <w:lang w:val="en-US"/>
               </w:rPr>
-              <w:t>Foodesign</w:t>
-            </w:r>
-            <w:proofErr w:type="spellEnd"/>
-            <w:r>
-              <w:rPr>
-                <w:rFonts w:ascii="Open Sans" w:eastAsia="Aptos" w:hAnsi="Open Sans" w:cs="Open Sans"/>
-                <w:b/>
-                <w:bCs/>
-                <w:sz w:val="16"/>
-                <w:szCs w:val="16"/>
-                <w:lang w:val="en-US"/>
-              </w:rPr>
-              <w:t xml:space="preserve"> Conceptual Events Policies</w:t>
+              <w:t>Foodesign Conceptual Events Policies</w:t>
             </w:r>
           </w:p>
           <w:p>
@@ -4110,25 +4066,14 @@
                 <w:lang w:val="en-US"/>
               </w:rPr>
             </w:pPr>
-            <w:proofErr w:type="spellStart"/>
-            <w:r>
-              <w:rPr>
-                <w:rFonts w:ascii="Open Sans" w:eastAsia="Aptos" w:hAnsi="Open Sans" w:cs="Open Sans"/>
-                <w:sz w:val="16"/>
-                <w:szCs w:val="16"/>
-                <w:lang w:val="en-US"/>
-              </w:rPr>
-              <w:t>Foodesign</w:t>
-            </w:r>
-            <w:proofErr w:type="spellEnd"/>
-            <w:r>
-              <w:rPr>
-                <w:rFonts w:ascii="Open Sans" w:eastAsia="Aptos" w:hAnsi="Open Sans" w:cs="Open Sans"/>
-                <w:sz w:val="16"/>
-                <w:szCs w:val="16"/>
-                <w:lang w:val="en-US"/>
-              </w:rPr>
-              <w:t xml:space="preserve"> Conceptual Events accept cash, MasterCard, Visa, Amex or Personal Checks as Payment Options. If Mastercard, Visa, or AMEX is the preferred payment method, a 3.8% credit card fee will be added to the total amount.</w:t>
+            <w:r>
+              <w:rPr>
+                <w:rFonts w:ascii="Open Sans" w:eastAsia="Aptos" w:hAnsi="Open Sans" w:cs="Open Sans"/>
+                <w:sz w:val="16"/>
+                <w:szCs w:val="16"/>
+                <w:lang w:val="en-US"/>
+              </w:rPr>
+              <w:t>Foodesign Conceptual Events accept cash, MasterCard, Visa, Amex or Personal Checks as Payment Options. If Mastercard, Visa, or AMEX is the preferred payment method, a 3.8% credit card fee will be added to the total amount.</w:t>
             </w:r>
           </w:p>
           <w:p>
@@ -4148,25 +4093,14 @@
                 <w:lang w:val="en-US"/>
               </w:rPr>
             </w:pPr>
-            <w:proofErr w:type="spellStart"/>
-            <w:r>
-              <w:rPr>
-                <w:rFonts w:ascii="Open Sans" w:eastAsia="Aptos" w:hAnsi="Open Sans" w:cs="Open Sans"/>
-                <w:sz w:val="16"/>
-                <w:szCs w:val="16"/>
-                <w:lang w:val="en-US"/>
-              </w:rPr>
-              <w:t>Foodesign</w:t>
-            </w:r>
-            <w:proofErr w:type="spellEnd"/>
-            <w:r>
-              <w:rPr>
-                <w:rFonts w:ascii="Open Sans" w:eastAsia="Aptos" w:hAnsi="Open Sans" w:cs="Open Sans"/>
-                <w:sz w:val="16"/>
-                <w:szCs w:val="16"/>
-                <w:lang w:val="en-US"/>
-              </w:rPr>
-              <w:t xml:space="preserve"> Conceptual Events will not be liable for a failure to perform this contract due to delays, strikes, storms, accidents, venue accessibility, or other causes beyond its control</w:t>
+            <w:r>
+              <w:rPr>
+                <w:rFonts w:ascii="Open Sans" w:eastAsia="Aptos" w:hAnsi="Open Sans" w:cs="Open Sans"/>
+                <w:sz w:val="16"/>
+                <w:szCs w:val="16"/>
+                <w:lang w:val="en-US"/>
+              </w:rPr>
+              <w:t>Foodesign Conceptual Events will not be liable for a failure to perform this contract due to delays, strikes, storms, accidents, venue accessibility, or other causes beyond its control</w:t>
             </w:r>
           </w:p>
           <w:p>
@@ -4263,8 +4197,12 @@
       </w:pPr>
     </w:p>
     <w:sectPr>
-      <w:headerReference w:type="default" r:id="rId9"/>
-      <w:footerReference w:type="default" r:id="rId10"/>
+      <w:headerReference w:type="even" r:id="rId9"/>
+      <w:headerReference w:type="default" r:id="rId10"/>
+      <w:footerReference w:type="even" r:id="rId11"/>
+      <w:footerReference w:type="default" r:id="rId12"/>
+      <w:headerReference w:type="first" r:id="rId13"/>
+      <w:footerReference w:type="first" r:id="rId14"/>
       <w:pgSz w:w="12240" w:h="15840"/>
       <w:pgMar w:top="2880" w:right="2261" w:bottom="1123" w:left="2261" w:header="576" w:footer="706" w:gutter="0"/>
       <w:cols w:space="720"/>
@@ -4302,6 +4240,16 @@
 </file>
 
 <file path=word/footer1.xml><?xml version="1.0" encoding="utf-8"?>
+<w:ftr xmlns:wpc="http://schemas.microsoft.com/office/word/2010/wordprocessingCanvas" xmlns:cx="http://schemas.microsoft.com/office/drawing/2014/chartex" xmlns:cx1="http://schemas.microsoft.com/office/drawing/2015/9/8/chartex" xmlns:cx2="http://schemas.microsoft.com/office/drawing/2015/10/21/chartex" xmlns:cx3="http://schemas.microsoft.com/office/drawing/2016/5/9/chartex" xmlns:cx4="http://schemas.microsoft.com/office/drawing/2016/5/10/chartex" xmlns:cx5="http://schemas.microsoft.com/office/drawing/2016/5/11/chartex" xmlns:cx6="http://schemas.microsoft.com/office/drawing/2016/5/12/chartex" xmlns:cx7="http://schemas.microsoft.com/office/drawing/2016/5/13/chartex" xmlns:cx8="http://schemas.microsoft.com/office/drawing/2016/5/14/chartex" xmlns:mc="http://schemas.openxmlformats.org/markup-compatibility/2006" xmlns:aink="http://schemas.microsoft.com/office/drawing/2016/ink" xmlns:am3d="http://schemas.microsoft.com/office/drawing/2017/model3d" xmlns:o="urn:schemas-microsoft-com:office:office" xmlns:oel="http://schemas.microsoft.com/office/2019/extlst" xmlns:r="http://schemas.openxmlformats.org/officeDocument/2006/relationships" xmlns:m="http://schemas.openxmlformats.org/officeDocument/2006/math" xmlns:v="urn:schemas-microsoft-com:vml" xmlns:wp14="http://schemas.microsoft.com/office/word/2010/wordprocessingDrawing" xmlns:wp="http://schemas.openxmlformats.org/drawingml/2006/wordprocessingDrawing" xmlns:w10="urn:schemas-microsoft-com:office:word" xmlns:w="http://schemas.openxmlformats.org/wordprocessingml/2006/main" xmlns:w14="http://schemas.microsoft.com/office/word/2010/wordml" xmlns:w15="http://schemas.microsoft.com/office/word/2012/wordml" xmlns:w16cex="http://schemas.microsoft.com/office/word/2018/wordml/cex" xmlns:w16cid="http://schemas.microsoft.com/office/word/2016/wordml/cid" xmlns:w16="http://schemas.microsoft.com/office/word/2018/wordml" xmlns:w16du="http://schemas.microsoft.com/office/word/2023/wordml/word16du" xmlns:w16sdtdh="http://schemas.microsoft.com/office/word/2020/wordml/sdtdatahash" xmlns:w16sdtfl="http://schemas.microsoft.com/office/word/2024/wordml/sdtformatlock" xmlns:w16se="http://schemas.microsoft.com/office/word/2015/wordml/symex" xmlns:wpg="http://schemas.microsoft.com/office/word/2010/wordprocessingGroup" xmlns:wpi="http://schemas.microsoft.com/office/word/2010/wordprocessingInk" xmlns:wne="http://schemas.microsoft.com/office/word/2006/wordml" xmlns:wps="http://schemas.microsoft.com/office/word/2010/wordprocessingShape" mc:Ignorable="w14 w15 w16se w16cid w16 w16cex w16sdtdh w16sdtfl w16du wp14">
+  <w:p>
+    <w:pPr>
+      <w:pStyle w:val="Piedepgina"/>
+    </w:pPr>
+  </w:p>
+</w:ftr>
+</file>
+
+<file path=word/footer2.xml><?xml version="1.0" encoding="utf-8"?>
 <w:ftr xmlns:wpc="http://schemas.microsoft.com/office/word/2010/wordprocessingCanvas" xmlns:cx="http://schemas.microsoft.com/office/drawing/2014/chartex" xmlns:cx1="http://schemas.microsoft.com/office/drawing/2015/9/8/chartex" xmlns:cx2="http://schemas.microsoft.com/office/drawing/2015/10/21/chartex" xmlns:cx3="http://schemas.microsoft.com/office/drawing/2016/5/9/chartex" xmlns:cx4="http://schemas.microsoft.com/office/drawing/2016/5/10/chartex" xmlns:cx5="http://schemas.microsoft.com/office/drawing/2016/5/11/chartex" xmlns:cx6="http://schemas.microsoft.com/office/drawing/2016/5/12/chartex" xmlns:cx7="http://schemas.microsoft.com/office/drawing/2016/5/13/chartex" xmlns:cx8="http://schemas.microsoft.com/office/drawing/2016/5/14/chartex" xmlns:mc="http://schemas.openxmlformats.org/markup-compatibility/2006" xmlns:aink="http://schemas.microsoft.com/office/drawing/2016/ink" xmlns:am3d="http://schemas.microsoft.com/office/drawing/2017/model3d" xmlns:o="urn:schemas-microsoft-com:office:office" xmlns:oel="http://schemas.microsoft.com/office/2019/extlst" xmlns:r="http://schemas.openxmlformats.org/officeDocument/2006/relationships" xmlns:m="http://schemas.openxmlformats.org/officeDocument/2006/math" xmlns:v="urn:schemas-microsoft-com:vml" xmlns:wp14="http://schemas.microsoft.com/office/word/2010/wordprocessingDrawing" xmlns:wp="http://schemas.openxmlformats.org/drawingml/2006/wordprocessingDrawing" xmlns:w10="urn:schemas-microsoft-com:office:word" xmlns:w="http://schemas.openxmlformats.org/wordprocessingml/2006/main" xmlns:w14="http://schemas.microsoft.com/office/word/2010/wordml" xmlns:w15="http://schemas.microsoft.com/office/word/2012/wordml" xmlns:w16cex="http://schemas.microsoft.com/office/word/2018/wordml/cex" xmlns:w16cid="http://schemas.microsoft.com/office/word/2016/wordml/cid" xmlns:w16="http://schemas.microsoft.com/office/word/2018/wordml" xmlns:w16du="http://schemas.microsoft.com/office/word/2023/wordml/word16du" xmlns:w16sdtdh="http://schemas.microsoft.com/office/word/2020/wordml/sdtdatahash" xmlns:w16sdtfl="http://schemas.microsoft.com/office/word/2024/wordml/sdtformatlock" xmlns:w16se="http://schemas.microsoft.com/office/word/2015/wordml/symex" xmlns:wpg="http://schemas.microsoft.com/office/word/2010/wordprocessingGroup" xmlns:wpi="http://schemas.microsoft.com/office/word/2010/wordprocessingInk" xmlns:wne="http://schemas.microsoft.com/office/word/2006/wordml" xmlns:wps="http://schemas.microsoft.com/office/word/2010/wordprocessingShape" mc:Ignorable="w14 w15 w16se w16cid w16 w16cex w16sdtdh w16sdtfl w16du wp14">
   <w:p>
     <w:pPr>
@@ -4603,6 +4551,16 @@
 </w:ftr>
 </file>
 
+<file path=word/footer3.xml><?xml version="1.0" encoding="utf-8"?>
+<w:ftr xmlns:wpc="http://schemas.microsoft.com/office/word/2010/wordprocessingCanvas" xmlns:cx="http://schemas.microsoft.com/office/drawing/2014/chartex" xmlns:cx1="http://schemas.microsoft.com/office/drawing/2015/9/8/chartex" xmlns:cx2="http://schemas.microsoft.com/office/drawing/2015/10/21/chartex" xmlns:cx3="http://schemas.microsoft.com/office/drawing/2016/5/9/chartex" xmlns:cx4="http://schemas.microsoft.com/office/drawing/2016/5/10/chartex" xmlns:cx5="http://schemas.microsoft.com/office/drawing/2016/5/11/chartex" xmlns:cx6="http://schemas.microsoft.com/office/drawing/2016/5/12/chartex" xmlns:cx7="http://schemas.microsoft.com/office/drawing/2016/5/13/chartex" xmlns:cx8="http://schemas.microsoft.com/office/drawing/2016/5/14/chartex" xmlns:mc="http://schemas.openxmlformats.org/markup-compatibility/2006" xmlns:aink="http://schemas.microsoft.com/office/drawing/2016/ink" xmlns:am3d="http://schemas.microsoft.com/office/drawing/2017/model3d" xmlns:o="urn:schemas-microsoft-com:office:office" xmlns:oel="http://schemas.microsoft.com/office/2019/extlst" xmlns:r="http://schemas.openxmlformats.org/officeDocument/2006/relationships" xmlns:m="http://schemas.openxmlformats.org/officeDocument/2006/math" xmlns:v="urn:schemas-microsoft-com:vml" xmlns:wp14="http://schemas.microsoft.com/office/word/2010/wordprocessingDrawing" xmlns:wp="http://schemas.openxmlformats.org/drawingml/2006/wordprocessingDrawing" xmlns:w10="urn:schemas-microsoft-com:office:word" xmlns:w="http://schemas.openxmlformats.org/wordprocessingml/2006/main" xmlns:w14="http://schemas.microsoft.com/office/word/2010/wordml" xmlns:w15="http://schemas.microsoft.com/office/word/2012/wordml" xmlns:w16cex="http://schemas.microsoft.com/office/word/2018/wordml/cex" xmlns:w16cid="http://schemas.microsoft.com/office/word/2016/wordml/cid" xmlns:w16="http://schemas.microsoft.com/office/word/2018/wordml" xmlns:w16du="http://schemas.microsoft.com/office/word/2023/wordml/word16du" xmlns:w16sdtdh="http://schemas.microsoft.com/office/word/2020/wordml/sdtdatahash" xmlns:w16sdtfl="http://schemas.microsoft.com/office/word/2024/wordml/sdtformatlock" xmlns:w16se="http://schemas.microsoft.com/office/word/2015/wordml/symex" xmlns:wpg="http://schemas.microsoft.com/office/word/2010/wordprocessingGroup" xmlns:wpi="http://schemas.microsoft.com/office/word/2010/wordprocessingInk" xmlns:wne="http://schemas.microsoft.com/office/word/2006/wordml" xmlns:wps="http://schemas.microsoft.com/office/word/2010/wordprocessingShape" mc:Ignorable="w14 w15 w16se w16cid w16 w16cex w16sdtdh w16sdtfl w16du wp14">
+  <w:p>
+    <w:pPr>
+      <w:pStyle w:val="Piedepgina"/>
+    </w:pPr>
+  </w:p>
+</w:ftr>
+</file>
+
 <file path=word/footnotes.xml><?xml version="1.0" encoding="utf-8"?>
 <w:footnotes xmlns:wpc="http://schemas.microsoft.com/office/word/2010/wordprocessingCanvas" xmlns:cx="http://schemas.microsoft.com/office/drawing/2014/chartex" xmlns:cx1="http://schemas.microsoft.com/office/drawing/2015/9/8/chartex" xmlns:cx2="http://schemas.microsoft.com/office/drawing/2015/10/21/chartex" xmlns:cx3="http://schemas.microsoft.com/office/drawing/2016/5/9/chartex" xmlns:cx4="http://schemas.microsoft.com/office/drawing/2016/5/10/chartex" xmlns:cx5="http://schemas.microsoft.com/office/drawing/2016/5/11/chartex" xmlns:cx6="http://schemas.microsoft.com/office/drawing/2016/5/12/chartex" xmlns:cx7="http://schemas.microsoft.com/office/drawing/2016/5/13/chartex" xmlns:cx8="http://schemas.microsoft.com/office/drawing/2016/5/14/chartex" xmlns:mc="http://schemas.openxmlformats.org/markup-compatibility/2006" xmlns:aink="http://schemas.microsoft.com/office/drawing/2016/ink" xmlns:am3d="http://schemas.microsoft.com/office/drawing/2017/model3d" xmlns:o="urn:schemas-microsoft-com:office:office" xmlns:oel="http://schemas.microsoft.com/office/2019/extlst" xmlns:r="http://schemas.openxmlformats.org/officeDocument/2006/relationships" xmlns:m="http://schemas.openxmlformats.org/officeDocument/2006/math" xmlns:v="urn:schemas-microsoft-com:vml" xmlns:wp14="http://schemas.microsoft.com/office/word/2010/wordprocessingDrawing" xmlns:wp="http://schemas.openxmlformats.org/drawingml/2006/wordprocessingDrawing" xmlns:w10="urn:schemas-microsoft-com:office:word" xmlns:w="http://schemas.openxmlformats.org/wordprocessingml/2006/main" xmlns:w14="http://schemas.microsoft.com/office/word/2010/wordml" xmlns:w15="http://schemas.microsoft.com/office/word/2012/wordml" xmlns:w16cex="http://schemas.microsoft.com/office/word/2018/wordml/cex" xmlns:w16cid="http://schemas.microsoft.com/office/word/2016/wordml/cid" xmlns:w16="http://schemas.microsoft.com/office/word/2018/wordml" xmlns:w16du="http://schemas.microsoft.com/office/word/2023/wordml/word16du" xmlns:w16sdtdh="http://schemas.microsoft.com/office/word/2020/wordml/sdtdatahash" xmlns:w16sdtfl="http://schemas.microsoft.com/office/word/2024/wordml/sdtformatlock" xmlns:w16se="http://schemas.microsoft.com/office/word/2015/wordml/symex" xmlns:wpg="http://schemas.microsoft.com/office/word/2010/wordprocessingGroup" xmlns:wpi="http://schemas.microsoft.com/office/word/2010/wordprocessingInk" xmlns:wne="http://schemas.microsoft.com/office/word/2006/wordml" xmlns:wps="http://schemas.microsoft.com/office/word/2010/wordprocessingShape" mc:Ignorable="w14 w15 w16se w16cid w16 w16cex w16sdtdh w16sdtfl w16du wp14">
   <w:footnote w:type="separator" w:id="-1">
@@ -4629,6 +4587,16 @@
 </file>
 
 <file path=word/header1.xml><?xml version="1.0" encoding="utf-8"?>
+<w:hdr xmlns:wpc="http://schemas.microsoft.com/office/word/2010/wordprocessingCanvas" xmlns:cx="http://schemas.microsoft.com/office/drawing/2014/chartex" xmlns:cx1="http://schemas.microsoft.com/office/drawing/2015/9/8/chartex" xmlns:cx2="http://schemas.microsoft.com/office/drawing/2015/10/21/chartex" xmlns:cx3="http://schemas.microsoft.com/office/drawing/2016/5/9/chartex" xmlns:cx4="http://schemas.microsoft.com/office/drawing/2016/5/10/chartex" xmlns:cx5="http://schemas.microsoft.com/office/drawing/2016/5/11/chartex" xmlns:cx6="http://schemas.microsoft.com/office/drawing/2016/5/12/chartex" xmlns:cx7="http://schemas.microsoft.com/office/drawing/2016/5/13/chartex" xmlns:cx8="http://schemas.microsoft.com/office/drawing/2016/5/14/chartex" xmlns:mc="http://schemas.openxmlformats.org/markup-compatibility/2006" xmlns:aink="http://schemas.microsoft.com/office/drawing/2016/ink" xmlns:am3d="http://schemas.microsoft.com/office/drawing/2017/model3d" xmlns:o="urn:schemas-microsoft-com:office:office" xmlns:oel="http://schemas.microsoft.com/office/2019/extlst" xmlns:r="http://schemas.openxmlformats.org/officeDocument/2006/relationships" xmlns:m="http://schemas.openxmlformats.org/officeDocument/2006/math" xmlns:v="urn:schemas-microsoft-com:vml" xmlns:wp14="http://schemas.microsoft.com/office/word/2010/wordprocessingDrawing" xmlns:wp="http://schemas.openxmlformats.org/drawingml/2006/wordprocessingDrawing" xmlns:w10="urn:schemas-microsoft-com:office:word" xmlns:w="http://schemas.openxmlformats.org/wordprocessingml/2006/main" xmlns:w14="http://schemas.microsoft.com/office/word/2010/wordml" xmlns:w15="http://schemas.microsoft.com/office/word/2012/wordml" xmlns:w16cex="http://schemas.microsoft.com/office/word/2018/wordml/cex" xmlns:w16cid="http://schemas.microsoft.com/office/word/2016/wordml/cid" xmlns:w16="http://schemas.microsoft.com/office/word/2018/wordml" xmlns:w16du="http://schemas.microsoft.com/office/word/2023/wordml/word16du" xmlns:w16sdtdh="http://schemas.microsoft.com/office/word/2020/wordml/sdtdatahash" xmlns:w16sdtfl="http://schemas.microsoft.com/office/word/2024/wordml/sdtformatlock" xmlns:w16se="http://schemas.microsoft.com/office/word/2015/wordml/symex" xmlns:wpg="http://schemas.microsoft.com/office/word/2010/wordprocessingGroup" xmlns:wpi="http://schemas.microsoft.com/office/word/2010/wordprocessingInk" xmlns:wne="http://schemas.microsoft.com/office/word/2006/wordml" xmlns:wps="http://schemas.microsoft.com/office/word/2010/wordprocessingShape" mc:Ignorable="w14 w15 w16se w16cid w16 w16cex w16sdtdh w16sdtfl w16du wp14">
+  <w:p>
+    <w:pPr>
+      <w:pStyle w:val="Encabezado"/>
+    </w:pPr>
+  </w:p>
+</w:hdr>
+</file>
+
+<file path=word/header2.xml><?xml version="1.0" encoding="utf-8"?>
 <w:hdr xmlns:wpc="http://schemas.microsoft.com/office/word/2010/wordprocessingCanvas" xmlns:cx="http://schemas.microsoft.com/office/drawing/2014/chartex" xmlns:cx1="http://schemas.microsoft.com/office/drawing/2015/9/8/chartex" xmlns:cx2="http://schemas.microsoft.com/office/drawing/2015/10/21/chartex" xmlns:cx3="http://schemas.microsoft.com/office/drawing/2016/5/9/chartex" xmlns:cx4="http://schemas.microsoft.com/office/drawing/2016/5/10/chartex" xmlns:cx5="http://schemas.microsoft.com/office/drawing/2016/5/11/chartex" xmlns:cx6="http://schemas.microsoft.com/office/drawing/2016/5/12/chartex" xmlns:cx7="http://schemas.microsoft.com/office/drawing/2016/5/13/chartex" xmlns:cx8="http://schemas.microsoft.com/office/drawing/2016/5/14/chartex" xmlns:mc="http://schemas.openxmlformats.org/markup-compatibility/2006" xmlns:aink="http://schemas.microsoft.com/office/drawing/2016/ink" xmlns:am3d="http://schemas.microsoft.com/office/drawing/2017/model3d" xmlns:o="urn:schemas-microsoft-com:office:office" xmlns:oel="http://schemas.microsoft.com/office/2019/extlst" xmlns:r="http://schemas.openxmlformats.org/officeDocument/2006/relationships" xmlns:m="http://schemas.openxmlformats.org/officeDocument/2006/math" xmlns:v="urn:schemas-microsoft-com:vml" xmlns:wp14="http://schemas.microsoft.com/office/word/2010/wordprocessingDrawing" xmlns:wp="http://schemas.openxmlformats.org/drawingml/2006/wordprocessingDrawing" xmlns:w10="urn:schemas-microsoft-com:office:word" xmlns:w="http://schemas.openxmlformats.org/wordprocessingml/2006/main" xmlns:w14="http://schemas.microsoft.com/office/word/2010/wordml" xmlns:w15="http://schemas.microsoft.com/office/word/2012/wordml" xmlns:w16cex="http://schemas.microsoft.com/office/word/2018/wordml/cex" xmlns:w16cid="http://schemas.microsoft.com/office/word/2016/wordml/cid" xmlns:w16="http://schemas.microsoft.com/office/word/2018/wordml" xmlns:w16du="http://schemas.microsoft.com/office/word/2023/wordml/word16du" xmlns:w16sdtdh="http://schemas.microsoft.com/office/word/2020/wordml/sdtdatahash" xmlns:w16sdtfl="http://schemas.microsoft.com/office/word/2024/wordml/sdtformatlock" xmlns:w16se="http://schemas.microsoft.com/office/word/2015/wordml/symex" xmlns:wpg="http://schemas.microsoft.com/office/word/2010/wordprocessingGroup" xmlns:wpi="http://schemas.microsoft.com/office/word/2010/wordprocessingInk" xmlns:wne="http://schemas.microsoft.com/office/word/2006/wordml" xmlns:wps="http://schemas.microsoft.com/office/word/2010/wordprocessingShape" mc:Ignorable="w14 w15 w16se w16cid w16 w16cex w16sdtdh w16sdtfl w16du wp14">
   <w:sdt>
     <w:sdtPr>
@@ -4713,11 +4681,22 @@
         </w:r>
         <w:r>
           <w:rPr>
+            <w:rFonts w:asciiTheme="minorHAnsi" w:hAnsiTheme="minorHAnsi"/>
+            <w:b/>
+            <w:bCs/>
+            <w:color w:val="auto"/>
+            <w:sz w:val="20"/>
+            <w:szCs w:val="20"/>
             <w:lang w:val="en-US"/>
           </w:rPr>
-          <w:t xml:space="preserve">         </w:t>
+          <w:t>{{CLIENT_NAME}}</w:t>
         </w:r>
-        <w:r>
+      </w:p>
+      <w:p>
+        <w:pPr>
+          <w:pStyle w:val="Ttulo1"/>
+          <w:spacing w:before="0" w:after="0" w:line="240" w:lineRule="auto"/>
+          <w:ind w:left="-630"/>
           <w:rPr>
             <w:rFonts w:asciiTheme="minorHAnsi" w:hAnsiTheme="minorHAnsi"/>
             <w:b/>
@@ -4727,7 +4706,17 @@
             <w:szCs w:val="20"/>
             <w:lang w:val="en-US"/>
           </w:rPr>
-          <w:t>{{CLIENT_NAME}}</w:t>
+        </w:pPr>
+        <w:r>
+          <w:rPr>
+            <w:b/>
+            <w:bCs/>
+            <w:color w:val="auto"/>
+            <w:sz w:val="20"/>
+            <w:szCs w:val="20"/>
+            <w:lang w:val="en-US"/>
+          </w:rPr>
+          <w:t>Event Details</w:t>
         </w:r>
       </w:p>
       <w:p>
@@ -4746,72 +4735,23 @@
         </w:pPr>
         <w:r>
           <w:rPr>
-            <w:b/>
-            <w:bCs/>
             <w:color w:val="auto"/>
             <w:sz w:val="20"/>
             <w:szCs w:val="20"/>
             <w:lang w:val="en-US"/>
           </w:rPr>
-          <w:t xml:space="preserve">                  Event Details</w:t>
-        </w:r>
-        <w:r>
-          <w:rPr>
-            <w:b/>
-            <w:bCs/>
-            <w:color w:val="auto"/>
-            <w:sz w:val="20"/>
-            <w:szCs w:val="20"/>
-            <w:lang w:val="en-US"/>
-          </w:rPr>
-          <w:br/>
-        </w:r>
-        <w:r>
-          <w:rPr>
-            <w:b/>
-            <w:bCs/>
-            <w:color w:val="auto"/>
-            <w:sz w:val="20"/>
-            <w:szCs w:val="20"/>
-            <w:lang w:val="en-US"/>
-          </w:rPr>
-          <w:tab/>
-        </w:r>
-        <w:r>
-          <w:rPr>
-            <w:color w:val="auto"/>
-            <w:sz w:val="20"/>
-            <w:szCs w:val="20"/>
-            <w:lang w:val="en-US"/>
-          </w:rPr>
-          <w:t xml:space="preserve"> {{EVENT_NAME}}</w:t>
-        </w:r>
-        <w:r>
-          <w:rPr>
-            <w:color w:val="auto"/>
-            <w:sz w:val="20"/>
-            <w:szCs w:val="20"/>
-            <w:lang w:val="en-US"/>
-          </w:rPr>
-          <w:br/>
-        </w:r>
-        <w:r>
-          <w:rPr>
-            <w:color w:val="auto"/>
-            <w:sz w:val="20"/>
-            <w:szCs w:val="20"/>
-            <w:lang w:val="en-US"/>
-          </w:rPr>
-          <w:tab/>
-          <w:t xml:space="preserve"> {{EVENT_ADDRESS}}</w:t>
+          <w:t>{{EVENT_NAME}}</w:t>
         </w:r>
       </w:p>
       <w:p>
         <w:pPr>
           <w:pStyle w:val="Ttulo1"/>
           <w:spacing w:before="0" w:after="0" w:line="240" w:lineRule="auto"/>
-          <w:ind w:left="-630" w:firstLine="630"/>
+          <w:ind w:left="-630"/>
           <w:rPr>
+            <w:rFonts w:asciiTheme="minorHAnsi" w:hAnsiTheme="minorHAnsi"/>
+            <w:b/>
+            <w:bCs/>
             <w:color w:val="auto"/>
             <w:sz w:val="20"/>
             <w:szCs w:val="20"/>
@@ -4820,6 +4760,21 @@
         </w:pPr>
         <w:r>
           <w:rPr>
+            <w:color w:val="auto"/>
+            <w:sz w:val="20"/>
+            <w:szCs w:val="20"/>
+            <w:lang w:val="en-US"/>
+          </w:rPr>
+          <w:t xml:space="preserve"> {{EVENT_ADDRESS}}</w:t>
+        </w:r>
+      </w:p>
+      <w:p>
+        <w:pPr>
+          <w:pStyle w:val="Ttulo1"/>
+          <w:spacing w:before="0" w:after="0" w:line="240" w:lineRule="auto"/>
+          <w:ind w:left="-630"/>
+          <w:rPr>
+            <w:rFonts w:asciiTheme="minorHAnsi" w:hAnsiTheme="minorHAnsi"/>
             <w:b/>
             <w:bCs/>
             <w:color w:val="auto"/>
@@ -4827,8 +4782,7 @@
             <w:szCs w:val="20"/>
             <w:lang w:val="en-US"/>
           </w:rPr>
-          <w:t xml:space="preserve"> </w:t>
-        </w:r>
+        </w:pPr>
         <w:r>
           <w:rPr>
             <w:b/>
@@ -4856,6 +4810,9 @@
           <w:spacing w:before="0" w:after="0" w:line="240" w:lineRule="auto"/>
           <w:ind w:left="-630"/>
           <w:rPr>
+            <w:rFonts w:asciiTheme="minorHAnsi" w:hAnsiTheme="minorHAnsi"/>
+            <w:b/>
+            <w:bCs/>
             <w:color w:val="auto"/>
             <w:sz w:val="20"/>
             <w:szCs w:val="20"/>
@@ -4869,7 +4826,7 @@
             <w:szCs w:val="20"/>
             <w:lang w:val="en-US"/>
           </w:rPr>
-          <w:t xml:space="preserve">                  </w:t>
+          <w:t xml:space="preserve"> </w:t>
         </w:r>
         <w:r>
           <w:rPr>
@@ -4900,15 +4857,6 @@
             <w:szCs w:val="20"/>
             <w:lang w:val="en-US"/>
           </w:rPr>
-          <w:t xml:space="preserve">                  </w:t>
-        </w:r>
-        <w:r>
-          <w:rPr>
-            <w:color w:val="auto"/>
-            <w:sz w:val="20"/>
-            <w:szCs w:val="20"/>
-            <w:lang w:val="en-US"/>
-          </w:rPr>
           <w:t>Ph: {{REPRESENTATIVE_PHONE}}</w:t>
         </w:r>
       </w:p>
@@ -4924,17 +4872,6 @@
             <w:lang w:val="en-US"/>
           </w:rPr>
         </w:pPr>
-        <w:r>
-          <w:rPr>
-            <w:b/>
-            <w:bCs/>
-            <w:color w:val="auto"/>
-            <w:sz w:val="20"/>
-            <w:szCs w:val="20"/>
-            <w:lang w:val="en-US"/>
-          </w:rPr>
-          <w:t xml:space="preserve">                  </w:t>
-        </w:r>
         <w:r>
           <w:rPr>
             <w:b/>
@@ -4977,17 +4914,6 @@
             <w:szCs w:val="20"/>
             <w:lang w:val="en-US"/>
           </w:rPr>
-          <w:t xml:space="preserve">                  </w:t>
-        </w:r>
-        <w:r>
-          <w:rPr>
-            <w:b/>
-            <w:bCs/>
-            <w:color w:val="auto"/>
-            <w:sz w:val="20"/>
-            <w:szCs w:val="20"/>
-            <w:lang w:val="en-US"/>
-          </w:rPr>
           <w:t>End:</w:t>
         </w:r>
         <w:r>
@@ -5006,24 +4932,12 @@
           <w:spacing w:before="0" w:after="0" w:line="240" w:lineRule="auto"/>
           <w:ind w:left="-630"/>
           <w:rPr>
-            <w:rFonts w:asciiTheme="minorHAnsi" w:hAnsiTheme="minorHAnsi"/>
-            <w:color w:val="501549" w:themeColor="accent5" w:themeShade="80"/>
+            <w:color w:val="auto"/>
             <w:sz w:val="20"/>
             <w:szCs w:val="20"/>
             <w:lang w:val="en-US"/>
           </w:rPr>
         </w:pPr>
-        <w:r>
-          <w:rPr>
-            <w:b/>
-            <w:bCs/>
-            <w:color w:val="auto"/>
-            <w:sz w:val="20"/>
-            <w:szCs w:val="20"/>
-            <w:lang w:val="en-US"/>
-          </w:rPr>
-          <w:t xml:space="preserve">                  </w:t>
-        </w:r>
         <w:r>
           <w:rPr>
             <w:b/>
@@ -5053,6 +4967,16 @@
       <w:rPr>
         <w:lang w:val="en-US"/>
       </w:rPr>
+    </w:pPr>
+  </w:p>
+</w:hdr>
+</file>
+
+<file path=word/header3.xml><?xml version="1.0" encoding="utf-8"?>
+<w:hdr xmlns:wpc="http://schemas.microsoft.com/office/word/2010/wordprocessingCanvas" xmlns:cx="http://schemas.microsoft.com/office/drawing/2014/chartex" xmlns:cx1="http://schemas.microsoft.com/office/drawing/2015/9/8/chartex" xmlns:cx2="http://schemas.microsoft.com/office/drawing/2015/10/21/chartex" xmlns:cx3="http://schemas.microsoft.com/office/drawing/2016/5/9/chartex" xmlns:cx4="http://schemas.microsoft.com/office/drawing/2016/5/10/chartex" xmlns:cx5="http://schemas.microsoft.com/office/drawing/2016/5/11/chartex" xmlns:cx6="http://schemas.microsoft.com/office/drawing/2016/5/12/chartex" xmlns:cx7="http://schemas.microsoft.com/office/drawing/2016/5/13/chartex" xmlns:cx8="http://schemas.microsoft.com/office/drawing/2016/5/14/chartex" xmlns:mc="http://schemas.openxmlformats.org/markup-compatibility/2006" xmlns:aink="http://schemas.microsoft.com/office/drawing/2016/ink" xmlns:am3d="http://schemas.microsoft.com/office/drawing/2017/model3d" xmlns:o="urn:schemas-microsoft-com:office:office" xmlns:oel="http://schemas.microsoft.com/office/2019/extlst" xmlns:r="http://schemas.openxmlformats.org/officeDocument/2006/relationships" xmlns:m="http://schemas.openxmlformats.org/officeDocument/2006/math" xmlns:v="urn:schemas-microsoft-com:vml" xmlns:wp14="http://schemas.microsoft.com/office/word/2010/wordprocessingDrawing" xmlns:wp="http://schemas.openxmlformats.org/drawingml/2006/wordprocessingDrawing" xmlns:w10="urn:schemas-microsoft-com:office:word" xmlns:w="http://schemas.openxmlformats.org/wordprocessingml/2006/main" xmlns:w14="http://schemas.microsoft.com/office/word/2010/wordml" xmlns:w15="http://schemas.microsoft.com/office/word/2012/wordml" xmlns:w16cex="http://schemas.microsoft.com/office/word/2018/wordml/cex" xmlns:w16cid="http://schemas.microsoft.com/office/word/2016/wordml/cid" xmlns:w16="http://schemas.microsoft.com/office/word/2018/wordml" xmlns:w16du="http://schemas.microsoft.com/office/word/2023/wordml/word16du" xmlns:w16sdtdh="http://schemas.microsoft.com/office/word/2020/wordml/sdtdatahash" xmlns:w16sdtfl="http://schemas.microsoft.com/office/word/2024/wordml/sdtformatlock" xmlns:w16se="http://schemas.microsoft.com/office/word/2015/wordml/symex" xmlns:wpg="http://schemas.microsoft.com/office/word/2010/wordprocessingGroup" xmlns:wpi="http://schemas.microsoft.com/office/word/2010/wordprocessingInk" xmlns:wne="http://schemas.microsoft.com/office/word/2006/wordml" xmlns:wps="http://schemas.microsoft.com/office/word/2010/wordprocessingShape" mc:Ignorable="w14 w15 w16se w16cid w16 w16cex w16sdtdh w16sdtfl w16du wp14">
+  <w:p>
+    <w:pPr>
+      <w:pStyle w:val="Encabezado"/>
     </w:pPr>
   </w:p>
 </w:hdr>

--- a/estimate_template.docx
+++ b/estimate_template.docx
@@ -163,6 +163,7 @@
           <w:lang w:val="en-US"/>
         </w:rPr>
       </w:pPr>
+      <w:proofErr w:type="spellStart"/>
       <w:r>
         <w:rPr>
           <w:rFonts w:ascii="Open Sans" w:hAnsi="Open Sans" w:cs="Open Sans"/>
@@ -172,7 +173,19 @@
           <w:szCs w:val="57"/>
           <w:lang w:val="en-US"/>
         </w:rPr>
-        <w:t>Foodesign Conceptual Events Proposal.</w:t>
+        <w:t>Foodesign</w:t>
+      </w:r>
+      <w:proofErr w:type="spellEnd"/>
+      <w:r>
+        <w:rPr>
+          <w:rFonts w:ascii="Open Sans" w:hAnsi="Open Sans" w:cs="Open Sans"/>
+          <w:b/>
+          <w:color w:val="612D4A"/>
+          <w:sz w:val="57"/>
+          <w:szCs w:val="57"/>
+          <w:lang w:val="en-US"/>
+        </w:rPr>
+        <w:t xml:space="preserve"> Conceptual Events Proposal.</w:t>
       </w:r>
       <w:r>
         <w:rPr>
@@ -887,6 +900,7 @@
                 <w:lang w:val="en-US"/>
               </w:rPr>
             </w:pPr>
+            <w:proofErr w:type="spellStart"/>
             <w:r>
               <w:rPr>
                 <w:rFonts w:ascii="Open Sans" w:eastAsiaTheme="minorEastAsia" w:hAnsi="Open Sans" w:cs="Open Sans"/>
@@ -895,7 +909,18 @@
                 <w:szCs w:val="18"/>
                 <w:lang w:val="en-US"/>
               </w:rPr>
-              <w:t>Foodesign Conceptual Event.</w:t>
+              <w:t>Foodesign</w:t>
+            </w:r>
+            <w:proofErr w:type="spellEnd"/>
+            <w:r>
+              <w:rPr>
+                <w:rFonts w:ascii="Open Sans" w:eastAsiaTheme="minorEastAsia" w:hAnsi="Open Sans" w:cs="Open Sans"/>
+                <w:color w:val="323232"/>
+                <w:sz w:val="18"/>
+                <w:szCs w:val="18"/>
+                <w:lang w:val="en-US"/>
+              </w:rPr>
+              <w:t xml:space="preserve"> Conceptual Event.</w:t>
             </w:r>
           </w:p>
         </w:tc>
@@ -1853,14 +1878,25 @@
                 <w:lang w:val="en-US"/>
               </w:rPr>
             </w:pPr>
-            <w:r>
-              <w:rPr>
-                <w:rFonts w:ascii="Open Sans" w:eastAsia="Aptos" w:hAnsi="Open Sans" w:cs="Open Sans"/>
-                <w:sz w:val="16"/>
-                <w:szCs w:val="16"/>
-                <w:lang w:val="en-US"/>
-              </w:rPr>
-              <w:t>Foodesign Conceptual Events and the Client acknowledge and agree that this proposal is governed by the Master Caterer Agreement executed between the parties.</w:t>
+            <w:proofErr w:type="spellStart"/>
+            <w:r>
+              <w:rPr>
+                <w:rFonts w:ascii="Open Sans" w:eastAsia="Aptos" w:hAnsi="Open Sans" w:cs="Open Sans"/>
+                <w:sz w:val="16"/>
+                <w:szCs w:val="16"/>
+                <w:lang w:val="en-US"/>
+              </w:rPr>
+              <w:t>Foodesign</w:t>
+            </w:r>
+            <w:proofErr w:type="spellEnd"/>
+            <w:r>
+              <w:rPr>
+                <w:rFonts w:ascii="Open Sans" w:eastAsia="Aptos" w:hAnsi="Open Sans" w:cs="Open Sans"/>
+                <w:sz w:val="16"/>
+                <w:szCs w:val="16"/>
+                <w:lang w:val="en-US"/>
+              </w:rPr>
+              <w:t xml:space="preserve"> Conceptual Events and the Client acknowledge and agree that this proposal is governed by the Master Caterer Agreement executed between the parties.</w:t>
             </w:r>
           </w:p>
           <w:p>
@@ -1918,7 +1954,27 @@
                 <w:szCs w:val="16"/>
                 <w:lang w:val="en-US"/>
               </w:rPr>
-              <w:t>The undersigned, as a duly authorized representative of the Client, {{CLIENT_NAME}}, hereby contract the services of Foodesign Conceptual Events as listed and quoted in this proposal on behalf of the Client according to the terms and conditions herein.</w:t>
+              <w:t xml:space="preserve">The undersigned, as a duly authorized representative of the Client, {{CLIENT_NAME}}, hereby contract the services of </w:t>
+            </w:r>
+            <w:proofErr w:type="spellStart"/>
+            <w:r>
+              <w:rPr>
+                <w:rFonts w:ascii="Open Sans" w:eastAsia="Aptos" w:hAnsi="Open Sans" w:cs="Open Sans"/>
+                <w:sz w:val="16"/>
+                <w:szCs w:val="16"/>
+                <w:lang w:val="en-US"/>
+              </w:rPr>
+              <w:t>Foodesign</w:t>
+            </w:r>
+            <w:proofErr w:type="spellEnd"/>
+            <w:r>
+              <w:rPr>
+                <w:rFonts w:ascii="Open Sans" w:eastAsia="Aptos" w:hAnsi="Open Sans" w:cs="Open Sans"/>
+                <w:sz w:val="16"/>
+                <w:szCs w:val="16"/>
+                <w:lang w:val="en-US"/>
+              </w:rPr>
+              <w:t xml:space="preserve"> Conceptual Events as listed and quoted in this proposal on behalf of the Client according to the terms and conditions herein.</w:t>
             </w:r>
           </w:p>
           <w:p>
@@ -2155,7 +2211,6 @@
           <w:p>
             <w:pPr>
               <w:spacing w:after="0" w:line="240" w:lineRule="auto"/>
-              <w:jc w:val="both"/>
               <w:rPr>
                 <w:rFonts w:ascii="Open Sans" w:hAnsi="Open Sans" w:cs="Open Sans"/>
                 <w:sz w:val="16"/>
@@ -2181,7 +2236,7 @@
             <w:pPr>
               <w:spacing w:after="0" w:line="240" w:lineRule="auto"/>
               <w:rPr>
-                <w:rFonts w:ascii="Open Sans" w:eastAsia="Aptos" w:hAnsi="Open Sans" w:cs="Open Sans"/>
+                <w:rFonts w:ascii="Open Sans" w:hAnsi="Open Sans" w:cs="Open Sans"/>
                 <w:b/>
                 <w:bCs/>
                 <w:sz w:val="16"/>
@@ -2189,19 +2244,19 @@
                 <w:lang w:val="en-US"/>
               </w:rPr>
             </w:pPr>
-          </w:p>
-          <w:p>
-            <w:pPr>
-              <w:spacing w:after="0" w:line="240" w:lineRule="auto"/>
-              <w:rPr>
-                <w:rFonts w:ascii="Open Sans" w:hAnsi="Open Sans" w:cs="Open Sans"/>
+            <w:proofErr w:type="spellStart"/>
+            <w:r>
+              <w:rPr>
+                <w:rFonts w:ascii="Open Sans" w:eastAsia="Aptos" w:hAnsi="Open Sans" w:cs="Open Sans"/>
                 <w:b/>
                 <w:bCs/>
                 <w:sz w:val="16"/>
                 <w:szCs w:val="16"/>
                 <w:lang w:val="en-US"/>
               </w:rPr>
-            </w:pPr>
+              <w:t>Foodesign</w:t>
+            </w:r>
+            <w:proofErr w:type="spellEnd"/>
             <w:r>
               <w:rPr>
                 <w:rFonts w:ascii="Open Sans" w:eastAsia="Aptos" w:hAnsi="Open Sans" w:cs="Open Sans"/>
@@ -2211,7 +2266,7 @@
                 <w:szCs w:val="16"/>
                 <w:lang w:val="en-US"/>
               </w:rPr>
-              <w:t>Foodesign Conceptual Events Policies</w:t>
+              <w:t xml:space="preserve"> Conceptual Events Policies</w:t>
             </w:r>
           </w:p>
           <w:p>
@@ -2458,14 +2513,25 @@
                 <w:lang w:val="en-US"/>
               </w:rPr>
             </w:pPr>
-            <w:r>
-              <w:rPr>
-                <w:rFonts w:ascii="Open Sans" w:eastAsia="Aptos" w:hAnsi="Open Sans" w:cs="Open Sans"/>
-                <w:sz w:val="16"/>
-                <w:szCs w:val="16"/>
-                <w:lang w:val="en-US"/>
-              </w:rPr>
-              <w:t>Foodesign Conceptual Events accept cash, MasterCard, Visa, Amex or Personal Checks as Payment Options. If Mastercard, Visa, or AMEX is the preferred payment method, a 3.8% credit card fee will be added to the total amount.</w:t>
+            <w:proofErr w:type="spellStart"/>
+            <w:r>
+              <w:rPr>
+                <w:rFonts w:ascii="Open Sans" w:eastAsia="Aptos" w:hAnsi="Open Sans" w:cs="Open Sans"/>
+                <w:sz w:val="16"/>
+                <w:szCs w:val="16"/>
+                <w:lang w:val="en-US"/>
+              </w:rPr>
+              <w:t>Foodesign</w:t>
+            </w:r>
+            <w:proofErr w:type="spellEnd"/>
+            <w:r>
+              <w:rPr>
+                <w:rFonts w:ascii="Open Sans" w:eastAsia="Aptos" w:hAnsi="Open Sans" w:cs="Open Sans"/>
+                <w:sz w:val="16"/>
+                <w:szCs w:val="16"/>
+                <w:lang w:val="en-US"/>
+              </w:rPr>
+              <w:t xml:space="preserve"> Conceptual Events accept cash, MasterCard, Visa, Amex or Personal Checks as Payment Options. If Mastercard, Visa, or AMEX is the preferred payment method, a 3.8% credit card fee will be added to the total amount.</w:t>
             </w:r>
           </w:p>
           <w:p>
@@ -2485,14 +2551,25 @@
                 <w:lang w:val="en-US"/>
               </w:rPr>
             </w:pPr>
-            <w:r>
-              <w:rPr>
-                <w:rFonts w:ascii="Open Sans" w:eastAsia="Aptos" w:hAnsi="Open Sans" w:cs="Open Sans"/>
-                <w:sz w:val="16"/>
-                <w:szCs w:val="16"/>
-                <w:lang w:val="en-US"/>
-              </w:rPr>
-              <w:t xml:space="preserve">Foodesign Conceptual </w:t>
+            <w:proofErr w:type="spellStart"/>
+            <w:r>
+              <w:rPr>
+                <w:rFonts w:ascii="Open Sans" w:eastAsia="Aptos" w:hAnsi="Open Sans" w:cs="Open Sans"/>
+                <w:sz w:val="16"/>
+                <w:szCs w:val="16"/>
+                <w:lang w:val="en-US"/>
+              </w:rPr>
+              <w:t>Foodesign</w:t>
+            </w:r>
+            <w:proofErr w:type="spellEnd"/>
+            <w:r>
+              <w:rPr>
+                <w:rFonts w:ascii="Open Sans" w:eastAsia="Aptos" w:hAnsi="Open Sans" w:cs="Open Sans"/>
+                <w:sz w:val="16"/>
+                <w:szCs w:val="16"/>
+                <w:lang w:val="en-US"/>
+              </w:rPr>
+              <w:t xml:space="preserve"> Conceptual </w:t>
             </w:r>
             <w:r>
               <w:rPr>
@@ -2607,1577 +2684,6 @@
                 <w:szCs w:val="16"/>
                 <w:lang w:val="en-US"/>
               </w:rPr>
-              <w:br/>
-              <w:t>Client’s Signature &amp; Date</w:t>
-            </w:r>
-          </w:p>
-        </w:tc>
-      </w:tr>
-      <w:tr>
-        <w:tc>
-          <w:tcPr>
-            <w:tcW w:w="2490" w:type="dxa"/>
-            <w:tcBorders>
-              <w:top w:val="nil"/>
-              <w:left w:val="nil"/>
-              <w:bottom w:val="nil"/>
-              <w:right w:val="nil"/>
-            </w:tcBorders>
-          </w:tcPr>
-          <w:p>
-            <w:pPr>
-              <w:spacing w:after="0" w:line="240" w:lineRule="auto"/>
-              <w:rPr>
-                <w:rFonts w:ascii="Open Sans" w:hAnsi="Open Sans" w:cs="Open Sans"/>
-                <w:sz w:val="17"/>
-                <w:szCs w:val="17"/>
-                <w:lang w:val="en-US"/>
-              </w:rPr>
-            </w:pPr>
-            <w:r>
-              <w:rPr>
-                <w:rFonts w:ascii="Open Sans" w:eastAsia="Aptos" w:hAnsi="Open Sans" w:cs="Open Sans"/>
-                <w:b/>
-                <w:i/>
-                <w:color w:val="612D4B"/>
-                <w:sz w:val="17"/>
-                <w:szCs w:val="17"/>
-                <w:lang w:val="en-US"/>
-              </w:rPr>
-              <w:lastRenderedPageBreak/>
-              <w:t>We create everlasting moments</w:t>
-            </w:r>
-          </w:p>
-          <w:p>
-            <w:pPr>
-              <w:spacing w:after="0" w:line="240" w:lineRule="auto"/>
-              <w:rPr>
-                <w:rFonts w:ascii="Open Sans" w:hAnsi="Open Sans" w:cs="Open Sans"/>
-                <w:sz w:val="17"/>
-                <w:szCs w:val="17"/>
-                <w:lang w:val="en-US"/>
-              </w:rPr>
-            </w:pPr>
-          </w:p>
-          <w:p>
-            <w:pPr>
-              <w:spacing w:after="0" w:line="240" w:lineRule="auto"/>
-              <w:rPr>
-                <w:rFonts w:ascii="Open Sans" w:hAnsi="Open Sans" w:cs="Open Sans"/>
-                <w:sz w:val="17"/>
-                <w:szCs w:val="17"/>
-                <w:lang w:val="en-US"/>
-              </w:rPr>
-            </w:pPr>
-            <w:r>
-              <w:rPr>
-                <w:rFonts w:ascii="Open Sans" w:eastAsia="Aptos" w:hAnsi="Open Sans" w:cs="Open Sans"/>
-                <w:b/>
-                <w:color w:val="612D4B"/>
-                <w:sz w:val="17"/>
-                <w:szCs w:val="17"/>
-                <w:lang w:val="en-US"/>
-              </w:rPr>
-              <w:t>Client</w:t>
-            </w:r>
-          </w:p>
-          <w:p>
-            <w:pPr>
-              <w:spacing w:after="0" w:line="240" w:lineRule="auto"/>
-              <w:rPr>
-                <w:rFonts w:ascii="Open Sans" w:hAnsi="Open Sans" w:cs="Open Sans"/>
-                <w:color w:val="000000"/>
-                <w:sz w:val="17"/>
-                <w:szCs w:val="17"/>
-                <w:lang w:val="en-US"/>
-              </w:rPr>
-            </w:pPr>
-            <w:r>
-              <w:rPr>
-                <w:rFonts w:ascii="Open Sans" w:eastAsia="Aptos" w:hAnsi="Open Sans" w:cs="Open Sans"/>
-                <w:color w:val="000000"/>
-                <w:sz w:val="17"/>
-                <w:szCs w:val="17"/>
-                <w:lang w:val="en-US"/>
-              </w:rPr>
-              <w:t>{{CLIENT_NAME}}</w:t>
-            </w:r>
-          </w:p>
-          <w:p>
-            <w:pPr>
-              <w:spacing w:after="0" w:line="240" w:lineRule="auto"/>
-              <w:rPr>
-                <w:rFonts w:ascii="Open Sans" w:hAnsi="Open Sans" w:cs="Open Sans"/>
-                <w:sz w:val="17"/>
-                <w:szCs w:val="17"/>
-                <w:lang w:val="en-US"/>
-              </w:rPr>
-            </w:pPr>
-            <w:r>
-              <w:rPr>
-                <w:rFonts w:ascii="Open Sans" w:eastAsia="Aptos" w:hAnsi="Open Sans" w:cs="Open Sans"/>
-                <w:sz w:val="17"/>
-                <w:szCs w:val="17"/>
-                <w:lang w:val="en-US"/>
-              </w:rPr>
-              <w:t>{{CLIENT_ADDRESS}}</w:t>
-            </w:r>
-          </w:p>
-          <w:p>
-            <w:pPr>
-              <w:spacing w:after="0" w:line="240" w:lineRule="auto"/>
-              <w:rPr>
-                <w:rFonts w:ascii="Open Sans" w:hAnsi="Open Sans" w:cs="Open Sans"/>
-                <w:sz w:val="17"/>
-                <w:szCs w:val="17"/>
-                <w:lang w:val="en-US"/>
-              </w:rPr>
-            </w:pPr>
-            <w:r>
-              <w:rPr>
-                <w:rFonts w:ascii="Open Sans" w:eastAsia="Aptos" w:hAnsi="Open Sans" w:cs="Open Sans"/>
-                <w:sz w:val="17"/>
-                <w:szCs w:val="17"/>
-                <w:lang w:val="en-US"/>
-              </w:rPr>
-              <w:t>{{CLIENT_EMAIL}}</w:t>
-            </w:r>
-          </w:p>
-          <w:p>
-            <w:pPr>
-              <w:spacing w:after="0" w:line="240" w:lineRule="auto"/>
-              <w:rPr>
-                <w:rFonts w:ascii="Open Sans" w:hAnsi="Open Sans" w:cs="Open Sans"/>
-                <w:sz w:val="17"/>
-                <w:szCs w:val="17"/>
-                <w:lang w:val="en-US"/>
-              </w:rPr>
-            </w:pPr>
-          </w:p>
-          <w:p>
-            <w:pPr>
-              <w:spacing w:after="0" w:line="240" w:lineRule="auto"/>
-              <w:rPr>
-                <w:rFonts w:ascii="Open Sans" w:hAnsi="Open Sans" w:cs="Open Sans"/>
-                <w:b/>
-                <w:color w:val="612D4B"/>
-                <w:sz w:val="17"/>
-                <w:szCs w:val="17"/>
-                <w:lang w:val="en-US"/>
-              </w:rPr>
-            </w:pPr>
-            <w:r>
-              <w:rPr>
-                <w:rFonts w:ascii="Open Sans" w:eastAsia="Aptos" w:hAnsi="Open Sans" w:cs="Open Sans"/>
-                <w:b/>
-                <w:color w:val="612D4B"/>
-                <w:sz w:val="17"/>
-                <w:szCs w:val="17"/>
-                <w:lang w:val="en-US"/>
-              </w:rPr>
-              <w:t>Client Representative</w:t>
-            </w:r>
-          </w:p>
-          <w:p>
-            <w:pPr>
-              <w:spacing w:after="0" w:line="240" w:lineRule="auto"/>
-              <w:rPr>
-                <w:rFonts w:ascii="Open Sans" w:hAnsi="Open Sans" w:cs="Open Sans"/>
-                <w:sz w:val="17"/>
-                <w:szCs w:val="17"/>
-                <w:lang w:val="en-US"/>
-              </w:rPr>
-            </w:pPr>
-            <w:r>
-              <w:rPr>
-                <w:rFonts w:ascii="Open Sans" w:eastAsia="Aptos" w:hAnsi="Open Sans" w:cs="Open Sans"/>
-                <w:sz w:val="17"/>
-                <w:szCs w:val="17"/>
-                <w:lang w:val="en-US"/>
-              </w:rPr>
-              <w:t>{{REPRESENTATIVE_NAME}}</w:t>
-            </w:r>
-          </w:p>
-          <w:p>
-            <w:pPr>
-              <w:spacing w:after="0" w:line="240" w:lineRule="auto"/>
-              <w:rPr>
-                <w:rFonts w:ascii="Open Sans" w:hAnsi="Open Sans" w:cs="Open Sans"/>
-                <w:sz w:val="17"/>
-                <w:szCs w:val="17"/>
-                <w:lang w:val="en-US"/>
-              </w:rPr>
-            </w:pPr>
-            <w:r>
-              <w:rPr>
-                <w:rFonts w:ascii="Open Sans" w:eastAsia="Aptos" w:hAnsi="Open Sans" w:cs="Open Sans"/>
-                <w:sz w:val="17"/>
-                <w:szCs w:val="17"/>
-                <w:lang w:val="en-US"/>
-              </w:rPr>
-              <w:t>{{REPRESENTATIVE_EMAIL}}</w:t>
-            </w:r>
-          </w:p>
-          <w:p>
-            <w:pPr>
-              <w:spacing w:after="0" w:line="240" w:lineRule="auto"/>
-              <w:rPr>
-                <w:rFonts w:ascii="Open Sans" w:hAnsi="Open Sans" w:cs="Open Sans"/>
-                <w:sz w:val="17"/>
-                <w:szCs w:val="17"/>
-                <w:lang w:val="en-US"/>
-              </w:rPr>
-            </w:pPr>
-            <w:r>
-              <w:rPr>
-                <w:rFonts w:ascii="Open Sans" w:eastAsia="Aptos" w:hAnsi="Open Sans" w:cs="Open Sans"/>
-                <w:sz w:val="17"/>
-                <w:szCs w:val="17"/>
-                <w:lang w:val="en-US"/>
-              </w:rPr>
-              <w:t>Ph: {{REPRESENTATIVE_PHONE}}</w:t>
-            </w:r>
-          </w:p>
-          <w:p>
-            <w:pPr>
-              <w:spacing w:after="0" w:line="240" w:lineRule="auto"/>
-              <w:rPr>
-                <w:rFonts w:ascii="Open Sans" w:hAnsi="Open Sans" w:cs="Open Sans"/>
-                <w:sz w:val="17"/>
-                <w:szCs w:val="17"/>
-                <w:lang w:val="en-US"/>
-              </w:rPr>
-            </w:pPr>
-          </w:p>
-          <w:p>
-            <w:pPr>
-              <w:spacing w:after="0" w:line="240" w:lineRule="auto"/>
-              <w:rPr>
-                <w:rFonts w:ascii="Open Sans" w:eastAsia="Aptos" w:hAnsi="Open Sans" w:cs="Open Sans"/>
-                <w:b/>
-                <w:color w:val="612D4B"/>
-                <w:sz w:val="17"/>
-                <w:szCs w:val="17"/>
-                <w:lang w:val="en-US"/>
-              </w:rPr>
-            </w:pPr>
-            <w:r>
-              <w:rPr>
-                <w:rFonts w:ascii="Open Sans" w:eastAsia="Aptos" w:hAnsi="Open Sans" w:cs="Open Sans"/>
-                <w:b/>
-                <w:color w:val="612D4B"/>
-                <w:sz w:val="17"/>
-                <w:szCs w:val="17"/>
-                <w:lang w:val="en-US"/>
-              </w:rPr>
-              <w:t>Event Details</w:t>
-            </w:r>
-          </w:p>
-          <w:p>
-            <w:pPr>
-              <w:spacing w:after="0" w:line="0" w:lineRule="atLeast"/>
-              <w:rPr>
-                <w:rFonts w:ascii="Open Sans" w:eastAsia="Aptos" w:hAnsi="Open Sans" w:cs="Open Sans"/>
-                <w:b/>
-                <w:color w:val="612D4B"/>
-                <w:sz w:val="17"/>
-                <w:szCs w:val="17"/>
-                <w:lang w:val="en-US"/>
-              </w:rPr>
-            </w:pPr>
-            <w:r>
-              <w:rPr>
-                <w:rFonts w:ascii="Open Sans" w:eastAsia="Aptos" w:hAnsi="Open Sans" w:cs="Open Sans"/>
-                <w:sz w:val="17"/>
-                <w:szCs w:val="17"/>
-                <w:lang w:val="en-US"/>
-              </w:rPr>
-              <w:t>{{EVENT_NAME}}</w:t>
-            </w:r>
-          </w:p>
-          <w:p>
-            <w:pPr>
-              <w:spacing w:after="0" w:line="240" w:lineRule="auto"/>
-              <w:rPr>
-                <w:rFonts w:ascii="Open Sans" w:hAnsi="Open Sans" w:cs="Open Sans"/>
-                <w:sz w:val="17"/>
-                <w:szCs w:val="17"/>
-                <w:lang w:val="en-US"/>
-              </w:rPr>
-            </w:pPr>
-            <w:r>
-              <w:rPr>
-                <w:rFonts w:ascii="Open Sans" w:eastAsia="Aptos" w:hAnsi="Open Sans" w:cs="Open Sans"/>
-                <w:sz w:val="17"/>
-                <w:szCs w:val="17"/>
-                <w:lang w:val="en-US"/>
-              </w:rPr>
-              <w:t>{{EVENT_ADDRESS}}</w:t>
-            </w:r>
-          </w:p>
-          <w:p>
-            <w:pPr>
-              <w:spacing w:after="0" w:line="240" w:lineRule="auto"/>
-              <w:rPr>
-                <w:rFonts w:ascii="Open Sans" w:hAnsi="Open Sans" w:cs="Open Sans"/>
-                <w:sz w:val="17"/>
-                <w:szCs w:val="17"/>
-                <w:lang w:val="en-US"/>
-              </w:rPr>
-            </w:pPr>
-            <w:r>
-              <w:rPr>
-                <w:rFonts w:ascii="Open Sans" w:eastAsia="Aptos" w:hAnsi="Open Sans" w:cs="Open Sans"/>
-                <w:sz w:val="17"/>
-                <w:szCs w:val="17"/>
-                <w:lang w:val="en-US"/>
-              </w:rPr>
-              <w:t>Event Code: {{EVENT_CODE}}</w:t>
-            </w:r>
-          </w:p>
-          <w:p>
-            <w:pPr>
-              <w:spacing w:after="0" w:line="240" w:lineRule="auto"/>
-              <w:rPr>
-                <w:rFonts w:ascii="Open Sans" w:hAnsi="Open Sans" w:cs="Open Sans"/>
-                <w:sz w:val="17"/>
-                <w:szCs w:val="17"/>
-                <w:lang w:val="en-US"/>
-              </w:rPr>
-            </w:pPr>
-            <w:r>
-              <w:rPr>
-                <w:rFonts w:ascii="Open Sans" w:eastAsia="Aptos" w:hAnsi="Open Sans" w:cs="Open Sans"/>
-                <w:sz w:val="17"/>
-                <w:szCs w:val="17"/>
-                <w:lang w:val="en-US"/>
-              </w:rPr>
-              <w:t>Start: {{EVENT_START}}</w:t>
-            </w:r>
-          </w:p>
-          <w:p>
-            <w:pPr>
-              <w:spacing w:after="0" w:line="240" w:lineRule="auto"/>
-              <w:rPr>
-                <w:rFonts w:ascii="Open Sans" w:hAnsi="Open Sans" w:cs="Open Sans"/>
-                <w:sz w:val="17"/>
-                <w:szCs w:val="17"/>
-                <w:lang w:val="en-US"/>
-              </w:rPr>
-            </w:pPr>
-            <w:r>
-              <w:rPr>
-                <w:rFonts w:ascii="Open Sans" w:eastAsia="Aptos" w:hAnsi="Open Sans" w:cs="Open Sans"/>
-                <w:sz w:val="17"/>
-                <w:szCs w:val="17"/>
-                <w:lang w:val="en-US"/>
-              </w:rPr>
-              <w:t>End: {{EVENT_END}}</w:t>
-            </w:r>
-            <w:r>
-              <w:rPr>
-                <w:rFonts w:ascii="Open Sans" w:eastAsia="Aptos" w:hAnsi="Open Sans" w:cs="Open Sans"/>
-                <w:sz w:val="17"/>
-                <w:szCs w:val="17"/>
-                <w:lang w:val="en-US"/>
-              </w:rPr>
-              <w:br/>
-              <w:t>{{EVENT_GUESTS}} Guests</w:t>
-            </w:r>
-          </w:p>
-          <w:p>
-            <w:pPr>
-              <w:spacing w:after="0" w:line="240" w:lineRule="auto"/>
-              <w:rPr>
-                <w:rFonts w:ascii="Open Sans" w:eastAsiaTheme="majorEastAsia" w:hAnsi="Open Sans" w:cs="Open Sans"/>
-                <w:color w:val="EE0000"/>
-                <w:sz w:val="22"/>
-                <w:szCs w:val="22"/>
-                <w:lang w:val="en-US"/>
-              </w:rPr>
-            </w:pPr>
-          </w:p>
-          <w:p>
-            <w:pPr>
-              <w:spacing w:after="0" w:line="240" w:lineRule="auto"/>
-              <w:rPr>
-                <w:rFonts w:ascii="Open Sans" w:eastAsia="Aptos" w:hAnsi="Open Sans" w:cs="Open Sans"/>
-                <w:b/>
-                <w:i/>
-                <w:color w:val="612D4B"/>
-                <w:sz w:val="17"/>
-                <w:szCs w:val="17"/>
-                <w:lang w:val="en-US"/>
-              </w:rPr>
-            </w:pPr>
-          </w:p>
-        </w:tc>
-        <w:tc>
-          <w:tcPr>
-            <w:tcW w:w="5228" w:type="dxa"/>
-            <w:tcBorders>
-              <w:top w:val="nil"/>
-              <w:left w:val="nil"/>
-              <w:bottom w:val="nil"/>
-              <w:right w:val="nil"/>
-            </w:tcBorders>
-          </w:tcPr>
-          <w:p>
-            <w:pPr>
-              <w:spacing w:after="0" w:line="240" w:lineRule="auto"/>
-              <w:rPr>
-                <w:rFonts w:ascii="Open Sans" w:hAnsi="Open Sans" w:cs="Open Sans"/>
-                <w:b/>
-                <w:color w:val="612D4B"/>
-                <w:sz w:val="16"/>
-                <w:szCs w:val="16"/>
-                <w:lang w:val="en-US"/>
-              </w:rPr>
-            </w:pPr>
-            <w:r>
-              <w:rPr>
-                <w:rFonts w:ascii="Open Sans" w:eastAsia="Aptos" w:hAnsi="Open Sans" w:cs="Open Sans"/>
-                <w:b/>
-                <w:color w:val="612D4B"/>
-                <w:sz w:val="16"/>
-                <w:szCs w:val="16"/>
-                <w:lang w:val="en-US"/>
-              </w:rPr>
-              <w:t>Explanation of Fees</w:t>
-            </w:r>
-          </w:p>
-          <w:p>
-            <w:pPr>
-              <w:spacing w:after="0" w:line="240" w:lineRule="auto"/>
-              <w:rPr>
-                <w:rFonts w:ascii="Open Sans" w:hAnsi="Open Sans" w:cs="Open Sans"/>
-                <w:b/>
-                <w:color w:val="612D4B"/>
-                <w:sz w:val="16"/>
-                <w:szCs w:val="16"/>
-                <w:lang w:val="en-US"/>
-              </w:rPr>
-            </w:pPr>
-          </w:p>
-          <w:p>
-            <w:pPr>
-              <w:spacing w:after="0" w:line="240" w:lineRule="auto"/>
-              <w:rPr>
-                <w:rFonts w:ascii="Open Sans" w:hAnsi="Open Sans" w:cs="Open Sans"/>
-                <w:b/>
-                <w:bCs/>
-                <w:sz w:val="16"/>
-                <w:szCs w:val="16"/>
-                <w:lang w:val="en-US"/>
-              </w:rPr>
-            </w:pPr>
-            <w:r>
-              <w:rPr>
-                <w:rFonts w:ascii="Open Sans" w:eastAsia="Aptos" w:hAnsi="Open Sans" w:cs="Open Sans"/>
-                <w:b/>
-                <w:bCs/>
-                <w:sz w:val="16"/>
-                <w:szCs w:val="16"/>
-                <w:lang w:val="en-US"/>
-              </w:rPr>
-              <w:t>Event Planning Service</w:t>
-            </w:r>
-          </w:p>
-          <w:p>
-            <w:pPr>
-              <w:spacing w:after="0" w:line="240" w:lineRule="auto"/>
-              <w:jc w:val="both"/>
-              <w:rPr>
-                <w:rFonts w:ascii="Open Sans" w:hAnsi="Open Sans" w:cs="Open Sans"/>
-                <w:sz w:val="16"/>
-                <w:szCs w:val="16"/>
-                <w:lang w:val="en-US"/>
-              </w:rPr>
-            </w:pPr>
-            <w:r>
-              <w:rPr>
-                <w:rFonts w:ascii="Open Sans" w:eastAsia="Aptos" w:hAnsi="Open Sans" w:cs="Open Sans"/>
-                <w:sz w:val="16"/>
-                <w:szCs w:val="16"/>
-                <w:lang w:val="en-US"/>
-              </w:rPr>
-              <w:t>If a client requests that the caterer coordinate the venue rental &amp; décor, entertainment, photography, valet parking, flower arranging, or other aspects of planning the event, there will be a small fee charged for this service to account for the labor needed to plan the event as agreed upon in writing by the parties at the time of such request.</w:t>
-            </w:r>
-          </w:p>
-          <w:p>
-            <w:pPr>
-              <w:spacing w:after="0" w:line="240" w:lineRule="auto"/>
-              <w:rPr>
-                <w:rFonts w:ascii="Open Sans" w:hAnsi="Open Sans" w:cs="Open Sans"/>
-                <w:b/>
-                <w:bCs/>
-                <w:sz w:val="16"/>
-                <w:szCs w:val="16"/>
-                <w:lang w:val="en-US"/>
-              </w:rPr>
-            </w:pPr>
-          </w:p>
-          <w:p>
-            <w:pPr>
-              <w:spacing w:after="0" w:line="240" w:lineRule="auto"/>
-              <w:rPr>
-                <w:rFonts w:ascii="Open Sans" w:hAnsi="Open Sans" w:cs="Open Sans"/>
-                <w:b/>
-                <w:bCs/>
-                <w:sz w:val="16"/>
-                <w:szCs w:val="16"/>
-                <w:lang w:val="en-US"/>
-              </w:rPr>
-            </w:pPr>
-            <w:r>
-              <w:rPr>
-                <w:rFonts w:ascii="Open Sans" w:eastAsia="Aptos" w:hAnsi="Open Sans" w:cs="Open Sans"/>
-                <w:b/>
-                <w:bCs/>
-                <w:sz w:val="16"/>
-                <w:szCs w:val="16"/>
-                <w:lang w:val="en-US"/>
-              </w:rPr>
-              <w:t>Delivery Fee</w:t>
-            </w:r>
-          </w:p>
-          <w:p>
-            <w:pPr>
-              <w:pStyle w:val="Prrafodelista"/>
-              <w:numPr>
-                <w:ilvl w:val="0"/>
-                <w:numId w:val="1"/>
-              </w:numPr>
-              <w:spacing w:after="0" w:line="240" w:lineRule="auto"/>
-              <w:ind w:left="290"/>
-              <w:rPr>
-                <w:rFonts w:ascii="Open Sans" w:hAnsi="Open Sans" w:cs="Open Sans"/>
-                <w:sz w:val="16"/>
-                <w:szCs w:val="16"/>
-                <w:lang w:val="en-US"/>
-              </w:rPr>
-            </w:pPr>
-            <w:r>
-              <w:rPr>
-                <w:rFonts w:ascii="Open Sans" w:eastAsia="Aptos" w:hAnsi="Open Sans" w:cs="Open Sans"/>
-                <w:sz w:val="16"/>
-                <w:szCs w:val="16"/>
-                <w:lang w:val="en-US"/>
-              </w:rPr>
-              <w:t>Not Applicable.</w:t>
-            </w:r>
-          </w:p>
-          <w:p>
-            <w:pPr>
-              <w:pStyle w:val="Prrafodelista"/>
-              <w:numPr>
-                <w:ilvl w:val="0"/>
-                <w:numId w:val="1"/>
-              </w:numPr>
-              <w:spacing w:after="0" w:line="240" w:lineRule="auto"/>
-              <w:ind w:left="290"/>
-              <w:rPr>
-                <w:rFonts w:ascii="Open Sans" w:hAnsi="Open Sans" w:cs="Open Sans"/>
-                <w:sz w:val="16"/>
-                <w:szCs w:val="16"/>
-                <w:lang w:val="en-US"/>
-              </w:rPr>
-            </w:pPr>
-            <w:r>
-              <w:rPr>
-                <w:rFonts w:ascii="Open Sans" w:eastAsia="Aptos" w:hAnsi="Open Sans" w:cs="Open Sans"/>
-                <w:sz w:val="16"/>
-                <w:szCs w:val="16"/>
-                <w:lang w:val="en-US"/>
-              </w:rPr>
-              <w:t>If the event takes place more than x miles from N/A, a fee of x$/mile will be added to the total costs to cover gas and vehicle mileage.</w:t>
-            </w:r>
-          </w:p>
-          <w:p>
-            <w:pPr>
-              <w:spacing w:after="0" w:line="240" w:lineRule="auto"/>
-              <w:rPr>
-                <w:rFonts w:ascii="Open Sans" w:hAnsi="Open Sans" w:cs="Open Sans"/>
-                <w:b/>
-                <w:bCs/>
-                <w:sz w:val="16"/>
-                <w:szCs w:val="16"/>
-                <w:lang w:val="en-US"/>
-              </w:rPr>
-            </w:pPr>
-          </w:p>
-          <w:p>
-            <w:pPr>
-              <w:spacing w:after="0" w:line="240" w:lineRule="auto"/>
-              <w:rPr>
-                <w:rFonts w:ascii="Open Sans" w:hAnsi="Open Sans" w:cs="Open Sans"/>
-                <w:b/>
-                <w:bCs/>
-                <w:sz w:val="16"/>
-                <w:szCs w:val="16"/>
-                <w:lang w:val="en-US"/>
-              </w:rPr>
-            </w:pPr>
-            <w:r>
-              <w:rPr>
-                <w:rFonts w:ascii="Open Sans" w:eastAsia="Aptos" w:hAnsi="Open Sans" w:cs="Open Sans"/>
-                <w:b/>
-                <w:bCs/>
-                <w:sz w:val="16"/>
-                <w:szCs w:val="16"/>
-                <w:lang w:val="en-US"/>
-              </w:rPr>
-              <w:t>Service Charge</w:t>
-            </w:r>
-          </w:p>
-          <w:p>
-            <w:pPr>
-              <w:spacing w:after="0" w:line="240" w:lineRule="auto"/>
-              <w:jc w:val="both"/>
-              <w:rPr>
-                <w:rFonts w:ascii="Open Sans" w:hAnsi="Open Sans" w:cs="Open Sans"/>
-                <w:sz w:val="16"/>
-                <w:szCs w:val="16"/>
-                <w:lang w:val="en-US"/>
-              </w:rPr>
-            </w:pPr>
-            <w:r>
-              <w:rPr>
-                <w:rFonts w:ascii="Open Sans" w:eastAsia="Aptos" w:hAnsi="Open Sans" w:cs="Open Sans"/>
-                <w:sz w:val="16"/>
-                <w:szCs w:val="16"/>
-                <w:lang w:val="en-US"/>
-              </w:rPr>
-              <w:t xml:space="preserve">A service charge of </w:t>
-            </w:r>
-            <w:r>
-              <w:rPr>
-                <w:rFonts w:ascii="Open Sans" w:eastAsia="Aptos" w:hAnsi="Open Sans" w:cs="Open Sans"/>
-                <w:b/>
-                <w:bCs/>
-                <w:sz w:val="16"/>
-                <w:szCs w:val="16"/>
-                <w:lang w:val="en-US"/>
-              </w:rPr>
-              <w:t>{{SERVICE_CHARGE_RATE}}</w:t>
-            </w:r>
-            <w:r>
-              <w:rPr>
-                <w:rFonts w:ascii="Open Sans" w:eastAsia="Aptos" w:hAnsi="Open Sans" w:cs="Open Sans"/>
-                <w:sz w:val="16"/>
-                <w:szCs w:val="16"/>
-                <w:lang w:val="en-US"/>
-              </w:rPr>
-              <w:t xml:space="preserve"> is Indicated in your proposal of service. This fee covers all administration, insurance fees, transportation, site visits, trucking, &amp; supplemental costs associated with the event planning.</w:t>
-            </w:r>
-          </w:p>
-          <w:p>
-            <w:pPr>
-              <w:spacing w:after="0" w:line="240" w:lineRule="auto"/>
-              <w:rPr>
-                <w:rFonts w:ascii="Open Sans" w:hAnsi="Open Sans" w:cs="Open Sans"/>
-                <w:b/>
-                <w:bCs/>
-                <w:sz w:val="16"/>
-                <w:szCs w:val="16"/>
-                <w:lang w:val="en-US"/>
-              </w:rPr>
-            </w:pPr>
-          </w:p>
-          <w:p>
-            <w:pPr>
-              <w:spacing w:after="0" w:line="240" w:lineRule="auto"/>
-              <w:rPr>
-                <w:rFonts w:ascii="Open Sans" w:hAnsi="Open Sans" w:cs="Open Sans"/>
-                <w:b/>
-                <w:bCs/>
-                <w:sz w:val="16"/>
-                <w:szCs w:val="16"/>
-                <w:lang w:val="en-US"/>
-              </w:rPr>
-            </w:pPr>
-            <w:r>
-              <w:rPr>
-                <w:rFonts w:ascii="Open Sans" w:eastAsia="Aptos" w:hAnsi="Open Sans" w:cs="Open Sans"/>
-                <w:b/>
-                <w:bCs/>
-                <w:sz w:val="16"/>
-                <w:szCs w:val="16"/>
-                <w:lang w:val="en-US"/>
-              </w:rPr>
-              <w:t>Gratuities</w:t>
-            </w:r>
-          </w:p>
-          <w:p>
-            <w:pPr>
-              <w:spacing w:after="0" w:line="240" w:lineRule="auto"/>
-              <w:jc w:val="both"/>
-              <w:rPr>
-                <w:rFonts w:ascii="Open Sans" w:hAnsi="Open Sans" w:cs="Open Sans"/>
-                <w:sz w:val="16"/>
-                <w:szCs w:val="16"/>
-                <w:lang w:val="en-US"/>
-              </w:rPr>
-            </w:pPr>
-            <w:r>
-              <w:rPr>
-                <w:rFonts w:ascii="Open Sans" w:eastAsia="Aptos" w:hAnsi="Open Sans" w:cs="Open Sans"/>
-                <w:sz w:val="16"/>
-                <w:szCs w:val="16"/>
-                <w:lang w:val="en-US"/>
-              </w:rPr>
-              <w:t>Gratuities are not included in the proposal and are at the sole discretion of the client.</w:t>
-            </w:r>
-          </w:p>
-          <w:p>
-            <w:pPr>
-              <w:spacing w:after="0" w:line="240" w:lineRule="auto"/>
-              <w:rPr>
-                <w:rFonts w:ascii="Open Sans" w:hAnsi="Open Sans" w:cs="Open Sans"/>
-                <w:b/>
-                <w:bCs/>
-                <w:sz w:val="16"/>
-                <w:szCs w:val="16"/>
-                <w:lang w:val="en-US"/>
-              </w:rPr>
-            </w:pPr>
-          </w:p>
-          <w:p>
-            <w:pPr>
-              <w:spacing w:after="0" w:line="240" w:lineRule="auto"/>
-              <w:rPr>
-                <w:rFonts w:ascii="Open Sans" w:hAnsi="Open Sans" w:cs="Open Sans"/>
-                <w:b/>
-                <w:bCs/>
-                <w:sz w:val="16"/>
-                <w:szCs w:val="16"/>
-                <w:lang w:val="en-US"/>
-              </w:rPr>
-            </w:pPr>
-            <w:r>
-              <w:rPr>
-                <w:rFonts w:ascii="Open Sans" w:eastAsia="Aptos" w:hAnsi="Open Sans" w:cs="Open Sans"/>
-                <w:b/>
-                <w:bCs/>
-                <w:sz w:val="16"/>
-                <w:szCs w:val="16"/>
-                <w:lang w:val="en-US"/>
-              </w:rPr>
-              <w:t>Taxes and Insurance</w:t>
-            </w:r>
-          </w:p>
-          <w:p>
-            <w:pPr>
-              <w:spacing w:after="0" w:line="240" w:lineRule="auto"/>
-              <w:rPr>
-                <w:rFonts w:ascii="Open Sans" w:hAnsi="Open Sans" w:cs="Open Sans"/>
-                <w:sz w:val="16"/>
-                <w:szCs w:val="16"/>
-                <w:lang w:val="en-US"/>
-              </w:rPr>
-            </w:pPr>
-            <w:r>
-              <w:rPr>
-                <w:rFonts w:ascii="Open Sans" w:eastAsia="Aptos" w:hAnsi="Open Sans" w:cs="Open Sans"/>
-                <w:sz w:val="16"/>
-                <w:szCs w:val="16"/>
-                <w:lang w:val="en-US"/>
-              </w:rPr>
-              <w:t xml:space="preserve">All prices are subject to an </w:t>
-            </w:r>
-            <w:r>
-              <w:rPr>
-                <w:rFonts w:ascii="Open Sans" w:eastAsia="Aptos" w:hAnsi="Open Sans" w:cs="Open Sans"/>
-                <w:b/>
-                <w:bCs/>
-                <w:sz w:val="16"/>
-                <w:szCs w:val="16"/>
-                <w:lang w:val="en-US"/>
-              </w:rPr>
-              <w:t>{{SERVICE_CHARGE_RATE}}</w:t>
-            </w:r>
-            <w:r>
-              <w:rPr>
-                <w:rFonts w:ascii="Open Sans" w:eastAsia="Aptos" w:hAnsi="Open Sans" w:cs="Open Sans"/>
-                <w:sz w:val="16"/>
-                <w:szCs w:val="16"/>
-                <w:lang w:val="en-US"/>
-              </w:rPr>
-              <w:t xml:space="preserve"> service and {</w:t>
-            </w:r>
-            <w:r>
-              <w:rPr>
-                <w:rFonts w:ascii="Open Sans" w:eastAsia="Aptos" w:hAnsi="Open Sans" w:cs="Open Sans"/>
-                <w:b/>
-                <w:bCs/>
-                <w:sz w:val="16"/>
-                <w:szCs w:val="16"/>
-                <w:lang w:val="en-US"/>
-              </w:rPr>
-              <w:t>{TAX_RATE}} {{TAX_NAME}}</w:t>
-            </w:r>
-            <w:r>
-              <w:rPr>
-                <w:rFonts w:ascii="Open Sans" w:eastAsia="Aptos" w:hAnsi="Open Sans" w:cs="Open Sans"/>
-                <w:sz w:val="16"/>
-                <w:szCs w:val="16"/>
-                <w:lang w:val="en-US"/>
-              </w:rPr>
-              <w:t xml:space="preserve"> Sale Tax</w:t>
-            </w:r>
-          </w:p>
-          <w:p>
-            <w:pPr>
-              <w:spacing w:after="0" w:line="240" w:lineRule="auto"/>
-              <w:rPr>
-                <w:rFonts w:ascii="Open Sans" w:hAnsi="Open Sans" w:cs="Open Sans"/>
-                <w:b/>
-                <w:bCs/>
-                <w:sz w:val="16"/>
-                <w:szCs w:val="16"/>
-                <w:lang w:val="en-US"/>
-              </w:rPr>
-            </w:pPr>
-          </w:p>
-          <w:p>
-            <w:pPr>
-              <w:spacing w:after="0" w:line="240" w:lineRule="auto"/>
-              <w:rPr>
-                <w:rFonts w:ascii="Open Sans" w:hAnsi="Open Sans" w:cs="Open Sans"/>
-                <w:b/>
-                <w:bCs/>
-                <w:sz w:val="16"/>
-                <w:szCs w:val="16"/>
-                <w:lang w:val="en-US"/>
-              </w:rPr>
-            </w:pPr>
-            <w:r>
-              <w:rPr>
-                <w:rFonts w:ascii="Open Sans" w:eastAsia="Aptos" w:hAnsi="Open Sans" w:cs="Open Sans"/>
-                <w:b/>
-                <w:bCs/>
-                <w:sz w:val="16"/>
-                <w:szCs w:val="16"/>
-                <w:lang w:val="en-US"/>
-              </w:rPr>
-              <w:t>Governing Terms</w:t>
-            </w:r>
-          </w:p>
-          <w:p>
-            <w:pPr>
-              <w:spacing w:after="0" w:line="240" w:lineRule="auto"/>
-              <w:jc w:val="both"/>
-              <w:rPr>
-                <w:rFonts w:ascii="Open Sans" w:hAnsi="Open Sans" w:cs="Open Sans"/>
-                <w:sz w:val="16"/>
-                <w:szCs w:val="16"/>
-                <w:lang w:val="en-US"/>
-              </w:rPr>
-            </w:pPr>
-            <w:r>
-              <w:rPr>
-                <w:rFonts w:ascii="Open Sans" w:eastAsia="Aptos" w:hAnsi="Open Sans" w:cs="Open Sans"/>
-                <w:sz w:val="16"/>
-                <w:szCs w:val="16"/>
-                <w:lang w:val="en-US"/>
-              </w:rPr>
-              <w:t>Foodesign Conceptual Events and the Client acknowledge and agree that this proposal is governed by the Master Caterer Agreement executed between the parties.</w:t>
-            </w:r>
-          </w:p>
-          <w:p>
-            <w:pPr>
-              <w:spacing w:after="0" w:line="240" w:lineRule="auto"/>
-              <w:rPr>
-                <w:rFonts w:ascii="Open Sans" w:hAnsi="Open Sans" w:cs="Open Sans"/>
-                <w:b/>
-                <w:bCs/>
-                <w:sz w:val="16"/>
-                <w:szCs w:val="16"/>
-                <w:lang w:val="en-US"/>
-              </w:rPr>
-            </w:pPr>
-          </w:p>
-          <w:p>
-            <w:pPr>
-              <w:spacing w:after="0" w:line="240" w:lineRule="auto"/>
-              <w:rPr>
-                <w:rFonts w:ascii="Open Sans" w:hAnsi="Open Sans" w:cs="Open Sans"/>
-                <w:b/>
-                <w:bCs/>
-                <w:sz w:val="16"/>
-                <w:szCs w:val="16"/>
-                <w:lang w:val="en-US"/>
-              </w:rPr>
-            </w:pPr>
-            <w:r>
-              <w:rPr>
-                <w:rFonts w:ascii="Open Sans" w:eastAsia="Aptos" w:hAnsi="Open Sans" w:cs="Open Sans"/>
-                <w:b/>
-                <w:bCs/>
-                <w:sz w:val="16"/>
-                <w:szCs w:val="16"/>
-                <w:lang w:val="en-US"/>
-              </w:rPr>
-              <w:t>Acceptance By Client</w:t>
-            </w:r>
-          </w:p>
-          <w:p>
-            <w:pPr>
-              <w:spacing w:after="0" w:line="240" w:lineRule="auto"/>
-              <w:jc w:val="both"/>
-              <w:rPr>
-                <w:rFonts w:ascii="Open Sans" w:hAnsi="Open Sans" w:cs="Open Sans"/>
-                <w:sz w:val="16"/>
-                <w:szCs w:val="16"/>
-                <w:lang w:val="en-US"/>
-              </w:rPr>
-            </w:pPr>
-            <w:r>
-              <w:rPr>
-                <w:rFonts w:ascii="Open Sans" w:eastAsia="Aptos" w:hAnsi="Open Sans" w:cs="Open Sans"/>
-                <w:sz w:val="16"/>
-                <w:szCs w:val="16"/>
-                <w:lang w:val="en-US"/>
-              </w:rPr>
-              <w:t>The undersigned, as a duly authorized representative of the Client, {{CLIENT_NAME}}, hereby contract the services of Foodesign Conceptual Events as listed and quoted in this proposal on behalf of the Client according to the terms and conditions herein.</w:t>
-            </w:r>
-          </w:p>
-          <w:p>
-            <w:pPr>
-              <w:spacing w:after="0" w:line="240" w:lineRule="auto"/>
-              <w:jc w:val="both"/>
-              <w:rPr>
-                <w:rFonts w:ascii="Open Sans" w:hAnsi="Open Sans" w:cs="Open Sans"/>
-                <w:b/>
-                <w:bCs/>
-                <w:sz w:val="16"/>
-                <w:szCs w:val="16"/>
-                <w:lang w:val="en-US"/>
-              </w:rPr>
-            </w:pPr>
-          </w:p>
-          <w:tbl>
-            <w:tblPr>
-              <w:tblStyle w:val="Tablaconcuadrcula"/>
-              <w:tblW w:w="0" w:type="auto"/>
-              <w:tblBorders>
-                <w:top w:val="none" w:sz="0" w:space="0" w:color="auto"/>
-                <w:left w:val="none" w:sz="0" w:space="0" w:color="auto"/>
-                <w:bottom w:val="none" w:sz="0" w:space="0" w:color="auto"/>
-                <w:right w:val="none" w:sz="0" w:space="0" w:color="auto"/>
-                <w:insideH w:val="none" w:sz="0" w:space="0" w:color="auto"/>
-                <w:insideV w:val="none" w:sz="0" w:space="0" w:color="auto"/>
-              </w:tblBorders>
-              <w:tblLayout w:type="fixed"/>
-              <w:tblLook w:val="04A0" w:firstRow="1" w:lastRow="0" w:firstColumn="1" w:lastColumn="0" w:noHBand="0" w:noVBand="1"/>
-            </w:tblPr>
-            <w:tblGrid>
-              <w:gridCol w:w="1369"/>
-              <w:gridCol w:w="3633"/>
-            </w:tblGrid>
-            <w:tr>
-              <w:trPr>
-                <w:trHeight w:val="250"/>
-              </w:trPr>
-              <w:tc>
-                <w:tcPr>
-                  <w:tcW w:w="1369" w:type="dxa"/>
-                  <w:vAlign w:val="bottom"/>
-                </w:tcPr>
-                <w:p>
-                  <w:pPr>
-                    <w:spacing w:after="0" w:line="240" w:lineRule="auto"/>
-                    <w:jc w:val="both"/>
-                    <w:rPr>
-                      <w:rFonts w:ascii="Open Sans" w:hAnsi="Open Sans" w:cs="Open Sans"/>
-                      <w:b/>
-                      <w:bCs/>
-                      <w:sz w:val="16"/>
-                      <w:szCs w:val="16"/>
-                      <w:lang w:val="en-US"/>
-                    </w:rPr>
-                  </w:pPr>
-                  <w:r>
-                    <w:rPr>
-                      <w:rFonts w:ascii="Open Sans" w:hAnsi="Open Sans" w:cs="Open Sans"/>
-                      <w:b/>
-                      <w:bCs/>
-                      <w:sz w:val="16"/>
-                      <w:szCs w:val="16"/>
-                      <w:lang w:val="en-US"/>
-                    </w:rPr>
-                    <w:t>Signature</w:t>
-                  </w:r>
-                </w:p>
-              </w:tc>
-              <w:tc>
-                <w:tcPr>
-                  <w:tcW w:w="3633" w:type="dxa"/>
-                  <w:tcBorders>
-                    <w:bottom w:val="single" w:sz="4" w:space="0" w:color="auto"/>
-                  </w:tcBorders>
-                  <w:vAlign w:val="bottom"/>
-                </w:tcPr>
-                <w:p>
-                  <w:pPr>
-                    <w:spacing w:after="0" w:line="240" w:lineRule="auto"/>
-                    <w:jc w:val="both"/>
-                    <w:rPr>
-                      <w:rFonts w:ascii="Open Sans" w:hAnsi="Open Sans" w:cs="Open Sans"/>
-                      <w:sz w:val="16"/>
-                      <w:szCs w:val="16"/>
-                      <w:lang w:val="en-US"/>
-                    </w:rPr>
-                  </w:pPr>
-                </w:p>
-              </w:tc>
-            </w:tr>
-            <w:tr>
-              <w:trPr>
-                <w:trHeight w:val="282"/>
-              </w:trPr>
-              <w:tc>
-                <w:tcPr>
-                  <w:tcW w:w="1369" w:type="dxa"/>
-                  <w:vAlign w:val="bottom"/>
-                </w:tcPr>
-                <w:p>
-                  <w:pPr>
-                    <w:spacing w:after="0" w:line="240" w:lineRule="auto"/>
-                    <w:jc w:val="both"/>
-                    <w:rPr>
-                      <w:rFonts w:ascii="Open Sans" w:hAnsi="Open Sans" w:cs="Open Sans"/>
-                      <w:b/>
-                      <w:bCs/>
-                      <w:sz w:val="16"/>
-                      <w:szCs w:val="16"/>
-                      <w:lang w:val="en-US"/>
-                    </w:rPr>
-                  </w:pPr>
-                  <w:r>
-                    <w:rPr>
-                      <w:rFonts w:ascii="Open Sans" w:hAnsi="Open Sans" w:cs="Open Sans"/>
-                      <w:b/>
-                      <w:bCs/>
-                      <w:sz w:val="16"/>
-                      <w:szCs w:val="16"/>
-                      <w:lang w:val="en-US"/>
-                    </w:rPr>
-                    <w:t>Name</w:t>
-                  </w:r>
-                </w:p>
-              </w:tc>
-              <w:tc>
-                <w:tcPr>
-                  <w:tcW w:w="3633" w:type="dxa"/>
-                  <w:tcBorders>
-                    <w:top w:val="single" w:sz="4" w:space="0" w:color="auto"/>
-                    <w:bottom w:val="single" w:sz="4" w:space="0" w:color="auto"/>
-                  </w:tcBorders>
-                  <w:vAlign w:val="bottom"/>
-                </w:tcPr>
-                <w:p>
-                  <w:pPr>
-                    <w:spacing w:after="0" w:line="240" w:lineRule="auto"/>
-                    <w:jc w:val="both"/>
-                    <w:rPr>
-                      <w:rFonts w:ascii="Open Sans" w:hAnsi="Open Sans" w:cs="Open Sans"/>
-                      <w:sz w:val="16"/>
-                      <w:szCs w:val="16"/>
-                      <w:lang w:val="en-US"/>
-                    </w:rPr>
-                  </w:pPr>
-                </w:p>
-              </w:tc>
-            </w:tr>
-            <w:tr>
-              <w:trPr>
-                <w:trHeight w:val="286"/>
-              </w:trPr>
-              <w:tc>
-                <w:tcPr>
-                  <w:tcW w:w="1369" w:type="dxa"/>
-                  <w:vAlign w:val="bottom"/>
-                </w:tcPr>
-                <w:p>
-                  <w:pPr>
-                    <w:spacing w:after="0" w:line="240" w:lineRule="auto"/>
-                    <w:jc w:val="both"/>
-                    <w:rPr>
-                      <w:rFonts w:ascii="Open Sans" w:hAnsi="Open Sans" w:cs="Open Sans"/>
-                      <w:b/>
-                      <w:bCs/>
-                      <w:sz w:val="16"/>
-                      <w:szCs w:val="16"/>
-                      <w:lang w:val="en-US"/>
-                    </w:rPr>
-                  </w:pPr>
-                  <w:r>
-                    <w:rPr>
-                      <w:rFonts w:ascii="Open Sans" w:hAnsi="Open Sans" w:cs="Open Sans"/>
-                      <w:b/>
-                      <w:bCs/>
-                      <w:sz w:val="16"/>
-                      <w:szCs w:val="16"/>
-                      <w:lang w:val="en-US"/>
-                    </w:rPr>
-                    <w:t>Date</w:t>
-                  </w:r>
-                </w:p>
-              </w:tc>
-              <w:tc>
-                <w:tcPr>
-                  <w:tcW w:w="3633" w:type="dxa"/>
-                  <w:tcBorders>
-                    <w:top w:val="single" w:sz="4" w:space="0" w:color="auto"/>
-                    <w:bottom w:val="single" w:sz="4" w:space="0" w:color="auto"/>
-                  </w:tcBorders>
-                  <w:vAlign w:val="bottom"/>
-                </w:tcPr>
-                <w:p>
-                  <w:pPr>
-                    <w:spacing w:after="0" w:line="240" w:lineRule="auto"/>
-                    <w:jc w:val="both"/>
-                    <w:rPr>
-                      <w:rFonts w:ascii="Open Sans" w:hAnsi="Open Sans" w:cs="Open Sans"/>
-                      <w:sz w:val="16"/>
-                      <w:szCs w:val="16"/>
-                      <w:lang w:val="en-US"/>
-                    </w:rPr>
-                  </w:pPr>
-                </w:p>
-              </w:tc>
-            </w:tr>
-          </w:tbl>
-          <w:p>
-            <w:pPr>
-              <w:spacing w:after="0" w:line="240" w:lineRule="auto"/>
-              <w:jc w:val="both"/>
-              <w:rPr>
-                <w:rFonts w:ascii="Open Sans" w:hAnsi="Open Sans" w:cs="Open Sans"/>
-                <w:sz w:val="16"/>
-                <w:szCs w:val="16"/>
-                <w:lang w:val="en-US"/>
-              </w:rPr>
-            </w:pPr>
-          </w:p>
-          <w:p>
-            <w:pPr>
-              <w:spacing w:after="0" w:line="240" w:lineRule="auto"/>
-              <w:jc w:val="both"/>
-              <w:rPr>
-                <w:rFonts w:ascii="Open Sans" w:hAnsi="Open Sans" w:cs="Open Sans"/>
-                <w:sz w:val="16"/>
-                <w:szCs w:val="16"/>
-                <w:lang w:val="en-US"/>
-              </w:rPr>
-            </w:pPr>
-          </w:p>
-          <w:p>
-            <w:pPr>
-              <w:spacing w:after="0" w:line="240" w:lineRule="auto"/>
-              <w:jc w:val="both"/>
-              <w:rPr>
-                <w:rFonts w:ascii="Open Sans" w:hAnsi="Open Sans" w:cs="Open Sans"/>
-                <w:sz w:val="16"/>
-                <w:szCs w:val="16"/>
-                <w:lang w:val="en-US"/>
-              </w:rPr>
-            </w:pPr>
-          </w:p>
-          <w:p>
-            <w:pPr>
-              <w:spacing w:after="0" w:line="240" w:lineRule="auto"/>
-              <w:rPr>
-                <w:rFonts w:ascii="Open Sans" w:eastAsia="Aptos" w:hAnsi="Open Sans" w:cs="Open Sans"/>
-                <w:b/>
-                <w:bCs/>
-                <w:sz w:val="16"/>
-                <w:szCs w:val="16"/>
-                <w:lang w:val="en-US"/>
-              </w:rPr>
-            </w:pPr>
-          </w:p>
-          <w:p>
-            <w:pPr>
-              <w:spacing w:after="0" w:line="240" w:lineRule="auto"/>
-              <w:rPr>
-                <w:rFonts w:ascii="Open Sans" w:hAnsi="Open Sans" w:cs="Open Sans"/>
-                <w:b/>
-                <w:bCs/>
-                <w:sz w:val="16"/>
-                <w:szCs w:val="16"/>
-                <w:lang w:val="en-US"/>
-              </w:rPr>
-            </w:pPr>
-            <w:r>
-              <w:rPr>
-                <w:rFonts w:ascii="Open Sans" w:eastAsia="Aptos" w:hAnsi="Open Sans" w:cs="Open Sans"/>
-                <w:b/>
-                <w:bCs/>
-                <w:sz w:val="16"/>
-                <w:szCs w:val="16"/>
-                <w:lang w:val="en-US"/>
-              </w:rPr>
-              <w:t>Foodesign Conceptual Events Policies</w:t>
-            </w:r>
-          </w:p>
-          <w:p>
-            <w:pPr>
-              <w:spacing w:after="0" w:line="240" w:lineRule="auto"/>
-              <w:rPr>
-                <w:rFonts w:ascii="Open Sans" w:hAnsi="Open Sans" w:cs="Open Sans"/>
-                <w:sz w:val="16"/>
-                <w:szCs w:val="16"/>
-                <w:lang w:val="en-US"/>
-              </w:rPr>
-            </w:pPr>
-          </w:p>
-          <w:p>
-            <w:pPr>
-              <w:spacing w:after="0" w:line="240" w:lineRule="auto"/>
-              <w:jc w:val="both"/>
-              <w:rPr>
-                <w:rFonts w:ascii="Open Sans" w:hAnsi="Open Sans" w:cs="Open Sans"/>
-                <w:sz w:val="16"/>
-                <w:szCs w:val="16"/>
-                <w:lang w:val="en-US"/>
-              </w:rPr>
-            </w:pPr>
-            <w:r>
-              <w:rPr>
-                <w:rFonts w:ascii="Open Sans" w:eastAsia="Aptos" w:hAnsi="Open Sans" w:cs="Open Sans"/>
-                <w:sz w:val="16"/>
-                <w:szCs w:val="16"/>
-                <w:lang w:val="en-US"/>
-              </w:rPr>
-              <w:t>The fees and pricing quoted in this proposal are estimates based on the client’s guaranteed minimum guest count and guaranteed time duration. If more guests are served or the caterer’s services are needed for additional time not included in the client’s estimated duration, the caterer reserves the right to charge a fair price for the additional food, drink, labor and services required. If fewer guests attend or less time is needed, the caterer will still be paid according to the guaranteed minimum guest count and time duration.</w:t>
-            </w:r>
-          </w:p>
-          <w:p>
-            <w:pPr>
-              <w:spacing w:after="0" w:line="240" w:lineRule="auto"/>
-              <w:jc w:val="both"/>
-              <w:rPr>
-                <w:rFonts w:ascii="Open Sans" w:hAnsi="Open Sans" w:cs="Open Sans"/>
-                <w:sz w:val="16"/>
-                <w:szCs w:val="16"/>
-                <w:lang w:val="en-US"/>
-              </w:rPr>
-            </w:pPr>
-          </w:p>
-          <w:p>
-            <w:pPr>
-              <w:spacing w:after="0" w:line="240" w:lineRule="auto"/>
-              <w:jc w:val="both"/>
-              <w:rPr>
-                <w:rFonts w:ascii="Open Sans" w:hAnsi="Open Sans" w:cs="Open Sans"/>
-                <w:b/>
-                <w:bCs/>
-                <w:sz w:val="16"/>
-                <w:szCs w:val="16"/>
-                <w:lang w:val="en-US"/>
-              </w:rPr>
-            </w:pPr>
-            <w:r>
-              <w:rPr>
-                <w:rFonts w:ascii="Open Sans" w:eastAsia="Aptos" w:hAnsi="Open Sans" w:cs="Open Sans"/>
-                <w:b/>
-                <w:bCs/>
-                <w:sz w:val="16"/>
-                <w:szCs w:val="16"/>
-                <w:lang w:val="en-US"/>
-              </w:rPr>
-              <w:t>Deposit</w:t>
-            </w:r>
-          </w:p>
-          <w:p>
-            <w:pPr>
-              <w:spacing w:after="0" w:line="240" w:lineRule="auto"/>
-              <w:jc w:val="both"/>
-              <w:rPr>
-                <w:rFonts w:ascii="Open Sans" w:hAnsi="Open Sans" w:cs="Open Sans"/>
-                <w:sz w:val="16"/>
-                <w:szCs w:val="16"/>
-                <w:lang w:val="en-US"/>
-              </w:rPr>
-            </w:pPr>
-            <w:r>
-              <w:rPr>
-                <w:rFonts w:ascii="Open Sans" w:eastAsia="Aptos" w:hAnsi="Open Sans" w:cs="Open Sans"/>
-                <w:sz w:val="16"/>
-                <w:szCs w:val="16"/>
-                <w:lang w:val="en-US"/>
-              </w:rPr>
-              <w:t>An initial deposit of 50% of the Final total costs is required to contract the caterer for the event. Upon cancellation of the caterer’s services within 31 days of the planned event date, a full refund of the deposit will be supplied. If the caterer’s services are canceled within 25 to 30 days of the event, 50% of the deposit will be refunded. If cancellation notice is given less than 25 days before the event, no refund of the deposit will be supplied.</w:t>
-            </w:r>
-          </w:p>
-          <w:p>
-            <w:pPr>
-              <w:spacing w:after="0" w:line="240" w:lineRule="auto"/>
-              <w:jc w:val="both"/>
-              <w:rPr>
-                <w:rFonts w:ascii="Open Sans" w:hAnsi="Open Sans" w:cs="Open Sans"/>
-                <w:sz w:val="16"/>
-                <w:szCs w:val="16"/>
-                <w:lang w:val="en-US"/>
-              </w:rPr>
-            </w:pPr>
-          </w:p>
-          <w:p>
-            <w:pPr>
-              <w:spacing w:after="0" w:line="240" w:lineRule="auto"/>
-              <w:jc w:val="both"/>
-              <w:rPr>
-                <w:rFonts w:ascii="Open Sans" w:hAnsi="Open Sans" w:cs="Open Sans"/>
-                <w:sz w:val="16"/>
-                <w:szCs w:val="16"/>
-                <w:lang w:val="en-US"/>
-              </w:rPr>
-            </w:pPr>
-            <w:r>
-              <w:rPr>
-                <w:rFonts w:ascii="Open Sans" w:eastAsia="Aptos" w:hAnsi="Open Sans" w:cs="Open Sans"/>
-                <w:b/>
-                <w:bCs/>
-                <w:sz w:val="16"/>
-                <w:szCs w:val="16"/>
-                <w:lang w:val="en-US"/>
-              </w:rPr>
-              <w:t>Terms</w:t>
-            </w:r>
-          </w:p>
-          <w:p>
-            <w:pPr>
-              <w:spacing w:after="0" w:line="240" w:lineRule="auto"/>
-              <w:jc w:val="both"/>
-              <w:rPr>
-                <w:rFonts w:ascii="Open Sans" w:hAnsi="Open Sans" w:cs="Open Sans"/>
-                <w:sz w:val="16"/>
-                <w:szCs w:val="16"/>
-                <w:lang w:val="en-US"/>
-              </w:rPr>
-            </w:pPr>
-            <w:r>
-              <w:rPr>
-                <w:rFonts w:ascii="Open Sans" w:eastAsia="Aptos" w:hAnsi="Open Sans" w:cs="Open Sans"/>
-                <w:sz w:val="16"/>
-                <w:szCs w:val="16"/>
-                <w:lang w:val="en-US"/>
-              </w:rPr>
-              <w:t>Terms for payment of the event are the following:</w:t>
-            </w:r>
-          </w:p>
-          <w:p>
-            <w:pPr>
-              <w:pStyle w:val="Prrafodelista"/>
-              <w:numPr>
-                <w:ilvl w:val="0"/>
-                <w:numId w:val="2"/>
-              </w:numPr>
-              <w:spacing w:after="0" w:line="240" w:lineRule="auto"/>
-              <w:ind w:left="372"/>
-              <w:jc w:val="both"/>
-              <w:rPr>
-                <w:rFonts w:ascii="Open Sans" w:hAnsi="Open Sans" w:cs="Open Sans"/>
-                <w:sz w:val="16"/>
-                <w:szCs w:val="16"/>
-                <w:lang w:val="en-US"/>
-              </w:rPr>
-            </w:pPr>
-            <w:r>
-              <w:rPr>
-                <w:rFonts w:ascii="Open Sans" w:eastAsia="Aptos" w:hAnsi="Open Sans" w:cs="Open Sans"/>
-                <w:sz w:val="16"/>
-                <w:szCs w:val="16"/>
-                <w:lang w:val="en-US"/>
-              </w:rPr>
-              <w:t>The quoted Final cost, minus the deposit, must be paid a week before the event.</w:t>
-            </w:r>
-          </w:p>
-          <w:p>
-            <w:pPr>
-              <w:pStyle w:val="Prrafodelista"/>
-              <w:numPr>
-                <w:ilvl w:val="0"/>
-                <w:numId w:val="2"/>
-              </w:numPr>
-              <w:spacing w:after="0" w:line="240" w:lineRule="auto"/>
-              <w:ind w:left="372"/>
-              <w:jc w:val="both"/>
-              <w:rPr>
-                <w:rFonts w:ascii="Open Sans" w:hAnsi="Open Sans" w:cs="Open Sans"/>
-                <w:sz w:val="16"/>
-                <w:szCs w:val="16"/>
-                <w:lang w:val="en-US"/>
-              </w:rPr>
-            </w:pPr>
-            <w:r>
-              <w:rPr>
-                <w:rFonts w:ascii="Open Sans" w:eastAsia="Aptos" w:hAnsi="Open Sans" w:cs="Open Sans"/>
-                <w:sz w:val="16"/>
-                <w:szCs w:val="16"/>
-                <w:lang w:val="en-US"/>
-              </w:rPr>
-              <w:t>Any added costs due to higher than minimum guaranteed guest counts, extra ser vices or additional duration of services will be billed to the client within 3 business days after the event and must be paid within 5 business days after the event.</w:t>
-            </w:r>
-          </w:p>
-          <w:p>
-            <w:pPr>
-              <w:pStyle w:val="Prrafodelista"/>
-              <w:numPr>
-                <w:ilvl w:val="0"/>
-                <w:numId w:val="2"/>
-              </w:numPr>
-              <w:spacing w:after="0" w:line="240" w:lineRule="auto"/>
-              <w:ind w:left="372"/>
-              <w:jc w:val="both"/>
-              <w:rPr>
-                <w:rFonts w:ascii="Open Sans" w:hAnsi="Open Sans" w:cs="Open Sans"/>
-                <w:sz w:val="16"/>
-                <w:szCs w:val="16"/>
-                <w:lang w:val="en-US"/>
-              </w:rPr>
-            </w:pPr>
-            <w:r>
-              <w:rPr>
-                <w:rFonts w:ascii="Open Sans" w:eastAsia="Aptos" w:hAnsi="Open Sans" w:cs="Open Sans"/>
-                <w:sz w:val="16"/>
-                <w:szCs w:val="16"/>
-                <w:lang w:val="en-US"/>
-              </w:rPr>
-              <w:t>If payment is not received according to the terms of this contract, the caterer reserves the right to take legal action and charge a fair amount of interest on the billed amount.</w:t>
-            </w:r>
-          </w:p>
-          <w:p>
-            <w:pPr>
-              <w:pStyle w:val="Prrafodelista"/>
-              <w:numPr>
-                <w:ilvl w:val="0"/>
-                <w:numId w:val="2"/>
-              </w:numPr>
-              <w:spacing w:after="0" w:line="240" w:lineRule="auto"/>
-              <w:ind w:left="372"/>
-              <w:jc w:val="both"/>
-              <w:rPr>
-                <w:rFonts w:ascii="Open Sans" w:hAnsi="Open Sans" w:cs="Open Sans"/>
-                <w:sz w:val="16"/>
-                <w:szCs w:val="16"/>
-                <w:lang w:val="en-US"/>
-              </w:rPr>
-            </w:pPr>
-            <w:r>
-              <w:rPr>
-                <w:rFonts w:ascii="Open Sans" w:eastAsia="Aptos" w:hAnsi="Open Sans" w:cs="Open Sans"/>
-                <w:sz w:val="16"/>
-                <w:szCs w:val="16"/>
-                <w:lang w:val="en-US"/>
-              </w:rPr>
-              <w:t>Foodesign Conceptual Events accept cash, MasterCard, Visa, Amex or Personal Checks as Payment Options. If Mastercard, Visa, or AMEX is the preferred payment method, a 3.8% credit card fee will be added to the total amount.</w:t>
-            </w:r>
-          </w:p>
-          <w:p>
-            <w:pPr>
-              <w:pStyle w:val="Prrafodelista"/>
-              <w:numPr>
-                <w:ilvl w:val="0"/>
-                <w:numId w:val="2"/>
-              </w:numPr>
-              <w:spacing w:after="0" w:line="240" w:lineRule="auto"/>
-              <w:ind w:left="372"/>
-              <w:jc w:val="both"/>
-              <w:rPr>
-                <w:rFonts w:ascii="Open Sans" w:hAnsi="Open Sans" w:cs="Open Sans"/>
-                <w:sz w:val="16"/>
-                <w:szCs w:val="16"/>
-                <w:lang w:val="en-US"/>
-              </w:rPr>
-            </w:pPr>
-            <w:r>
-              <w:rPr>
-                <w:rFonts w:ascii="Open Sans" w:eastAsia="Aptos" w:hAnsi="Open Sans" w:cs="Open Sans"/>
-                <w:sz w:val="16"/>
-                <w:szCs w:val="16"/>
-                <w:lang w:val="en-US"/>
-              </w:rPr>
-              <w:t>Foodesign Conceptual Events will not be liable for a failure to perform this contract due to delays, strikes, storms, accidents, venue accessibility, or other causes beyond its control</w:t>
-            </w:r>
-          </w:p>
-          <w:p>
-            <w:pPr>
-              <w:pStyle w:val="Prrafodelista"/>
-              <w:spacing w:after="0" w:line="240" w:lineRule="auto"/>
-              <w:ind w:left="372"/>
-              <w:jc w:val="both"/>
-              <w:rPr>
-                <w:rFonts w:ascii="Open Sans" w:hAnsi="Open Sans" w:cs="Open Sans"/>
-                <w:sz w:val="16"/>
-                <w:szCs w:val="16"/>
-                <w:lang w:val="en-US"/>
-              </w:rPr>
-            </w:pPr>
-          </w:p>
-          <w:p>
-            <w:pPr>
-              <w:pStyle w:val="Prrafodelista"/>
-              <w:spacing w:after="0" w:line="240" w:lineRule="auto"/>
-              <w:ind w:left="372"/>
-              <w:jc w:val="both"/>
-              <w:rPr>
-                <w:rFonts w:ascii="Open Sans" w:hAnsi="Open Sans" w:cs="Open Sans"/>
-                <w:sz w:val="16"/>
-                <w:szCs w:val="16"/>
-                <w:lang w:val="en-US"/>
-              </w:rPr>
-            </w:pPr>
-            <w:r>
-              <w:rPr>
-                <w:rFonts w:ascii="Open Sans" w:eastAsia="Aptos" w:hAnsi="Open Sans" w:cs="Open Sans"/>
-                <w:sz w:val="16"/>
-                <w:szCs w:val="16"/>
-                <w:lang w:val="en-US"/>
-              </w:rPr>
-              <w:t>I, ______________________, hereby contract the caterer’s services as listed and quoted in this proposal according to the terms and conditions herein.</w:t>
-            </w:r>
-          </w:p>
-          <w:p>
-            <w:pPr>
-              <w:spacing w:after="0" w:line="240" w:lineRule="auto"/>
-              <w:rPr>
-                <w:rFonts w:ascii="Open Sans" w:eastAsia="Aptos" w:hAnsi="Open Sans" w:cs="Open Sans"/>
-                <w:b/>
-                <w:color w:val="612D4B"/>
-                <w:sz w:val="16"/>
-                <w:szCs w:val="16"/>
-                <w:lang w:val="en-US"/>
-              </w:rPr>
-            </w:pPr>
-            <w:r>
-              <w:rPr>
-                <w:rFonts w:ascii="Open Sans" w:eastAsia="Aptos" w:hAnsi="Open Sans" w:cs="Open Sans"/>
-                <w:sz w:val="16"/>
-                <w:szCs w:val="16"/>
-                <w:lang w:val="en-US"/>
-              </w:rPr>
-              <w:br/>
-            </w:r>
-            <w:r>
-              <w:rPr>
-                <w:rFonts w:ascii="Open Sans" w:eastAsia="Aptos" w:hAnsi="Open Sans" w:cs="Open Sans"/>
-                <w:sz w:val="16"/>
-                <w:szCs w:val="16"/>
-                <w:lang w:val="en-US"/>
-              </w:rPr>
-              <w:t>_________________________________________</w:t>
-            </w:r>
-            <w:r>
-              <w:rPr>
-                <w:rFonts w:ascii="Open Sans" w:eastAsia="Aptos" w:hAnsi="Open Sans" w:cs="Open Sans"/>
-                <w:sz w:val="16"/>
-                <w:szCs w:val="16"/>
-                <w:lang w:val="en-US"/>
-              </w:rPr>
-              <w:br/>
               <w:t>Client’s Signature &amp; Date</w:t>
             </w:r>
           </w:p>
